--- a/Java/Stream API.docx
+++ b/Java/Stream API.docx
@@ -1,6 +1,6 @@
 
 <file path=word/document.xml><?xml version="1.0" encoding="utf-8"?>
-<w:document xmlns:wpc="http://schemas.microsoft.com/office/word/2010/wordprocessingCanvas" xmlns:cx="http://schemas.microsoft.com/office/drawing/2014/chartex" xmlns:cx1="http://schemas.microsoft.com/office/drawing/2015/9/8/chartex" xmlns:cx2="http://schemas.microsoft.com/office/drawing/2015/10/21/chartex" xmlns:cx3="http://schemas.microsoft.com/office/drawing/2016/5/9/chartex" xmlns:cx4="http://schemas.microsoft.com/office/drawing/2016/5/10/chartex" xmlns:cx5="http://schemas.microsoft.com/office/drawing/2016/5/11/chartex" xmlns:cx6="http://schemas.microsoft.com/office/drawing/2016/5/12/chartex" xmlns:cx7="http://schemas.microsoft.com/office/drawing/2016/5/13/chartex" xmlns:cx8="http://schemas.microsoft.com/office/drawing/2016/5/14/chartex" xmlns:mc="http://schemas.openxmlformats.org/markup-compatibility/2006" xmlns:aink="http://schemas.microsoft.com/office/drawing/2016/ink" xmlns:am3d="http://schemas.microsoft.com/office/drawing/2017/model3d" xmlns:o="urn:schemas-microsoft-com:office:office" xmlns:oel="http://schemas.microsoft.com/office/2019/extlst" xmlns:r="http://schemas.openxmlformats.org/officeDocument/2006/relationships" xmlns:m="http://schemas.openxmlformats.org/officeDocument/2006/math" xmlns:v="urn:schemas-microsoft-com:vml" xmlns:wp14="http://schemas.microsoft.com/office/word/2010/wordprocessingDrawing" xmlns:wp="http://schemas.openxmlformats.org/drawingml/2006/wordprocessingDrawing" xmlns:w10="urn:schemas-microsoft-com:office:word" xmlns:w="http://schemas.openxmlformats.org/wordprocessingml/2006/main" xmlns:w14="http://schemas.microsoft.com/office/word/2010/wordml" xmlns:w15="http://schemas.microsoft.com/office/word/2012/wordml" xmlns:w16cex="http://schemas.microsoft.com/office/word/2018/wordml/cex" xmlns:w16cid="http://schemas.microsoft.com/office/word/2016/wordml/cid" xmlns:w16="http://schemas.microsoft.com/office/word/2018/wordml" xmlns:w16sdtdh="http://schemas.microsoft.com/office/word/2020/wordml/sdtdatahash" xmlns:w16se="http://schemas.microsoft.com/office/word/2015/wordml/symex" xmlns:wpg="http://schemas.microsoft.com/office/word/2010/wordprocessingGroup" xmlns:wpi="http://schemas.microsoft.com/office/word/2010/wordprocessingInk" xmlns:wne="http://schemas.microsoft.com/office/word/2006/wordml" xmlns:wps="http://schemas.microsoft.com/office/word/2010/wordprocessingShape" mc:Ignorable="w14 w15 w16se w16cid w16 w16cex w16sdtdh wp14">
+<w:document xmlns:wpc="http://schemas.microsoft.com/office/word/2010/wordprocessingCanvas" xmlns:cx="http://schemas.microsoft.com/office/drawing/2014/chartex" xmlns:cx1="http://schemas.microsoft.com/office/drawing/2015/9/8/chartex" xmlns:cx2="http://schemas.microsoft.com/office/drawing/2015/10/21/chartex" xmlns:cx3="http://schemas.microsoft.com/office/drawing/2016/5/9/chartex" xmlns:cx4="http://schemas.microsoft.com/office/drawing/2016/5/10/chartex" xmlns:cx5="http://schemas.microsoft.com/office/drawing/2016/5/11/chartex" xmlns:cx6="http://schemas.microsoft.com/office/drawing/2016/5/12/chartex" xmlns:cx7="http://schemas.microsoft.com/office/drawing/2016/5/13/chartex" xmlns:cx8="http://schemas.microsoft.com/office/drawing/2016/5/14/chartex" xmlns:mc="http://schemas.openxmlformats.org/markup-compatibility/2006" xmlns:aink="http://schemas.microsoft.com/office/drawing/2016/ink" xmlns:am3d="http://schemas.microsoft.com/office/drawing/2017/model3d" xmlns:o="urn:schemas-microsoft-com:office:office" xmlns:oel="http://schemas.microsoft.com/office/2019/extlst" xmlns:r="http://schemas.openxmlformats.org/officeDocument/2006/relationships" xmlns:m="http://schemas.openxmlformats.org/officeDocument/2006/math" xmlns:v="urn:schemas-microsoft-com:vml" xmlns:wp14="http://schemas.microsoft.com/office/word/2010/wordprocessingDrawing" xmlns:wp="http://schemas.openxmlformats.org/drawingml/2006/wordprocessingDrawing" xmlns:w10="urn:schemas-microsoft-com:office:word" xmlns:w="http://schemas.openxmlformats.org/wordprocessingml/2006/main" xmlns:w14="http://schemas.microsoft.com/office/word/2010/wordml" xmlns:w15="http://schemas.microsoft.com/office/word/2012/wordml" xmlns:w16cex="http://schemas.microsoft.com/office/word/2018/wordml/cex" xmlns:w16cid="http://schemas.microsoft.com/office/word/2016/wordml/cid" xmlns:w16="http://schemas.microsoft.com/office/word/2018/wordml" xmlns:w16du="http://schemas.microsoft.com/office/word/2023/wordml/word16du" xmlns:w16sdtdh="http://schemas.microsoft.com/office/word/2020/wordml/sdtdatahash" xmlns:w16sdtfl="http://schemas.microsoft.com/office/word/2024/wordml/sdtformatlock" xmlns:w16se="http://schemas.microsoft.com/office/word/2015/wordml/symex" xmlns:wpg="http://schemas.microsoft.com/office/word/2010/wordprocessingGroup" xmlns:wpi="http://schemas.microsoft.com/office/word/2010/wordprocessingInk" xmlns:wne="http://schemas.microsoft.com/office/word/2006/wordml" xmlns:wps="http://schemas.microsoft.com/office/word/2010/wordprocessingShape" mc:Ignorable="w14 w15 w16se w16cid w16 w16cex w16sdtdh w16sdtfl w16du wp14">
   <w:body>
     <w:p>
       <w:pPr>
@@ -36,7 +36,19 @@
         <w:rPr>
           <w:lang w:val="en-US"/>
         </w:rPr>
-        <w:t>a fuctional manner.</w:t>
+        <w:t xml:space="preserve">a </w:t>
+      </w:r>
+      <w:r>
+        <w:rPr>
+          <w:lang w:val="en-US"/>
+        </w:rPr>
+        <w:t>functional</w:t>
+      </w:r>
+      <w:r>
+        <w:rPr>
+          <w:lang w:val="en-US"/>
+        </w:rPr>
+        <w:t xml:space="preserve"> manner.</w:t>
       </w:r>
     </w:p>
     <w:p>
@@ -68,7 +80,49 @@
         <w:rPr>
           <w:lang w:val="en-US"/>
         </w:rPr>
-        <w:t xml:space="preserve">Stream stream = collectionObj.stream() ; </w:t>
+        <w:t xml:space="preserve">Stream </w:t>
+      </w:r>
+      <w:proofErr w:type="spellStart"/>
+      <w:r>
+        <w:rPr>
+          <w:lang w:val="en-US"/>
+        </w:rPr>
+        <w:t>stream</w:t>
+      </w:r>
+      <w:proofErr w:type="spellEnd"/>
+      <w:r>
+        <w:rPr>
+          <w:lang w:val="en-US"/>
+        </w:rPr>
+        <w:t xml:space="preserve"> = </w:t>
+      </w:r>
+      <w:proofErr w:type="spellStart"/>
+      <w:r>
+        <w:rPr>
+          <w:lang w:val="en-US"/>
+        </w:rPr>
+        <w:t>collectionObj.stream</w:t>
+      </w:r>
+      <w:proofErr w:type="spellEnd"/>
+      <w:r>
+        <w:rPr>
+          <w:lang w:val="en-US"/>
+        </w:rPr>
+        <w:t>(</w:t>
+      </w:r>
+      <w:proofErr w:type="gramStart"/>
+      <w:r>
+        <w:rPr>
+          <w:lang w:val="en-US"/>
+        </w:rPr>
+        <w:t>) ;</w:t>
+      </w:r>
+      <w:proofErr w:type="gramEnd"/>
+      <w:r>
+        <w:rPr>
+          <w:lang w:val="en-US"/>
+        </w:rPr>
+        <w:t xml:space="preserve"> </w:t>
       </w:r>
     </w:p>
     <w:p>
@@ -85,34 +139,32 @@
           <w:bCs/>
           <w:lang w:val="en-US"/>
         </w:rPr>
-        <w:t xml:space="preserve">Advantages </w:t>
-      </w:r>
-      <w:r>
-        <w:rPr>
-          <w:b/>
-          <w:bCs/>
+        <w:t>Advantages:</w:t>
+      </w:r>
+    </w:p>
+    <w:p>
+      <w:pPr>
+        <w:rPr>
+          <w:lang w:val="en-US"/>
+        </w:rPr>
+      </w:pPr>
+      <w:r>
+        <w:rPr>
+          <w:lang w:val="en-US"/>
+        </w:rPr>
+        <w:t>Conciseness</w:t>
+      </w:r>
+      <w:r>
+        <w:rPr>
           <w:lang w:val="en-US"/>
         </w:rPr>
         <w:t>:</w:t>
       </w:r>
-    </w:p>
-    <w:p>
-      <w:pPr>
-        <w:rPr>
-          <w:lang w:val="en-US"/>
-        </w:rPr>
-      </w:pPr>
-      <w:r>
-        <w:rPr>
-          <w:lang w:val="en-US"/>
-        </w:rPr>
-        <w:t>Conciseness</w:t>
-      </w:r>
-      <w:r>
-        <w:rPr>
-          <w:lang w:val="en-US"/>
-        </w:rPr>
-        <w:t xml:space="preserve"> : </w:t>
+      <w:r>
+        <w:rPr>
+          <w:lang w:val="en-US"/>
+        </w:rPr>
+        <w:t xml:space="preserve"> </w:t>
       </w:r>
       <w:r>
         <w:rPr>
@@ -143,13 +195,25 @@
         <w:rPr>
           <w:lang w:val="en-US"/>
         </w:rPr>
-        <w:t xml:space="preserve"> / Lazy evaluation </w:t>
-      </w:r>
-      <w:r>
-        <w:rPr>
-          <w:lang w:val="en-US"/>
-        </w:rPr>
-        <w:t>: Java Streams can improve the performance of your code by performing operations lazily and only on the elements of the stream that are actually used</w:t>
+        <w:t xml:space="preserve"> / Lazy </w:t>
+      </w:r>
+      <w:r>
+        <w:rPr>
+          <w:lang w:val="en-US"/>
+        </w:rPr>
+        <w:t>evaluation:</w:t>
+      </w:r>
+      <w:r>
+        <w:rPr>
+          <w:lang w:val="en-US"/>
+        </w:rPr>
+        <w:t xml:space="preserve"> Java Streams can improve the performance of your code by performing operations lazily and only on the elements of the stream that are </w:t>
+      </w:r>
+      <w:r>
+        <w:rPr>
+          <w:lang w:val="en-US"/>
+        </w:rPr>
+        <w:t>used</w:t>
       </w:r>
       <w:r>
         <w:rPr>
@@ -168,7 +232,19 @@
         <w:rPr>
           <w:lang w:val="en-US"/>
         </w:rPr>
-        <w:t>Parallelization: Java Streams can be easily parallelized, which means that operations can be performed on multiple elements of the stream simultaneously.This can help to improve the performance of your code on multi-core processors</w:t>
+        <w:t xml:space="preserve">Parallelization: Java Streams can be easily parallelized, which means that operations can be performed on multiple elements of the stream </w:t>
+      </w:r>
+      <w:r>
+        <w:rPr>
+          <w:lang w:val="en-US"/>
+        </w:rPr>
+        <w:t>simultaneously. This</w:t>
+      </w:r>
+      <w:r>
+        <w:rPr>
+          <w:lang w:val="en-US"/>
+        </w:rPr>
+        <w:t xml:space="preserve"> can help to improve the performance of your code on multi-core processors</w:t>
       </w:r>
       <w:r>
         <w:rPr>
@@ -184,24 +260,46 @@
           <w:lang w:val="en-US"/>
         </w:rPr>
       </w:pPr>
-      <w:r>
-        <w:rPr>
-          <w:lang w:val="en-US"/>
-        </w:rPr>
-        <w:t>map()</w:t>
-      </w:r>
-    </w:p>
-    <w:p>
-      <w:pPr>
-        <w:rPr>
-          <w:lang w:val="en-US"/>
-        </w:rPr>
-      </w:pPr>
-      <w:r>
-        <w:rPr>
-          <w:lang w:val="en-US"/>
-        </w:rPr>
-        <w:t>In Java 8, the map() method is an intermediate operation provided by the Stream interface. It is used to transform the elements of a stream by applying a function to each element</w:t>
+      <w:proofErr w:type="gramStart"/>
+      <w:r>
+        <w:rPr>
+          <w:lang w:val="en-US"/>
+        </w:rPr>
+        <w:t>map(</w:t>
+      </w:r>
+      <w:proofErr w:type="gramEnd"/>
+      <w:r>
+        <w:rPr>
+          <w:lang w:val="en-US"/>
+        </w:rPr>
+        <w:t>)</w:t>
+      </w:r>
+    </w:p>
+    <w:p>
+      <w:pPr>
+        <w:rPr>
+          <w:lang w:val="en-US"/>
+        </w:rPr>
+      </w:pPr>
+      <w:r>
+        <w:rPr>
+          <w:lang w:val="en-US"/>
+        </w:rPr>
+        <w:t xml:space="preserve">In Java 8, the </w:t>
+      </w:r>
+      <w:proofErr w:type="gramStart"/>
+      <w:r>
+        <w:rPr>
+          <w:lang w:val="en-US"/>
+        </w:rPr>
+        <w:t>map(</w:t>
+      </w:r>
+      <w:proofErr w:type="gramEnd"/>
+      <w:r>
+        <w:rPr>
+          <w:lang w:val="en-US"/>
+        </w:rPr>
+        <w:t>) method is an intermediate operation provided by the Stream interface. It is used to transform the elements of a stream by applying a function to each element</w:t>
       </w:r>
       <w:r>
         <w:rPr>
@@ -220,7 +318,21 @@
         <w:rPr>
           <w:lang w:val="en-US"/>
         </w:rPr>
-        <w:t>The map() operation takes a Function as a parameter, which is called for each value in the input stream and produces one result value sent to the output stream</w:t>
+        <w:t xml:space="preserve">The </w:t>
+      </w:r>
+      <w:proofErr w:type="gramStart"/>
+      <w:r>
+        <w:rPr>
+          <w:lang w:val="en-US"/>
+        </w:rPr>
+        <w:t>map(</w:t>
+      </w:r>
+      <w:proofErr w:type="gramEnd"/>
+      <w:r>
+        <w:rPr>
+          <w:lang w:val="en-US"/>
+        </w:rPr>
+        <w:t>) operation takes a Function as a parameter, which is called for each value in the input stream and produces one result value sent to the output stream</w:t>
       </w:r>
       <w:r>
         <w:rPr>
@@ -305,12 +417,14 @@
       <w:r>
         <w:t xml:space="preserve"> </w:t>
       </w:r>
+      <w:proofErr w:type="spellStart"/>
       <w:r>
         <w:rPr>
           <w:color w:val="0000FF"/>
         </w:rPr>
         <w:t>getSquare</w:t>
       </w:r>
+      <w:proofErr w:type="spellEnd"/>
       <w:r>
         <w:rPr>
           <w:color w:val="666666"/>
@@ -324,8 +438,13 @@
         <w:t>int</w:t>
       </w:r>
       <w:r>
-        <w:t xml:space="preserve"> num</w:t>
-      </w:r>
+        <w:t xml:space="preserve"> </w:t>
+      </w:r>
+      <w:proofErr w:type="spellStart"/>
+      <w:r>
+        <w:t>num</w:t>
+      </w:r>
+      <w:proofErr w:type="spellEnd"/>
       <w:r>
         <w:rPr>
           <w:color w:val="666666"/>
@@ -350,16 +469,26 @@
         <w:t>return</w:t>
       </w:r>
       <w:r>
-        <w:t xml:space="preserve"> num</w:t>
-      </w:r>
+        <w:t xml:space="preserve"> </w:t>
+      </w:r>
+      <w:proofErr w:type="spellStart"/>
+      <w:r>
+        <w:t>num</w:t>
+      </w:r>
+      <w:proofErr w:type="spellEnd"/>
       <w:r>
         <w:rPr>
           <w:color w:val="666666"/>
         </w:rPr>
         <w:t>*</w:t>
       </w:r>
-      <w:r>
-        <w:t xml:space="preserve">num </w:t>
+      <w:proofErr w:type="spellStart"/>
+      <w:r>
+        <w:t>num</w:t>
+      </w:r>
+      <w:proofErr w:type="spellEnd"/>
+      <w:r>
+        <w:t xml:space="preserve"> </w:t>
       </w:r>
       <w:r>
         <w:rPr>
@@ -420,6 +549,7 @@
       <w:r>
         <w:t xml:space="preserve"> </w:t>
       </w:r>
+      <w:proofErr w:type="spellStart"/>
       <w:r>
         <w:rPr>
           <w:b/>
@@ -428,6 +558,7 @@
         </w:rPr>
         <w:t>JavaMain</w:t>
       </w:r>
+      <w:proofErr w:type="spellEnd"/>
       <w:r>
         <w:t xml:space="preserve"> </w:t>
       </w:r>
@@ -505,8 +636,13 @@
         <w:t>[]</w:t>
       </w:r>
       <w:r>
-        <w:t xml:space="preserve"> args</w:t>
-      </w:r>
+        <w:t xml:space="preserve"> </w:t>
+      </w:r>
+      <w:proofErr w:type="spellStart"/>
+      <w:r>
+        <w:t>args</w:t>
+      </w:r>
+      <w:proofErr w:type="spellEnd"/>
       <w:r>
         <w:rPr>
           <w:color w:val="666666"/>
@@ -520,7 +656,11 @@
         <w:shd w:val="clear" w:color="auto" w:fill="F8F8F8"/>
       </w:pPr>
       <w:r>
-        <w:t xml:space="preserve">        Io</w:t>
+        <w:t xml:space="preserve">        </w:t>
+      </w:r>
+      <w:proofErr w:type="spellStart"/>
+      <w:r>
+        <w:t>Io</w:t>
       </w:r>
       <w:r>
         <w:rPr>
@@ -534,6 +674,7 @@
         </w:rPr>
         <w:t>initializeIO</w:t>
       </w:r>
+      <w:proofErr w:type="spellEnd"/>
       <w:r>
         <w:rPr>
           <w:color w:val="666666"/>
@@ -567,7 +708,25 @@
           <w:iCs/>
           <w:color w:val="408080"/>
         </w:rPr>
-        <w:t xml:space="preserve">// Io.output.println() ; </w:t>
+        <w:t xml:space="preserve">// </w:t>
+      </w:r>
+      <w:proofErr w:type="spellStart"/>
+      <w:r>
+        <w:rPr>
+          <w:i/>
+          <w:iCs/>
+          <w:color w:val="408080"/>
+        </w:rPr>
+        <w:t>Io.output.println</w:t>
+      </w:r>
+      <w:proofErr w:type="spellEnd"/>
+      <w:r>
+        <w:rPr>
+          <w:i/>
+          <w:iCs/>
+          <w:color w:val="408080"/>
+        </w:rPr>
+        <w:t xml:space="preserve">() ; </w:t>
       </w:r>
     </w:p>
     <w:p>
@@ -603,7 +762,11 @@
         <w:t>=</w:t>
       </w:r>
       <w:r>
-        <w:t xml:space="preserve"> Arrays</w:t>
+        <w:t xml:space="preserve"> </w:t>
+      </w:r>
+      <w:proofErr w:type="spellStart"/>
+      <w:r>
+        <w:t>Arrays</w:t>
       </w:r>
       <w:r>
         <w:rPr>
@@ -617,6 +780,7 @@
         </w:rPr>
         <w:t>asList</w:t>
       </w:r>
+      <w:proofErr w:type="spellEnd"/>
       <w:r>
         <w:rPr>
           <w:color w:val="666666"/>
@@ -693,7 +857,15 @@
         <w:t>&gt;</w:t>
       </w:r>
       <w:r>
-        <w:t xml:space="preserve"> sqFun </w:t>
+        <w:t xml:space="preserve"> </w:t>
+      </w:r>
+      <w:proofErr w:type="spellStart"/>
+      <w:r>
+        <w:t>sqFun</w:t>
+      </w:r>
+      <w:proofErr w:type="spellEnd"/>
+      <w:r>
+        <w:t xml:space="preserve"> </w:t>
       </w:r>
       <w:r>
         <w:rPr>
@@ -716,8 +888,13 @@
         </w:rPr>
         <w:t>:</w:t>
       </w:r>
-      <w:r>
-        <w:t xml:space="preserve">getSquare </w:t>
+      <w:proofErr w:type="spellStart"/>
+      <w:r>
+        <w:t>getSquare</w:t>
+      </w:r>
+      <w:proofErr w:type="spellEnd"/>
+      <w:r>
+        <w:t xml:space="preserve"> </w:t>
       </w:r>
       <w:r>
         <w:rPr>
@@ -735,7 +912,11 @@
         <w:shd w:val="clear" w:color="auto" w:fill="F8F8F8"/>
       </w:pPr>
       <w:r>
-        <w:t xml:space="preserve">        list</w:t>
+        <w:t xml:space="preserve">        </w:t>
+      </w:r>
+      <w:proofErr w:type="spellStart"/>
+      <w:r>
+        <w:t>list</w:t>
       </w:r>
       <w:r>
         <w:rPr>
@@ -749,6 +930,7 @@
         </w:rPr>
         <w:t>stream</w:t>
       </w:r>
+      <w:proofErr w:type="spellEnd"/>
       <w:r>
         <w:rPr>
           <w:color w:val="666666"/>
@@ -767,27 +949,32 @@
         </w:rPr>
         <w:t>(</w:t>
       </w:r>
+      <w:proofErr w:type="spellStart"/>
       <w:r>
         <w:t>sqFun</w:t>
       </w:r>
+      <w:proofErr w:type="spellEnd"/>
       <w:r>
         <w:rPr>
           <w:color w:val="666666"/>
         </w:rPr>
         <w:t>).</w:t>
       </w:r>
+      <w:proofErr w:type="spellStart"/>
       <w:r>
         <w:rPr>
           <w:color w:val="7D9029"/>
         </w:rPr>
         <w:t>forEach</w:t>
       </w:r>
+      <w:proofErr w:type="spellEnd"/>
       <w:r>
         <w:rPr>
           <w:color w:val="666666"/>
         </w:rPr>
         <w:t>(</w:t>
       </w:r>
+      <w:proofErr w:type="spellStart"/>
       <w:r>
         <w:t>System</w:t>
       </w:r>
@@ -803,15 +990,18 @@
         </w:rPr>
         <w:t>out</w:t>
       </w:r>
+      <w:proofErr w:type="spellEnd"/>
       <w:r>
         <w:rPr>
           <w:color w:val="666666"/>
         </w:rPr>
         <w:t>::</w:t>
       </w:r>
+      <w:proofErr w:type="spellStart"/>
       <w:r>
         <w:t>println</w:t>
       </w:r>
+      <w:proofErr w:type="spellEnd"/>
       <w:r>
         <w:rPr>
           <w:color w:val="666666"/>
@@ -837,7 +1027,11 @@
         <w:shd w:val="clear" w:color="auto" w:fill="F8F8F8"/>
       </w:pPr>
       <w:r>
-        <w:t xml:space="preserve">        Io</w:t>
+        <w:t xml:space="preserve">        </w:t>
+      </w:r>
+      <w:proofErr w:type="spellStart"/>
+      <w:r>
+        <w:t>Io</w:t>
       </w:r>
       <w:r>
         <w:rPr>
@@ -851,6 +1045,7 @@
         </w:rPr>
         <w:t>closeIO</w:t>
       </w:r>
+      <w:proofErr w:type="spellEnd"/>
       <w:r>
         <w:rPr>
           <w:color w:val="666666"/>
@@ -932,6 +1127,7 @@
         </w:rPr>
         <w:t xml:space="preserve"> </w:t>
       </w:r>
+      <w:proofErr w:type="spellStart"/>
       <w:r>
         <w:rPr>
           <w:rFonts w:ascii="Times New Roman" w:hAnsi="Times New Roman" w:cs="Times New Roman"/>
@@ -942,6 +1138,7 @@
         </w:rPr>
         <w:t>JavaMain</w:t>
       </w:r>
+      <w:proofErr w:type="spellEnd"/>
       <w:r>
         <w:rPr>
           <w:rFonts w:ascii="Times New Roman" w:hAnsi="Times New Roman" w:cs="Times New Roman"/>
@@ -1073,8 +1270,17 @@
           <w:rFonts w:ascii="Times New Roman" w:hAnsi="Times New Roman" w:cs="Times New Roman"/>
           <w:kern w:val="0"/>
         </w:rPr>
-        <w:t xml:space="preserve"> args</w:t>
-      </w:r>
+        <w:t xml:space="preserve"> </w:t>
+      </w:r>
+      <w:proofErr w:type="spellStart"/>
+      <w:r>
+        <w:rPr>
+          <w:rFonts w:ascii="Times New Roman" w:hAnsi="Times New Roman" w:cs="Times New Roman"/>
+          <w:kern w:val="0"/>
+        </w:rPr>
+        <w:t>args</w:t>
+      </w:r>
+      <w:proofErr w:type="spellEnd"/>
       <w:r>
         <w:rPr>
           <w:rFonts w:ascii="Times New Roman" w:hAnsi="Times New Roman" w:cs="Times New Roman"/>
@@ -1100,7 +1306,15 @@
           <w:rFonts w:ascii="Times New Roman" w:hAnsi="Times New Roman" w:cs="Times New Roman"/>
           <w:kern w:val="0"/>
         </w:rPr>
-        <w:t xml:space="preserve">        Io</w:t>
+        <w:t xml:space="preserve">        </w:t>
+      </w:r>
+      <w:proofErr w:type="spellStart"/>
+      <w:r>
+        <w:rPr>
+          <w:rFonts w:ascii="Times New Roman" w:hAnsi="Times New Roman" w:cs="Times New Roman"/>
+          <w:kern w:val="0"/>
+        </w:rPr>
+        <w:t>Io</w:t>
       </w:r>
       <w:r>
         <w:rPr>
@@ -1118,6 +1332,7 @@
         </w:rPr>
         <w:t>initializeIO</w:t>
       </w:r>
+      <w:proofErr w:type="spellEnd"/>
       <w:r>
         <w:rPr>
           <w:rFonts w:ascii="Times New Roman" w:hAnsi="Times New Roman" w:cs="Times New Roman"/>
@@ -1178,7 +1393,29 @@
           <w:color w:val="408080"/>
           <w:kern w:val="0"/>
         </w:rPr>
-        <w:t xml:space="preserve">// Io.output.println() ; </w:t>
+        <w:t xml:space="preserve">// </w:t>
+      </w:r>
+      <w:proofErr w:type="spellStart"/>
+      <w:r>
+        <w:rPr>
+          <w:rFonts w:ascii="Times New Roman" w:hAnsi="Times New Roman" w:cs="Times New Roman"/>
+          <w:i/>
+          <w:iCs/>
+          <w:color w:val="408080"/>
+          <w:kern w:val="0"/>
+        </w:rPr>
+        <w:t>Io.output.println</w:t>
+      </w:r>
+      <w:proofErr w:type="spellEnd"/>
+      <w:r>
+        <w:rPr>
+          <w:rFonts w:ascii="Times New Roman" w:hAnsi="Times New Roman" w:cs="Times New Roman"/>
+          <w:i/>
+          <w:iCs/>
+          <w:color w:val="408080"/>
+          <w:kern w:val="0"/>
+        </w:rPr>
+        <w:t xml:space="preserve">() ; </w:t>
       </w:r>
     </w:p>
     <w:p>
@@ -1242,7 +1479,15 @@
           <w:rFonts w:ascii="Times New Roman" w:hAnsi="Times New Roman" w:cs="Times New Roman"/>
           <w:kern w:val="0"/>
         </w:rPr>
-        <w:t xml:space="preserve"> Arrays</w:t>
+        <w:t xml:space="preserve"> </w:t>
+      </w:r>
+      <w:proofErr w:type="spellStart"/>
+      <w:r>
+        <w:rPr>
+          <w:rFonts w:ascii="Times New Roman" w:hAnsi="Times New Roman" w:cs="Times New Roman"/>
+          <w:kern w:val="0"/>
+        </w:rPr>
+        <w:t>Arrays</w:t>
       </w:r>
       <w:r>
         <w:rPr>
@@ -1260,6 +1505,7 @@
         </w:rPr>
         <w:t>asList</w:t>
       </w:r>
+      <w:proofErr w:type="spellEnd"/>
       <w:r>
         <w:rPr>
           <w:rFonts w:ascii="Times New Roman" w:hAnsi="Times New Roman" w:cs="Times New Roman"/>
@@ -1345,7 +1591,15 @@
           <w:rFonts w:ascii="Times New Roman" w:hAnsi="Times New Roman" w:cs="Times New Roman"/>
           <w:kern w:val="0"/>
         </w:rPr>
-        <w:t xml:space="preserve">        list</w:t>
+        <w:t xml:space="preserve">        </w:t>
+      </w:r>
+      <w:proofErr w:type="spellStart"/>
+      <w:r>
+        <w:rPr>
+          <w:rFonts w:ascii="Times New Roman" w:hAnsi="Times New Roman" w:cs="Times New Roman"/>
+          <w:kern w:val="0"/>
+        </w:rPr>
+        <w:t>list</w:t>
       </w:r>
       <w:r>
         <w:rPr>
@@ -1363,6 +1617,7 @@
         </w:rPr>
         <w:t>stream</w:t>
       </w:r>
+      <w:proofErr w:type="spellEnd"/>
       <w:r>
         <w:rPr>
           <w:rFonts w:ascii="Times New Roman" w:hAnsi="Times New Roman" w:cs="Times New Roman"/>
@@ -1486,6 +1741,7 @@
         </w:rPr>
         <w:t>.</w:t>
       </w:r>
+      <w:proofErr w:type="spellStart"/>
       <w:r>
         <w:rPr>
           <w:rFonts w:ascii="Times New Roman" w:hAnsi="Times New Roman" w:cs="Times New Roman"/>
@@ -1494,6 +1750,7 @@
         </w:rPr>
         <w:t>forEach</w:t>
       </w:r>
+      <w:proofErr w:type="spellEnd"/>
       <w:r>
         <w:rPr>
           <w:rFonts w:ascii="Times New Roman" w:hAnsi="Times New Roman" w:cs="Times New Roman"/>
@@ -1502,6 +1759,7 @@
         </w:rPr>
         <w:t>(</w:t>
       </w:r>
+      <w:proofErr w:type="spellStart"/>
       <w:r>
         <w:rPr>
           <w:rFonts w:ascii="Times New Roman" w:hAnsi="Times New Roman" w:cs="Times New Roman"/>
@@ -1525,6 +1783,7 @@
         </w:rPr>
         <w:t>out</w:t>
       </w:r>
+      <w:proofErr w:type="spellEnd"/>
       <w:r>
         <w:rPr>
           <w:rFonts w:ascii="Times New Roman" w:hAnsi="Times New Roman" w:cs="Times New Roman"/>
@@ -1533,6 +1792,7 @@
         </w:rPr>
         <w:t>::</w:t>
       </w:r>
+      <w:proofErr w:type="spellStart"/>
       <w:r>
         <w:rPr>
           <w:rFonts w:ascii="Times New Roman" w:hAnsi="Times New Roman" w:cs="Times New Roman"/>
@@ -1540,6 +1800,7 @@
         </w:rPr>
         <w:t>println</w:t>
       </w:r>
+      <w:proofErr w:type="spellEnd"/>
       <w:r>
         <w:rPr>
           <w:rFonts w:ascii="Times New Roman" w:hAnsi="Times New Roman" w:cs="Times New Roman"/>
@@ -1565,7 +1826,15 @@
           <w:rFonts w:ascii="Times New Roman" w:hAnsi="Times New Roman" w:cs="Times New Roman"/>
           <w:kern w:val="0"/>
         </w:rPr>
-        <w:t xml:space="preserve">        Io</w:t>
+        <w:t xml:space="preserve">        </w:t>
+      </w:r>
+      <w:proofErr w:type="spellStart"/>
+      <w:r>
+        <w:rPr>
+          <w:rFonts w:ascii="Times New Roman" w:hAnsi="Times New Roman" w:cs="Times New Roman"/>
+          <w:kern w:val="0"/>
+        </w:rPr>
+        <w:t>Io</w:t>
       </w:r>
       <w:r>
         <w:rPr>
@@ -1583,6 +1852,7 @@
         </w:rPr>
         <w:t>closeIO</w:t>
       </w:r>
+      <w:proofErr w:type="spellEnd"/>
       <w:r>
         <w:rPr>
           <w:rFonts w:ascii="Times New Roman" w:hAnsi="Times New Roman" w:cs="Times New Roman"/>
@@ -1694,24 +1964,62 @@
           <w:lang w:val="en-US"/>
         </w:rPr>
       </w:pPr>
-      <w:r>
-        <w:rPr>
-          <w:lang w:val="en-US"/>
-        </w:rPr>
-        <w:t>forEach()</w:t>
-      </w:r>
-    </w:p>
-    <w:p>
-      <w:pPr>
-        <w:rPr>
-          <w:lang w:val="en-US"/>
-        </w:rPr>
-      </w:pPr>
-      <w:r>
-        <w:rPr>
-          <w:lang w:val="en-US"/>
-        </w:rPr>
-        <w:t xml:space="preserve">The forEach() method in Java 8 streams is a terminal operation that is used to iterate over all the elements of a stream and perform a specified operation on each element. </w:t>
+      <w:proofErr w:type="spellStart"/>
+      <w:proofErr w:type="gramStart"/>
+      <w:r>
+        <w:rPr>
+          <w:lang w:val="en-US"/>
+        </w:rPr>
+        <w:t>forEach</w:t>
+      </w:r>
+      <w:proofErr w:type="spellEnd"/>
+      <w:r>
+        <w:rPr>
+          <w:lang w:val="en-US"/>
+        </w:rPr>
+        <w:t>(</w:t>
+      </w:r>
+      <w:proofErr w:type="gramEnd"/>
+      <w:r>
+        <w:rPr>
+          <w:lang w:val="en-US"/>
+        </w:rPr>
+        <w:t>)</w:t>
+      </w:r>
+    </w:p>
+    <w:p>
+      <w:pPr>
+        <w:rPr>
+          <w:lang w:val="en-US"/>
+        </w:rPr>
+      </w:pPr>
+      <w:r>
+        <w:rPr>
+          <w:lang w:val="en-US"/>
+        </w:rPr>
+        <w:t xml:space="preserve">The </w:t>
+      </w:r>
+      <w:proofErr w:type="spellStart"/>
+      <w:proofErr w:type="gramStart"/>
+      <w:r>
+        <w:rPr>
+          <w:lang w:val="en-US"/>
+        </w:rPr>
+        <w:t>forEach</w:t>
+      </w:r>
+      <w:proofErr w:type="spellEnd"/>
+      <w:r>
+        <w:rPr>
+          <w:lang w:val="en-US"/>
+        </w:rPr>
+        <w:t>(</w:t>
+      </w:r>
+      <w:proofErr w:type="gramEnd"/>
+      <w:r>
+        <w:rPr>
+          <w:lang w:val="en-US"/>
+        </w:rPr>
+        <w:t xml:space="preserve">) method in Java 8 streams is a terminal operation that is used to iterate over all the elements of a stream and perform a specified operation on each element. </w:t>
       </w:r>
     </w:p>
     <w:p>
@@ -1747,31 +2055,53 @@
           <w:lang w:val="en-US"/>
         </w:rPr>
       </w:pPr>
-      <w:r>
-        <w:rPr>
-          <w:lang w:val="en-US"/>
-        </w:rPr>
-        <w:t>collect()</w:t>
-      </w:r>
-    </w:p>
-    <w:p>
-      <w:pPr>
-        <w:rPr>
-          <w:lang w:val="en-US"/>
-        </w:rPr>
-      </w:pPr>
-    </w:p>
-    <w:p>
-      <w:pPr>
-        <w:rPr>
-          <w:lang w:val="en-US"/>
-        </w:rPr>
-      </w:pPr>
-      <w:r>
-        <w:rPr>
-          <w:lang w:val="en-US"/>
-        </w:rPr>
-        <w:t>The collect() method in Java 8 streams is a terminal operation that is used to accumulate the elements of a stream into a mutable result container, such as a List, Set, or Map</w:t>
+      <w:proofErr w:type="gramStart"/>
+      <w:r>
+        <w:rPr>
+          <w:lang w:val="en-US"/>
+        </w:rPr>
+        <w:t>collect(</w:t>
+      </w:r>
+      <w:proofErr w:type="gramEnd"/>
+      <w:r>
+        <w:rPr>
+          <w:lang w:val="en-US"/>
+        </w:rPr>
+        <w:t>)</w:t>
+      </w:r>
+    </w:p>
+    <w:p>
+      <w:pPr>
+        <w:rPr>
+          <w:lang w:val="en-US"/>
+        </w:rPr>
+      </w:pPr>
+    </w:p>
+    <w:p>
+      <w:pPr>
+        <w:rPr>
+          <w:lang w:val="en-US"/>
+        </w:rPr>
+      </w:pPr>
+      <w:r>
+        <w:rPr>
+          <w:lang w:val="en-US"/>
+        </w:rPr>
+        <w:t xml:space="preserve">The </w:t>
+      </w:r>
+      <w:proofErr w:type="gramStart"/>
+      <w:r>
+        <w:rPr>
+          <w:lang w:val="en-US"/>
+        </w:rPr>
+        <w:t>collect(</w:t>
+      </w:r>
+      <w:proofErr w:type="gramEnd"/>
+      <w:r>
+        <w:rPr>
+          <w:lang w:val="en-US"/>
+        </w:rPr>
+        <w:t>) method in Java 8 streams is a terminal operation that is used to accumulate the elements of a stream into a mutable result container, such as a List, Set, or Map</w:t>
       </w:r>
       <w:r>
         <w:rPr>
@@ -1797,7 +2127,109 @@
         <w:rPr>
           <w:lang w:val="en-US"/>
         </w:rPr>
-        <w:t>The Collector interface provides various built-in implementations, such as toList(), toSet(), toMap(), and toConcurrentMap(), which can be used to collect the stream elements into a List, Set, Map, or ConcurrentMap, respectively</w:t>
+        <w:t xml:space="preserve">The Collector interface provides various built-in implementations, such as </w:t>
+      </w:r>
+      <w:proofErr w:type="spellStart"/>
+      <w:proofErr w:type="gramStart"/>
+      <w:r>
+        <w:rPr>
+          <w:lang w:val="en-US"/>
+        </w:rPr>
+        <w:t>toList</w:t>
+      </w:r>
+      <w:proofErr w:type="spellEnd"/>
+      <w:r>
+        <w:rPr>
+          <w:lang w:val="en-US"/>
+        </w:rPr>
+        <w:t>(</w:t>
+      </w:r>
+      <w:proofErr w:type="gramEnd"/>
+      <w:r>
+        <w:rPr>
+          <w:lang w:val="en-US"/>
+        </w:rPr>
+        <w:t xml:space="preserve">), </w:t>
+      </w:r>
+      <w:proofErr w:type="spellStart"/>
+      <w:proofErr w:type="gramStart"/>
+      <w:r>
+        <w:rPr>
+          <w:lang w:val="en-US"/>
+        </w:rPr>
+        <w:t>toSet</w:t>
+      </w:r>
+      <w:proofErr w:type="spellEnd"/>
+      <w:r>
+        <w:rPr>
+          <w:lang w:val="en-US"/>
+        </w:rPr>
+        <w:t>(</w:t>
+      </w:r>
+      <w:proofErr w:type="gramEnd"/>
+      <w:r>
+        <w:rPr>
+          <w:lang w:val="en-US"/>
+        </w:rPr>
+        <w:t xml:space="preserve">), </w:t>
+      </w:r>
+      <w:proofErr w:type="spellStart"/>
+      <w:proofErr w:type="gramStart"/>
+      <w:r>
+        <w:rPr>
+          <w:lang w:val="en-US"/>
+        </w:rPr>
+        <w:t>toMap</w:t>
+      </w:r>
+      <w:proofErr w:type="spellEnd"/>
+      <w:r>
+        <w:rPr>
+          <w:lang w:val="en-US"/>
+        </w:rPr>
+        <w:t>(</w:t>
+      </w:r>
+      <w:proofErr w:type="gramEnd"/>
+      <w:r>
+        <w:rPr>
+          <w:lang w:val="en-US"/>
+        </w:rPr>
+        <w:t xml:space="preserve">), and </w:t>
+      </w:r>
+      <w:proofErr w:type="spellStart"/>
+      <w:proofErr w:type="gramStart"/>
+      <w:r>
+        <w:rPr>
+          <w:lang w:val="en-US"/>
+        </w:rPr>
+        <w:t>toConcurrentMap</w:t>
+      </w:r>
+      <w:proofErr w:type="spellEnd"/>
+      <w:r>
+        <w:rPr>
+          <w:lang w:val="en-US"/>
+        </w:rPr>
+        <w:t>(</w:t>
+      </w:r>
+      <w:proofErr w:type="gramEnd"/>
+      <w:r>
+        <w:rPr>
+          <w:lang w:val="en-US"/>
+        </w:rPr>
+        <w:t xml:space="preserve">), which can be used to collect the stream elements into a List, Set, Map, or </w:t>
+      </w:r>
+      <w:proofErr w:type="spellStart"/>
+      <w:r>
+        <w:rPr>
+          <w:lang w:val="en-US"/>
+        </w:rPr>
+        <w:t>ConcurrentMap</w:t>
+      </w:r>
+      <w:proofErr w:type="spellEnd"/>
+      <w:r>
+        <w:rPr>
+          <w:lang w:val="en-US"/>
+        </w:rPr>
+        <w:t>, respectively</w:t>
       </w:r>
       <w:r>
         <w:rPr>
@@ -1921,7 +2353,15 @@
           <w:rFonts w:ascii="Times New Roman" w:hAnsi="Times New Roman" w:cs="Times New Roman"/>
           <w:kern w:val="0"/>
         </w:rPr>
-        <w:t xml:space="preserve"> Arrays</w:t>
+        <w:t xml:space="preserve"> </w:t>
+      </w:r>
+      <w:proofErr w:type="spellStart"/>
+      <w:r>
+        <w:rPr>
+          <w:rFonts w:ascii="Times New Roman" w:hAnsi="Times New Roman" w:cs="Times New Roman"/>
+          <w:kern w:val="0"/>
+        </w:rPr>
+        <w:t>Arrays</w:t>
       </w:r>
       <w:r>
         <w:rPr>
@@ -1939,6 +2379,7 @@
         </w:rPr>
         <w:t>asList</w:t>
       </w:r>
+      <w:proofErr w:type="spellEnd"/>
       <w:r>
         <w:rPr>
           <w:rFonts w:ascii="Times New Roman" w:hAnsi="Times New Roman" w:cs="Times New Roman"/>
@@ -2069,7 +2510,15 @@
           <w:rFonts w:ascii="Times New Roman" w:hAnsi="Times New Roman" w:cs="Times New Roman"/>
           <w:kern w:val="0"/>
         </w:rPr>
-        <w:t xml:space="preserve">        list</w:t>
+        <w:t xml:space="preserve">        </w:t>
+      </w:r>
+      <w:proofErr w:type="spellStart"/>
+      <w:r>
+        <w:rPr>
+          <w:rFonts w:ascii="Times New Roman" w:hAnsi="Times New Roman" w:cs="Times New Roman"/>
+          <w:kern w:val="0"/>
+        </w:rPr>
+        <w:t>list</w:t>
       </w:r>
       <w:r>
         <w:rPr>
@@ -2087,6 +2536,7 @@
         </w:rPr>
         <w:t>stream</w:t>
       </w:r>
+      <w:proofErr w:type="spellEnd"/>
       <w:r>
         <w:rPr>
           <w:rFonts w:ascii="Times New Roman" w:hAnsi="Times New Roman" w:cs="Times New Roman"/>
@@ -2122,6 +2572,7 @@
         </w:rPr>
         <w:t>.</w:t>
       </w:r>
+      <w:proofErr w:type="spellStart"/>
       <w:r>
         <w:rPr>
           <w:rFonts w:ascii="Times New Roman" w:hAnsi="Times New Roman" w:cs="Times New Roman"/>
@@ -2130,6 +2581,7 @@
         </w:rPr>
         <w:t>forEach</w:t>
       </w:r>
+      <w:proofErr w:type="spellEnd"/>
       <w:r>
         <w:rPr>
           <w:rFonts w:ascii="Times New Roman" w:hAnsi="Times New Roman" w:cs="Times New Roman"/>
@@ -2138,6 +2590,7 @@
         </w:rPr>
         <w:t>(</w:t>
       </w:r>
+      <w:proofErr w:type="spellStart"/>
       <w:r>
         <w:rPr>
           <w:rFonts w:ascii="Times New Roman" w:hAnsi="Times New Roman" w:cs="Times New Roman"/>
@@ -2161,6 +2614,7 @@
         </w:rPr>
         <w:t>out</w:t>
       </w:r>
+      <w:proofErr w:type="spellEnd"/>
       <w:r>
         <w:rPr>
           <w:rFonts w:ascii="Times New Roman" w:hAnsi="Times New Roman" w:cs="Times New Roman"/>
@@ -2169,6 +2623,7 @@
         </w:rPr>
         <w:t>::</w:t>
       </w:r>
+      <w:proofErr w:type="spellStart"/>
       <w:r>
         <w:rPr>
           <w:rFonts w:ascii="Times New Roman" w:hAnsi="Times New Roman" w:cs="Times New Roman"/>
@@ -2176,6 +2631,7 @@
         </w:rPr>
         <w:t>println</w:t>
       </w:r>
+      <w:proofErr w:type="spellEnd"/>
       <w:r>
         <w:rPr>
           <w:rFonts w:ascii="Times New Roman" w:hAnsi="Times New Roman" w:cs="Times New Roman"/>
@@ -2213,7 +2669,15 @@
           <w:rFonts w:ascii="Times New Roman" w:hAnsi="Times New Roman" w:cs="Times New Roman"/>
           <w:kern w:val="0"/>
         </w:rPr>
-        <w:t xml:space="preserve">        System</w:t>
+        <w:t xml:space="preserve">        </w:t>
+      </w:r>
+      <w:proofErr w:type="spellStart"/>
+      <w:r>
+        <w:rPr>
+          <w:rFonts w:ascii="Times New Roman" w:hAnsi="Times New Roman" w:cs="Times New Roman"/>
+          <w:kern w:val="0"/>
+        </w:rPr>
+        <w:t>System</w:t>
       </w:r>
       <w:r>
         <w:rPr>
@@ -2247,6 +2711,7 @@
         </w:rPr>
         <w:t>println</w:t>
       </w:r>
+      <w:proofErr w:type="spellEnd"/>
       <w:r>
         <w:rPr>
           <w:rFonts w:ascii="Times New Roman" w:hAnsi="Times New Roman" w:cs="Times New Roman"/>
@@ -2351,7 +2816,15 @@
           <w:rFonts w:ascii="Times New Roman" w:hAnsi="Times New Roman" w:cs="Times New Roman"/>
           <w:kern w:val="0"/>
         </w:rPr>
-        <w:t xml:space="preserve"> list</w:t>
+        <w:t xml:space="preserve"> </w:t>
+      </w:r>
+      <w:proofErr w:type="spellStart"/>
+      <w:r>
+        <w:rPr>
+          <w:rFonts w:ascii="Times New Roman" w:hAnsi="Times New Roman" w:cs="Times New Roman"/>
+          <w:kern w:val="0"/>
+        </w:rPr>
+        <w:t>list</w:t>
       </w:r>
       <w:r>
         <w:rPr>
@@ -2369,6 +2842,7 @@
         </w:rPr>
         <w:t>stream</w:t>
       </w:r>
+      <w:proofErr w:type="spellEnd"/>
       <w:r>
         <w:rPr>
           <w:rFonts w:ascii="Times New Roman" w:hAnsi="Times New Roman" w:cs="Times New Roman"/>
@@ -2393,6 +2867,7 @@
         </w:rPr>
         <w:t>(</w:t>
       </w:r>
+      <w:proofErr w:type="spellStart"/>
       <w:r>
         <w:rPr>
           <w:rFonts w:ascii="Times New Roman" w:hAnsi="Times New Roman" w:cs="Times New Roman"/>
@@ -2416,6 +2891,7 @@
         </w:rPr>
         <w:t>toSet</w:t>
       </w:r>
+      <w:proofErr w:type="spellEnd"/>
       <w:r>
         <w:rPr>
           <w:rFonts w:ascii="Times New Roman" w:hAnsi="Times New Roman" w:cs="Times New Roman"/>
@@ -2475,7 +2951,15 @@
           <w:rFonts w:ascii="Times New Roman" w:hAnsi="Times New Roman" w:cs="Times New Roman"/>
           <w:kern w:val="0"/>
         </w:rPr>
-        <w:t xml:space="preserve">        set</w:t>
+        <w:t xml:space="preserve">        </w:t>
+      </w:r>
+      <w:proofErr w:type="spellStart"/>
+      <w:r>
+        <w:rPr>
+          <w:rFonts w:ascii="Times New Roman" w:hAnsi="Times New Roman" w:cs="Times New Roman"/>
+          <w:kern w:val="0"/>
+        </w:rPr>
+        <w:t>set</w:t>
       </w:r>
       <w:r>
         <w:rPr>
@@ -2493,6 +2977,7 @@
         </w:rPr>
         <w:t>stream</w:t>
       </w:r>
+      <w:proofErr w:type="spellEnd"/>
       <w:r>
         <w:rPr>
           <w:rFonts w:ascii="Times New Roman" w:hAnsi="Times New Roman" w:cs="Times New Roman"/>
@@ -2501,6 +2986,7 @@
         </w:rPr>
         <w:t>().</w:t>
       </w:r>
+      <w:proofErr w:type="spellStart"/>
       <w:r>
         <w:rPr>
           <w:rFonts w:ascii="Times New Roman" w:hAnsi="Times New Roman" w:cs="Times New Roman"/>
@@ -2509,6 +2995,7 @@
         </w:rPr>
         <w:t>forEach</w:t>
       </w:r>
+      <w:proofErr w:type="spellEnd"/>
       <w:r>
         <w:rPr>
           <w:rFonts w:ascii="Times New Roman" w:hAnsi="Times New Roman" w:cs="Times New Roman"/>
@@ -2517,6 +3004,7 @@
         </w:rPr>
         <w:t>(</w:t>
       </w:r>
+      <w:proofErr w:type="spellStart"/>
       <w:r>
         <w:rPr>
           <w:rFonts w:ascii="Times New Roman" w:hAnsi="Times New Roman" w:cs="Times New Roman"/>
@@ -2540,6 +3028,7 @@
         </w:rPr>
         <w:t>out</w:t>
       </w:r>
+      <w:proofErr w:type="spellEnd"/>
       <w:r>
         <w:rPr>
           <w:rFonts w:ascii="Times New Roman" w:hAnsi="Times New Roman" w:cs="Times New Roman"/>
@@ -2548,6 +3037,7 @@
         </w:rPr>
         <w:t>::</w:t>
       </w:r>
+      <w:proofErr w:type="spellStart"/>
       <w:r>
         <w:rPr>
           <w:rFonts w:ascii="Times New Roman" w:hAnsi="Times New Roman" w:cs="Times New Roman"/>
@@ -2555,6 +3045,7 @@
         </w:rPr>
         <w:t>println</w:t>
       </w:r>
+      <w:proofErr w:type="spellEnd"/>
       <w:r>
         <w:rPr>
           <w:rFonts w:ascii="Times New Roman" w:hAnsi="Times New Roman" w:cs="Times New Roman"/>
@@ -3116,6 +3607,7 @@
         </w:rPr>
         <w:t xml:space="preserve"> </w:t>
       </w:r>
+      <w:proofErr w:type="spellStart"/>
       <w:r>
         <w:rPr>
           <w:rFonts w:ascii="Times New Roman" w:hAnsi="Times New Roman" w:cs="Times New Roman"/>
@@ -3124,6 +3616,7 @@
         </w:rPr>
         <w:t>getId</w:t>
       </w:r>
+      <w:proofErr w:type="spellEnd"/>
       <w:r>
         <w:rPr>
           <w:rFonts w:ascii="Times New Roman" w:hAnsi="Times New Roman" w:cs="Times New Roman"/>
@@ -3266,6 +3759,7 @@
         </w:rPr>
         <w:t xml:space="preserve"> String </w:t>
       </w:r>
+      <w:proofErr w:type="spellStart"/>
       <w:r>
         <w:rPr>
           <w:rFonts w:ascii="Times New Roman" w:hAnsi="Times New Roman" w:cs="Times New Roman"/>
@@ -3274,6 +3768,7 @@
         </w:rPr>
         <w:t>getName</w:t>
       </w:r>
+      <w:proofErr w:type="spellEnd"/>
       <w:r>
         <w:rPr>
           <w:rFonts w:ascii="Times New Roman" w:hAnsi="Times New Roman" w:cs="Times New Roman"/>
@@ -3502,7 +3997,23 @@
           <w:rFonts w:ascii="Times New Roman" w:hAnsi="Times New Roman" w:cs="Times New Roman"/>
           <w:kern w:val="0"/>
         </w:rPr>
-        <w:t xml:space="preserve"> studentMap </w:t>
+        <w:t xml:space="preserve"> </w:t>
+      </w:r>
+      <w:proofErr w:type="spellStart"/>
+      <w:r>
+        <w:rPr>
+          <w:rFonts w:ascii="Times New Roman" w:hAnsi="Times New Roman" w:cs="Times New Roman"/>
+          <w:kern w:val="0"/>
+        </w:rPr>
+        <w:t>studentMap</w:t>
+      </w:r>
+      <w:proofErr w:type="spellEnd"/>
+      <w:r>
+        <w:rPr>
+          <w:rFonts w:ascii="Times New Roman" w:hAnsi="Times New Roman" w:cs="Times New Roman"/>
+          <w:kern w:val="0"/>
+        </w:rPr>
+        <w:t xml:space="preserve"> </w:t>
       </w:r>
       <w:r>
         <w:rPr>
@@ -3517,7 +4028,15 @@
           <w:rFonts w:ascii="Times New Roman" w:hAnsi="Times New Roman" w:cs="Times New Roman"/>
           <w:kern w:val="0"/>
         </w:rPr>
-        <w:t xml:space="preserve"> studentList</w:t>
+        <w:t xml:space="preserve"> </w:t>
+      </w:r>
+      <w:proofErr w:type="spellStart"/>
+      <w:r>
+        <w:rPr>
+          <w:rFonts w:ascii="Times New Roman" w:hAnsi="Times New Roman" w:cs="Times New Roman"/>
+          <w:kern w:val="0"/>
+        </w:rPr>
+        <w:t>studentList</w:t>
       </w:r>
       <w:r>
         <w:rPr>
@@ -3535,6 +4054,7 @@
         </w:rPr>
         <w:t>stream</w:t>
       </w:r>
+      <w:proofErr w:type="spellEnd"/>
       <w:r>
         <w:rPr>
           <w:rFonts w:ascii="Times New Roman" w:hAnsi="Times New Roman" w:cs="Times New Roman"/>
@@ -3586,6 +4106,7 @@
         </w:rPr>
         <w:t>(</w:t>
       </w:r>
+      <w:proofErr w:type="spellStart"/>
       <w:r>
         <w:rPr>
           <w:rFonts w:ascii="Times New Roman" w:hAnsi="Times New Roman" w:cs="Times New Roman"/>
@@ -3609,6 +4130,7 @@
         </w:rPr>
         <w:t>toMap</w:t>
       </w:r>
+      <w:proofErr w:type="spellEnd"/>
       <w:r>
         <w:rPr>
           <w:rFonts w:ascii="Times New Roman" w:hAnsi="Times New Roman" w:cs="Times New Roman"/>
@@ -3633,6 +4155,7 @@
         </w:rPr>
         <w:t>:</w:t>
       </w:r>
+      <w:proofErr w:type="spellStart"/>
       <w:r>
         <w:rPr>
           <w:rFonts w:ascii="Times New Roman" w:hAnsi="Times New Roman" w:cs="Times New Roman"/>
@@ -3640,6 +4163,7 @@
         </w:rPr>
         <w:t>getId</w:t>
       </w:r>
+      <w:proofErr w:type="spellEnd"/>
       <w:r>
         <w:rPr>
           <w:rFonts w:ascii="Times New Roman" w:hAnsi="Times New Roman" w:cs="Times New Roman"/>
@@ -3671,6 +4195,7 @@
         </w:rPr>
         <w:t>:</w:t>
       </w:r>
+      <w:proofErr w:type="spellStart"/>
       <w:r>
         <w:rPr>
           <w:rFonts w:ascii="Times New Roman" w:hAnsi="Times New Roman" w:cs="Times New Roman"/>
@@ -3678,6 +4203,7 @@
         </w:rPr>
         <w:t>getName</w:t>
       </w:r>
+      <w:proofErr w:type="spellEnd"/>
       <w:r>
         <w:rPr>
           <w:rFonts w:ascii="Times New Roman" w:hAnsi="Times New Roman" w:cs="Times New Roman"/>
@@ -3700,6 +4226,7 @@
           <w:lang w:val="en-US"/>
         </w:rPr>
       </w:pPr>
+      <w:proofErr w:type="gramStart"/>
       <w:r>
         <w:rPr>
           <w:b/>
@@ -3708,18 +4235,101 @@
         </w:rPr>
         <w:t>Question :</w:t>
       </w:r>
-      <w:r>
-        <w:rPr>
-          <w:lang w:val="en-US"/>
-        </w:rPr>
-        <w:t xml:space="preserve"> </w:t>
-      </w:r>
-      <w:r>
-        <w:rPr>
-          <w:lang w:val="en-US"/>
-        </w:rPr>
-        <w:t>getId() , getName() are non- static methods of Student , is it legal to access using Student::getId in java 8 method references for above context ?</w:t>
-      </w:r>
+      <w:proofErr w:type="gramEnd"/>
+      <w:r>
+        <w:rPr>
+          <w:lang w:val="en-US"/>
+        </w:rPr>
+        <w:t xml:space="preserve"> </w:t>
+      </w:r>
+      <w:proofErr w:type="spellStart"/>
+      <w:proofErr w:type="gramStart"/>
+      <w:r>
+        <w:rPr>
+          <w:lang w:val="en-US"/>
+        </w:rPr>
+        <w:t>getId</w:t>
+      </w:r>
+      <w:proofErr w:type="spellEnd"/>
+      <w:r>
+        <w:rPr>
+          <w:lang w:val="en-US"/>
+        </w:rPr>
+        <w:t>() ,</w:t>
+      </w:r>
+      <w:proofErr w:type="gramEnd"/>
+      <w:r>
+        <w:rPr>
+          <w:lang w:val="en-US"/>
+        </w:rPr>
+        <w:t xml:space="preserve"> </w:t>
+      </w:r>
+      <w:proofErr w:type="spellStart"/>
+      <w:proofErr w:type="gramStart"/>
+      <w:r>
+        <w:rPr>
+          <w:lang w:val="en-US"/>
+        </w:rPr>
+        <w:t>getName</w:t>
+      </w:r>
+      <w:proofErr w:type="spellEnd"/>
+      <w:r>
+        <w:rPr>
+          <w:lang w:val="en-US"/>
+        </w:rPr>
+        <w:t>(</w:t>
+      </w:r>
+      <w:proofErr w:type="gramEnd"/>
+      <w:r>
+        <w:rPr>
+          <w:lang w:val="en-US"/>
+        </w:rPr>
+        <w:t xml:space="preserve">) are non- static methods of </w:t>
+      </w:r>
+      <w:proofErr w:type="gramStart"/>
+      <w:r>
+        <w:rPr>
+          <w:lang w:val="en-US"/>
+        </w:rPr>
+        <w:t>Student ,</w:t>
+      </w:r>
+      <w:proofErr w:type="gramEnd"/>
+      <w:r>
+        <w:rPr>
+          <w:lang w:val="en-US"/>
+        </w:rPr>
+        <w:t xml:space="preserve"> is it legal to access using </w:t>
+      </w:r>
+      <w:proofErr w:type="gramStart"/>
+      <w:r>
+        <w:rPr>
+          <w:lang w:val="en-US"/>
+        </w:rPr>
+        <w:t>Student::</w:t>
+      </w:r>
+      <w:proofErr w:type="spellStart"/>
+      <w:proofErr w:type="gramEnd"/>
+      <w:r>
+        <w:rPr>
+          <w:lang w:val="en-US"/>
+        </w:rPr>
+        <w:t>getId</w:t>
+      </w:r>
+      <w:proofErr w:type="spellEnd"/>
+      <w:r>
+        <w:rPr>
+          <w:lang w:val="en-US"/>
+        </w:rPr>
+        <w:t xml:space="preserve"> in java 8 method references for above </w:t>
+      </w:r>
+      <w:proofErr w:type="gramStart"/>
+      <w:r>
+        <w:rPr>
+          <w:lang w:val="en-US"/>
+        </w:rPr>
+        <w:t>context ?</w:t>
+      </w:r>
+      <w:proofErr w:type="gramEnd"/>
     </w:p>
     <w:p>
       <w:pPr>
@@ -3737,54 +4347,310 @@
         <w:rPr>
           <w:lang w:val="en-US"/>
         </w:rPr>
-        <w:t xml:space="preserve">t is not legal to access non-static methods like getId() and getName() using Student::getId in Java 8 method references. Method references can only be used to refer to static methods, instance methods of a particular object, or instance methods of an arbitrary object of a particular class. </w:t>
+        <w:t xml:space="preserve">t is not legal to access non-static methods like </w:t>
+      </w:r>
+      <w:proofErr w:type="spellStart"/>
+      <w:proofErr w:type="gramStart"/>
+      <w:r>
+        <w:rPr>
+          <w:lang w:val="en-US"/>
+        </w:rPr>
+        <w:t>getId</w:t>
+      </w:r>
+      <w:proofErr w:type="spellEnd"/>
+      <w:r>
+        <w:rPr>
+          <w:lang w:val="en-US"/>
+        </w:rPr>
+        <w:t>(</w:t>
+      </w:r>
+      <w:proofErr w:type="gramEnd"/>
+      <w:r>
+        <w:rPr>
+          <w:lang w:val="en-US"/>
+        </w:rPr>
+        <w:t xml:space="preserve">) and </w:t>
+      </w:r>
+      <w:proofErr w:type="spellStart"/>
+      <w:proofErr w:type="gramStart"/>
+      <w:r>
+        <w:rPr>
+          <w:lang w:val="en-US"/>
+        </w:rPr>
+        <w:t>getName</w:t>
+      </w:r>
+      <w:proofErr w:type="spellEnd"/>
+      <w:r>
+        <w:rPr>
+          <w:lang w:val="en-US"/>
+        </w:rPr>
+        <w:t>(</w:t>
+      </w:r>
+      <w:proofErr w:type="gramEnd"/>
+      <w:r>
+        <w:rPr>
+          <w:lang w:val="en-US"/>
+        </w:rPr>
+        <w:t xml:space="preserve">) using </w:t>
+      </w:r>
+      <w:proofErr w:type="gramStart"/>
+      <w:r>
+        <w:rPr>
+          <w:lang w:val="en-US"/>
+        </w:rPr>
+        <w:t>Student::</w:t>
+      </w:r>
+      <w:proofErr w:type="spellStart"/>
+      <w:proofErr w:type="gramEnd"/>
+      <w:r>
+        <w:rPr>
+          <w:lang w:val="en-US"/>
+        </w:rPr>
+        <w:t>getId</w:t>
+      </w:r>
+      <w:proofErr w:type="spellEnd"/>
+      <w:r>
+        <w:rPr>
+          <w:lang w:val="en-US"/>
+        </w:rPr>
+        <w:t xml:space="preserve"> in Java 8 method references. Method references can only be used to refer to static methods, instance methods of a particular object, or instance methods of an arbitrary object of a particular class. </w:t>
       </w:r>
       <w:r>
         <w:rPr>
           <w:lang w:val="en-US"/>
         </w:rPr>
         <w:lastRenderedPageBreak/>
-        <w:t>Non-static methods like getId() and getName() are instance methods and require an object to be invoked.</w:t>
-      </w:r>
-    </w:p>
-    <w:p>
-      <w:pPr>
-        <w:rPr>
-          <w:lang w:val="en-US"/>
-        </w:rPr>
-      </w:pPr>
-    </w:p>
-    <w:p>
-      <w:pPr>
-        <w:rPr>
-          <w:lang w:val="en-US"/>
-        </w:rPr>
-      </w:pPr>
-      <w:r>
-        <w:rPr>
-          <w:lang w:val="en-US"/>
-        </w:rPr>
-        <w:t>In the given code, Student::getId and Student::getName are used as method references to the getId() and getName() methods of the Student class, respectively. However, they are used in the context of a stream pipeline, where they are invoked on each element of the stream. In this case, the method references are automatically bound to the objects being processed by the stream.</w:t>
-      </w:r>
-    </w:p>
-    <w:p>
-      <w:pPr>
-        <w:rPr>
-          <w:lang w:val="en-US"/>
-        </w:rPr>
-      </w:pPr>
-    </w:p>
-    <w:p>
-      <w:pPr>
-        <w:rPr>
-          <w:lang w:val="en-US"/>
-        </w:rPr>
-      </w:pPr>
-      <w:r>
-        <w:rPr>
-          <w:lang w:val="en-US"/>
-        </w:rPr>
-        <w:t>Therefore, it is legal to use Student::getId and Student::getName in the given code because they are being used in the context of a stream pipeline, where they are automatically bound to the objects being processed by the stream. However, it is not legal to use them as standalone method references outside of a stream pipeline.</w:t>
+        <w:t xml:space="preserve">Non-static methods like </w:t>
+      </w:r>
+      <w:proofErr w:type="spellStart"/>
+      <w:proofErr w:type="gramStart"/>
+      <w:r>
+        <w:rPr>
+          <w:lang w:val="en-US"/>
+        </w:rPr>
+        <w:t>getId</w:t>
+      </w:r>
+      <w:proofErr w:type="spellEnd"/>
+      <w:r>
+        <w:rPr>
+          <w:lang w:val="en-US"/>
+        </w:rPr>
+        <w:t>(</w:t>
+      </w:r>
+      <w:proofErr w:type="gramEnd"/>
+      <w:r>
+        <w:rPr>
+          <w:lang w:val="en-US"/>
+        </w:rPr>
+        <w:t xml:space="preserve">) and </w:t>
+      </w:r>
+      <w:proofErr w:type="spellStart"/>
+      <w:proofErr w:type="gramStart"/>
+      <w:r>
+        <w:rPr>
+          <w:lang w:val="en-US"/>
+        </w:rPr>
+        <w:t>getName</w:t>
+      </w:r>
+      <w:proofErr w:type="spellEnd"/>
+      <w:r>
+        <w:rPr>
+          <w:lang w:val="en-US"/>
+        </w:rPr>
+        <w:t>(</w:t>
+      </w:r>
+      <w:proofErr w:type="gramEnd"/>
+      <w:r>
+        <w:rPr>
+          <w:lang w:val="en-US"/>
+        </w:rPr>
+        <w:t>) are instance methods and require an object to be invoked.</w:t>
+      </w:r>
+    </w:p>
+    <w:p>
+      <w:pPr>
+        <w:rPr>
+          <w:lang w:val="en-US"/>
+        </w:rPr>
+      </w:pPr>
+    </w:p>
+    <w:p>
+      <w:pPr>
+        <w:rPr>
+          <w:lang w:val="en-US"/>
+        </w:rPr>
+      </w:pPr>
+      <w:r>
+        <w:rPr>
+          <w:lang w:val="en-US"/>
+        </w:rPr>
+        <w:t xml:space="preserve">In the given code, </w:t>
+      </w:r>
+      <w:proofErr w:type="gramStart"/>
+      <w:r>
+        <w:rPr>
+          <w:lang w:val="en-US"/>
+        </w:rPr>
+        <w:t>Student::</w:t>
+      </w:r>
+      <w:proofErr w:type="spellStart"/>
+      <w:proofErr w:type="gramEnd"/>
+      <w:r>
+        <w:rPr>
+          <w:lang w:val="en-US"/>
+        </w:rPr>
+        <w:t>getId</w:t>
+      </w:r>
+      <w:proofErr w:type="spellEnd"/>
+      <w:r>
+        <w:rPr>
+          <w:lang w:val="en-US"/>
+        </w:rPr>
+        <w:t xml:space="preserve"> and </w:t>
+      </w:r>
+      <w:proofErr w:type="gramStart"/>
+      <w:r>
+        <w:rPr>
+          <w:lang w:val="en-US"/>
+        </w:rPr>
+        <w:t>Student::</w:t>
+      </w:r>
+      <w:proofErr w:type="spellStart"/>
+      <w:proofErr w:type="gramEnd"/>
+      <w:r>
+        <w:rPr>
+          <w:lang w:val="en-US"/>
+        </w:rPr>
+        <w:t>getName</w:t>
+      </w:r>
+      <w:proofErr w:type="spellEnd"/>
+      <w:r>
+        <w:rPr>
+          <w:lang w:val="en-US"/>
+        </w:rPr>
+        <w:t xml:space="preserve"> are used as method references to the </w:t>
+      </w:r>
+      <w:proofErr w:type="spellStart"/>
+      <w:proofErr w:type="gramStart"/>
+      <w:r>
+        <w:rPr>
+          <w:lang w:val="en-US"/>
+        </w:rPr>
+        <w:t>getId</w:t>
+      </w:r>
+      <w:proofErr w:type="spellEnd"/>
+      <w:r>
+        <w:rPr>
+          <w:lang w:val="en-US"/>
+        </w:rPr>
+        <w:t>(</w:t>
+      </w:r>
+      <w:proofErr w:type="gramEnd"/>
+      <w:r>
+        <w:rPr>
+          <w:lang w:val="en-US"/>
+        </w:rPr>
+        <w:t xml:space="preserve">) and </w:t>
+      </w:r>
+      <w:proofErr w:type="spellStart"/>
+      <w:proofErr w:type="gramStart"/>
+      <w:r>
+        <w:rPr>
+          <w:lang w:val="en-US"/>
+        </w:rPr>
+        <w:t>getName</w:t>
+      </w:r>
+      <w:proofErr w:type="spellEnd"/>
+      <w:r>
+        <w:rPr>
+          <w:lang w:val="en-US"/>
+        </w:rPr>
+        <w:t>(</w:t>
+      </w:r>
+      <w:proofErr w:type="gramEnd"/>
+      <w:r>
+        <w:rPr>
+          <w:lang w:val="en-US"/>
+        </w:rPr>
+        <w:t xml:space="preserve">) methods of the </w:t>
+      </w:r>
+      <w:proofErr w:type="gramStart"/>
+      <w:r>
+        <w:rPr>
+          <w:lang w:val="en-US"/>
+        </w:rPr>
+        <w:t>Student</w:t>
+      </w:r>
+      <w:proofErr w:type="gramEnd"/>
+      <w:r>
+        <w:rPr>
+          <w:lang w:val="en-US"/>
+        </w:rPr>
+        <w:t xml:space="preserve"> class, respectively. However, they are used in the context of a stream pipeline, where they are invoked on each element of the stream. In this case, the method references are automatically bound to the objects being processed by the stream.</w:t>
+      </w:r>
+    </w:p>
+    <w:p>
+      <w:pPr>
+        <w:rPr>
+          <w:lang w:val="en-US"/>
+        </w:rPr>
+      </w:pPr>
+    </w:p>
+    <w:p>
+      <w:pPr>
+        <w:rPr>
+          <w:lang w:val="en-US"/>
+        </w:rPr>
+      </w:pPr>
+      <w:r>
+        <w:rPr>
+          <w:lang w:val="en-US"/>
+        </w:rPr>
+        <w:t xml:space="preserve">Therefore, it is legal to use </w:t>
+      </w:r>
+      <w:proofErr w:type="gramStart"/>
+      <w:r>
+        <w:rPr>
+          <w:lang w:val="en-US"/>
+        </w:rPr>
+        <w:t>Student::</w:t>
+      </w:r>
+      <w:proofErr w:type="spellStart"/>
+      <w:proofErr w:type="gramEnd"/>
+      <w:r>
+        <w:rPr>
+          <w:lang w:val="en-US"/>
+        </w:rPr>
+        <w:t>getId</w:t>
+      </w:r>
+      <w:proofErr w:type="spellEnd"/>
+      <w:r>
+        <w:rPr>
+          <w:lang w:val="en-US"/>
+        </w:rPr>
+        <w:t xml:space="preserve"> and </w:t>
+      </w:r>
+      <w:proofErr w:type="gramStart"/>
+      <w:r>
+        <w:rPr>
+          <w:lang w:val="en-US"/>
+        </w:rPr>
+        <w:t>Student::</w:t>
+      </w:r>
+      <w:proofErr w:type="spellStart"/>
+      <w:proofErr w:type="gramEnd"/>
+      <w:r>
+        <w:rPr>
+          <w:lang w:val="en-US"/>
+        </w:rPr>
+        <w:t>getName</w:t>
+      </w:r>
+      <w:proofErr w:type="spellEnd"/>
+      <w:r>
+        <w:rPr>
+          <w:lang w:val="en-US"/>
+        </w:rPr>
+        <w:t xml:space="preserve"> in the given code because they are being used in the context of a stream pipeline, where they are automatically bound to the objects being processed by the stream. However, it is not legal to use them as standalone method references outside of a stream pipeline.</w:t>
       </w:r>
     </w:p>
     <w:p>
@@ -3868,7 +4734,23 @@
           <w:rFonts w:ascii="Times New Roman" w:hAnsi="Times New Roman" w:cs="Times New Roman"/>
           <w:kern w:val="0"/>
         </w:rPr>
-        <w:t xml:space="preserve"> studentMap </w:t>
+        <w:t xml:space="preserve"> </w:t>
+      </w:r>
+      <w:proofErr w:type="spellStart"/>
+      <w:r>
+        <w:rPr>
+          <w:rFonts w:ascii="Times New Roman" w:hAnsi="Times New Roman" w:cs="Times New Roman"/>
+          <w:kern w:val="0"/>
+        </w:rPr>
+        <w:t>studentMap</w:t>
+      </w:r>
+      <w:proofErr w:type="spellEnd"/>
+      <w:r>
+        <w:rPr>
+          <w:rFonts w:ascii="Times New Roman" w:hAnsi="Times New Roman" w:cs="Times New Roman"/>
+          <w:kern w:val="0"/>
+        </w:rPr>
+        <w:t xml:space="preserve"> </w:t>
       </w:r>
       <w:r>
         <w:rPr>
@@ -3883,7 +4765,15 @@
           <w:rFonts w:ascii="Times New Roman" w:hAnsi="Times New Roman" w:cs="Times New Roman"/>
           <w:kern w:val="0"/>
         </w:rPr>
-        <w:t xml:space="preserve"> studentList</w:t>
+        <w:t xml:space="preserve"> </w:t>
+      </w:r>
+      <w:proofErr w:type="spellStart"/>
+      <w:r>
+        <w:rPr>
+          <w:rFonts w:ascii="Times New Roman" w:hAnsi="Times New Roman" w:cs="Times New Roman"/>
+          <w:kern w:val="0"/>
+        </w:rPr>
+        <w:t>studentList</w:t>
       </w:r>
       <w:r>
         <w:rPr>
@@ -3901,6 +4791,7 @@
         </w:rPr>
         <w:t>stream</w:t>
       </w:r>
+      <w:proofErr w:type="spellEnd"/>
       <w:r>
         <w:rPr>
           <w:rFonts w:ascii="Times New Roman" w:hAnsi="Times New Roman" w:cs="Times New Roman"/>
@@ -3952,6 +4843,7 @@
         </w:rPr>
         <w:t>(</w:t>
       </w:r>
+      <w:proofErr w:type="spellStart"/>
       <w:r>
         <w:rPr>
           <w:rFonts w:ascii="Times New Roman" w:hAnsi="Times New Roman" w:cs="Times New Roman"/>
@@ -3975,6 +4867,7 @@
         </w:rPr>
         <w:t>toMap</w:t>
       </w:r>
+      <w:proofErr w:type="spellEnd"/>
       <w:r>
         <w:rPr>
           <w:rFonts w:ascii="Times New Roman" w:hAnsi="Times New Roman" w:cs="Times New Roman"/>
@@ -4003,7 +4896,15 @@
           <w:rFonts w:ascii="Times New Roman" w:hAnsi="Times New Roman" w:cs="Times New Roman"/>
           <w:kern w:val="0"/>
         </w:rPr>
-        <w:t xml:space="preserve"> student</w:t>
+        <w:t xml:space="preserve"> </w:t>
+      </w:r>
+      <w:proofErr w:type="spellStart"/>
+      <w:r>
+        <w:rPr>
+          <w:rFonts w:ascii="Times New Roman" w:hAnsi="Times New Roman" w:cs="Times New Roman"/>
+          <w:kern w:val="0"/>
+        </w:rPr>
+        <w:t>student</w:t>
       </w:r>
       <w:r>
         <w:rPr>
@@ -4021,6 +4922,7 @@
         </w:rPr>
         <w:t>getId</w:t>
       </w:r>
+      <w:proofErr w:type="spellEnd"/>
       <w:r>
         <w:rPr>
           <w:rFonts w:ascii="Times New Roman" w:hAnsi="Times New Roman" w:cs="Times New Roman"/>
@@ -4049,7 +4951,15 @@
           <w:rFonts w:ascii="Times New Roman" w:hAnsi="Times New Roman" w:cs="Times New Roman"/>
           <w:kern w:val="0"/>
         </w:rPr>
-        <w:t xml:space="preserve"> student</w:t>
+        <w:t xml:space="preserve"> </w:t>
+      </w:r>
+      <w:proofErr w:type="spellStart"/>
+      <w:r>
+        <w:rPr>
+          <w:rFonts w:ascii="Times New Roman" w:hAnsi="Times New Roman" w:cs="Times New Roman"/>
+          <w:kern w:val="0"/>
+        </w:rPr>
+        <w:t>student</w:t>
       </w:r>
       <w:r>
         <w:rPr>
@@ -4067,6 +4977,7 @@
         </w:rPr>
         <w:t>getName</w:t>
       </w:r>
+      <w:proofErr w:type="spellEnd"/>
       <w:r>
         <w:rPr>
           <w:rFonts w:ascii="Times New Roman" w:hAnsi="Times New Roman" w:cs="Times New Roman"/>
@@ -4096,11 +5007,19 @@
           <w:lang w:val="en-US"/>
         </w:rPr>
       </w:pPr>
-      <w:r>
-        <w:rPr>
-          <w:lang w:val="en-US"/>
-        </w:rPr>
-        <w:t xml:space="preserve">Output : </w:t>
+      <w:proofErr w:type="gramStart"/>
+      <w:r>
+        <w:rPr>
+          <w:lang w:val="en-US"/>
+        </w:rPr>
+        <w:t>Output :</w:t>
+      </w:r>
+      <w:proofErr w:type="gramEnd"/>
+      <w:r>
+        <w:rPr>
+          <w:lang w:val="en-US"/>
+        </w:rPr>
+        <w:t xml:space="preserve"> </w:t>
       </w:r>
     </w:p>
     <w:p>
@@ -4130,24 +5049,46 @@
           <w:lang w:val="en-US"/>
         </w:rPr>
       </w:pPr>
-      <w:r>
-        <w:rPr>
-          <w:lang w:val="en-US"/>
-        </w:rPr>
-        <w:t>sorted()</w:t>
-      </w:r>
-    </w:p>
-    <w:p>
-      <w:pPr>
-        <w:rPr>
-          <w:lang w:val="en-US"/>
-        </w:rPr>
-      </w:pPr>
-      <w:r>
-        <w:rPr>
-          <w:lang w:val="en-US"/>
-        </w:rPr>
-        <w:t xml:space="preserve">The sorted() method in Java 8 streams is </w:t>
+      <w:proofErr w:type="gramStart"/>
+      <w:r>
+        <w:rPr>
+          <w:lang w:val="en-US"/>
+        </w:rPr>
+        <w:t>sorted(</w:t>
+      </w:r>
+      <w:proofErr w:type="gramEnd"/>
+      <w:r>
+        <w:rPr>
+          <w:lang w:val="en-US"/>
+        </w:rPr>
+        <w:t>)</w:t>
+      </w:r>
+    </w:p>
+    <w:p>
+      <w:pPr>
+        <w:rPr>
+          <w:lang w:val="en-US"/>
+        </w:rPr>
+      </w:pPr>
+      <w:r>
+        <w:rPr>
+          <w:lang w:val="en-US"/>
+        </w:rPr>
+        <w:t xml:space="preserve">The </w:t>
+      </w:r>
+      <w:proofErr w:type="gramStart"/>
+      <w:r>
+        <w:rPr>
+          <w:lang w:val="en-US"/>
+        </w:rPr>
+        <w:t>sorted(</w:t>
+      </w:r>
+      <w:proofErr w:type="gramEnd"/>
+      <w:r>
+        <w:rPr>
+          <w:lang w:val="en-US"/>
+        </w:rPr>
+        <w:t xml:space="preserve">) method in Java 8 streams is </w:t>
       </w:r>
       <w:r>
         <w:rPr>
@@ -4232,7 +5173,11 @@
         <w:t>=</w:t>
       </w:r>
       <w:r>
-        <w:t xml:space="preserve"> Arrays</w:t>
+        <w:t xml:space="preserve"> </w:t>
+      </w:r>
+      <w:proofErr w:type="spellStart"/>
+      <w:r>
+        <w:t>Arrays</w:t>
       </w:r>
       <w:r>
         <w:rPr>
@@ -4246,6 +5191,7 @@
         </w:rPr>
         <w:t>asList</w:t>
       </w:r>
+      <w:proofErr w:type="spellEnd"/>
       <w:r>
         <w:rPr>
           <w:color w:val="666666"/>
@@ -4328,7 +5274,11 @@
         <w:shd w:val="clear" w:color="auto" w:fill="F8F8F8"/>
       </w:pPr>
       <w:r>
-        <w:t xml:space="preserve">        list</w:t>
+        <w:t xml:space="preserve">        </w:t>
+      </w:r>
+      <w:proofErr w:type="spellStart"/>
+      <w:r>
+        <w:t>list</w:t>
       </w:r>
       <w:r>
         <w:rPr>
@@ -4342,6 +5292,7 @@
         </w:rPr>
         <w:t>stream</w:t>
       </w:r>
+      <w:proofErr w:type="spellEnd"/>
       <w:r>
         <w:rPr>
           <w:color w:val="666666"/>
@@ -4360,18 +5311,21 @@
         </w:rPr>
         <w:t>().</w:t>
       </w:r>
+      <w:proofErr w:type="spellStart"/>
       <w:r>
         <w:rPr>
           <w:color w:val="7D9029"/>
         </w:rPr>
         <w:t>forEach</w:t>
       </w:r>
+      <w:proofErr w:type="spellEnd"/>
       <w:r>
         <w:rPr>
           <w:color w:val="666666"/>
         </w:rPr>
         <w:t>(</w:t>
       </w:r>
+      <w:proofErr w:type="spellStart"/>
       <w:r>
         <w:t>System</w:t>
       </w:r>
@@ -4387,15 +5341,18 @@
         </w:rPr>
         <w:t>out</w:t>
       </w:r>
+      <w:proofErr w:type="spellEnd"/>
       <w:r>
         <w:rPr>
           <w:color w:val="666666"/>
         </w:rPr>
         <w:t>::</w:t>
       </w:r>
+      <w:proofErr w:type="spellStart"/>
       <w:r>
         <w:t>println</w:t>
       </w:r>
+      <w:proofErr w:type="spellEnd"/>
       <w:r>
         <w:rPr>
           <w:color w:val="666666"/>
@@ -4423,7 +5380,6 @@
         <w:rPr>
           <w:lang w:val="en-US"/>
         </w:rPr>
-        <w:lastRenderedPageBreak/>
         <w:t>custom sorting</w:t>
       </w:r>
     </w:p>
@@ -4495,7 +5451,15 @@
           <w:rFonts w:ascii="Times New Roman" w:hAnsi="Times New Roman" w:cs="Times New Roman"/>
           <w:kern w:val="0"/>
         </w:rPr>
-        <w:t xml:space="preserve"> Arrays</w:t>
+        <w:t xml:space="preserve"> </w:t>
+      </w:r>
+      <w:proofErr w:type="spellStart"/>
+      <w:r>
+        <w:rPr>
+          <w:rFonts w:ascii="Times New Roman" w:hAnsi="Times New Roman" w:cs="Times New Roman"/>
+          <w:kern w:val="0"/>
+        </w:rPr>
+        <w:t>Arrays</w:t>
       </w:r>
       <w:r>
         <w:rPr>
@@ -4513,6 +5477,7 @@
         </w:rPr>
         <w:t>asList</w:t>
       </w:r>
+      <w:proofErr w:type="spellEnd"/>
       <w:r>
         <w:rPr>
           <w:rFonts w:ascii="Times New Roman" w:hAnsi="Times New Roman" w:cs="Times New Roman"/>
@@ -4655,7 +5620,15 @@
           <w:rFonts w:ascii="Times New Roman" w:hAnsi="Times New Roman" w:cs="Times New Roman"/>
           <w:kern w:val="0"/>
         </w:rPr>
-        <w:t xml:space="preserve">        list</w:t>
+        <w:t xml:space="preserve">        </w:t>
+      </w:r>
+      <w:proofErr w:type="spellStart"/>
+      <w:r>
+        <w:rPr>
+          <w:rFonts w:ascii="Times New Roman" w:hAnsi="Times New Roman" w:cs="Times New Roman"/>
+          <w:kern w:val="0"/>
+        </w:rPr>
+        <w:t>list</w:t>
       </w:r>
       <w:r>
         <w:rPr>
@@ -4673,6 +5646,7 @@
         </w:rPr>
         <w:t>stream</w:t>
       </w:r>
+      <w:proofErr w:type="spellEnd"/>
       <w:r>
         <w:rPr>
           <w:rFonts w:ascii="Times New Roman" w:hAnsi="Times New Roman" w:cs="Times New Roman"/>
@@ -4803,6 +5777,7 @@
         </w:rPr>
         <w:t>).</w:t>
       </w:r>
+      <w:proofErr w:type="spellStart"/>
       <w:r>
         <w:rPr>
           <w:rFonts w:ascii="Times New Roman" w:hAnsi="Times New Roman" w:cs="Times New Roman"/>
@@ -4811,6 +5786,7 @@
         </w:rPr>
         <w:t>forEach</w:t>
       </w:r>
+      <w:proofErr w:type="spellEnd"/>
       <w:r>
         <w:rPr>
           <w:rFonts w:ascii="Times New Roman" w:hAnsi="Times New Roman" w:cs="Times New Roman"/>
@@ -4819,6 +5795,7 @@
         </w:rPr>
         <w:t>(</w:t>
       </w:r>
+      <w:proofErr w:type="spellStart"/>
       <w:r>
         <w:rPr>
           <w:rFonts w:ascii="Times New Roman" w:hAnsi="Times New Roman" w:cs="Times New Roman"/>
@@ -4842,6 +5819,7 @@
         </w:rPr>
         <w:t>out</w:t>
       </w:r>
+      <w:proofErr w:type="spellEnd"/>
       <w:r>
         <w:rPr>
           <w:rFonts w:ascii="Times New Roman" w:hAnsi="Times New Roman" w:cs="Times New Roman"/>
@@ -4850,6 +5828,7 @@
         </w:rPr>
         <w:t>::</w:t>
       </w:r>
+      <w:proofErr w:type="spellStart"/>
       <w:r>
         <w:rPr>
           <w:rFonts w:ascii="Times New Roman" w:hAnsi="Times New Roman" w:cs="Times New Roman"/>
@@ -4857,6 +5836,7 @@
         </w:rPr>
         <w:t>println</w:t>
       </w:r>
+      <w:proofErr w:type="spellEnd"/>
       <w:r>
         <w:rPr>
           <w:rFonts w:ascii="Times New Roman" w:hAnsi="Times New Roman" w:cs="Times New Roman"/>
@@ -4897,27 +5877,55 @@
         <w:rPr>
           <w:lang w:val="en-US"/>
         </w:rPr>
-        <w:t>/max()</w:t>
-      </w:r>
-    </w:p>
-    <w:p>
-      <w:pPr>
-        <w:rPr>
-          <w:lang w:val="en-US"/>
-        </w:rPr>
-      </w:pPr>
-    </w:p>
-    <w:p>
-      <w:pPr>
-        <w:rPr>
-          <w:lang w:val="en-US"/>
-        </w:rPr>
-      </w:pPr>
-      <w:r>
-        <w:rPr>
-          <w:lang w:val="en-US"/>
-        </w:rPr>
-        <w:t>The min() method in Java 8 streams is used to find the minimum element in a stream according to the provided Comparator. It returns an Optional describing the minimum element of the stream, or an empty Optional if the stream is empty</w:t>
+        <w:t>/</w:t>
+      </w:r>
+      <w:proofErr w:type="gramStart"/>
+      <w:r>
+        <w:rPr>
+          <w:lang w:val="en-US"/>
+        </w:rPr>
+        <w:t>max(</w:t>
+      </w:r>
+      <w:proofErr w:type="gramEnd"/>
+      <w:r>
+        <w:rPr>
+          <w:lang w:val="en-US"/>
+        </w:rPr>
+        <w:t>)</w:t>
+      </w:r>
+    </w:p>
+    <w:p>
+      <w:pPr>
+        <w:rPr>
+          <w:lang w:val="en-US"/>
+        </w:rPr>
+      </w:pPr>
+    </w:p>
+    <w:p>
+      <w:pPr>
+        <w:rPr>
+          <w:lang w:val="en-US"/>
+        </w:rPr>
+      </w:pPr>
+      <w:r>
+        <w:rPr>
+          <w:lang w:val="en-US"/>
+        </w:rPr>
+        <w:t xml:space="preserve">The </w:t>
+      </w:r>
+      <w:proofErr w:type="gramStart"/>
+      <w:r>
+        <w:rPr>
+          <w:lang w:val="en-US"/>
+        </w:rPr>
+        <w:t>min(</w:t>
+      </w:r>
+      <w:proofErr w:type="gramEnd"/>
+      <w:r>
+        <w:rPr>
+          <w:lang w:val="en-US"/>
+        </w:rPr>
+        <w:t>) method in Java 8 streams is used to find the minimum element in a stream according to the provided Comparator. It returns an Optional describing the minimum element of the stream, or an empty Optional if the stream is empty</w:t>
       </w:r>
       <w:r>
         <w:rPr>
@@ -4994,7 +6002,15 @@
           <w:rFonts w:ascii="Times New Roman" w:hAnsi="Times New Roman" w:cs="Times New Roman"/>
           <w:kern w:val="0"/>
         </w:rPr>
-        <w:t xml:space="preserve"> Arrays</w:t>
+        <w:t xml:space="preserve"> </w:t>
+      </w:r>
+      <w:proofErr w:type="spellStart"/>
+      <w:r>
+        <w:rPr>
+          <w:rFonts w:ascii="Times New Roman" w:hAnsi="Times New Roman" w:cs="Times New Roman"/>
+          <w:kern w:val="0"/>
+        </w:rPr>
+        <w:t>Arrays</w:t>
       </w:r>
       <w:r>
         <w:rPr>
@@ -5012,6 +6028,7 @@
         </w:rPr>
         <w:t>asList</w:t>
       </w:r>
+      <w:proofErr w:type="spellEnd"/>
       <w:r>
         <w:rPr>
           <w:rFonts w:ascii="Times New Roman" w:hAnsi="Times New Roman" w:cs="Times New Roman"/>
@@ -5169,7 +6186,23 @@
           <w:rFonts w:ascii="Times New Roman" w:hAnsi="Times New Roman" w:cs="Times New Roman"/>
           <w:kern w:val="0"/>
         </w:rPr>
-        <w:t xml:space="preserve"> num </w:t>
+        <w:t xml:space="preserve"> </w:t>
+      </w:r>
+      <w:proofErr w:type="spellStart"/>
+      <w:r>
+        <w:rPr>
+          <w:rFonts w:ascii="Times New Roman" w:hAnsi="Times New Roman" w:cs="Times New Roman"/>
+          <w:kern w:val="0"/>
+        </w:rPr>
+        <w:t>num</w:t>
+      </w:r>
+      <w:proofErr w:type="spellEnd"/>
+      <w:r>
+        <w:rPr>
+          <w:rFonts w:ascii="Times New Roman" w:hAnsi="Times New Roman" w:cs="Times New Roman"/>
+          <w:kern w:val="0"/>
+        </w:rPr>
+        <w:t xml:space="preserve"> </w:t>
       </w:r>
       <w:r>
         <w:rPr>
@@ -5184,7 +6217,15 @@
           <w:rFonts w:ascii="Times New Roman" w:hAnsi="Times New Roman" w:cs="Times New Roman"/>
           <w:kern w:val="0"/>
         </w:rPr>
-        <w:t xml:space="preserve"> list</w:t>
+        <w:t xml:space="preserve"> </w:t>
+      </w:r>
+      <w:proofErr w:type="spellStart"/>
+      <w:r>
+        <w:rPr>
+          <w:rFonts w:ascii="Times New Roman" w:hAnsi="Times New Roman" w:cs="Times New Roman"/>
+          <w:kern w:val="0"/>
+        </w:rPr>
+        <w:t>list</w:t>
       </w:r>
       <w:r>
         <w:rPr>
@@ -5202,6 +6243,7 @@
         </w:rPr>
         <w:t>stream</w:t>
       </w:r>
+      <w:proofErr w:type="spellEnd"/>
       <w:r>
         <w:rPr>
           <w:rFonts w:ascii="Times New Roman" w:hAnsi="Times New Roman" w:cs="Times New Roman"/>
@@ -5399,7 +6441,15 @@
           <w:rFonts w:ascii="Times New Roman" w:hAnsi="Times New Roman" w:cs="Times New Roman"/>
           <w:kern w:val="0"/>
         </w:rPr>
-        <w:t xml:space="preserve">        System</w:t>
+        <w:t xml:space="preserve">        </w:t>
+      </w:r>
+      <w:proofErr w:type="spellStart"/>
+      <w:r>
+        <w:rPr>
+          <w:rFonts w:ascii="Times New Roman" w:hAnsi="Times New Roman" w:cs="Times New Roman"/>
+          <w:kern w:val="0"/>
+        </w:rPr>
+        <w:t>System</w:t>
       </w:r>
       <w:r>
         <w:rPr>
@@ -5433,6 +6483,7 @@
         </w:rPr>
         <w:t>println</w:t>
       </w:r>
+      <w:proofErr w:type="spellEnd"/>
       <w:r>
         <w:rPr>
           <w:rFonts w:ascii="Times New Roman" w:hAnsi="Times New Roman" w:cs="Times New Roman"/>
@@ -5441,6 +6492,7 @@
         </w:rPr>
         <w:t>(</w:t>
       </w:r>
+      <w:proofErr w:type="spellStart"/>
       <w:r>
         <w:rPr>
           <w:rFonts w:ascii="Times New Roman" w:hAnsi="Times New Roman" w:cs="Times New Roman"/>
@@ -5448,6 +6500,7 @@
         </w:rPr>
         <w:t>num</w:t>
       </w:r>
+      <w:proofErr w:type="spellEnd"/>
       <w:r>
         <w:rPr>
           <w:rFonts w:ascii="Times New Roman" w:hAnsi="Times New Roman" w:cs="Times New Roman"/>
@@ -5500,24 +6553,62 @@
           <w:lang w:val="en-US"/>
         </w:rPr>
       </w:pPr>
-      <w:r>
-        <w:rPr>
-          <w:lang w:val="en-US"/>
-        </w:rPr>
-        <w:t>toArray()</w:t>
-      </w:r>
-    </w:p>
-    <w:p>
-      <w:pPr>
-        <w:rPr>
-          <w:lang w:val="en-US"/>
-        </w:rPr>
-      </w:pPr>
-      <w:r>
-        <w:rPr>
-          <w:lang w:val="en-US"/>
-        </w:rPr>
-        <w:t>The toArray() method in Java 8 streams is used to convert a stream into an array. It returns an array containing the elements of the stream</w:t>
+      <w:proofErr w:type="spellStart"/>
+      <w:proofErr w:type="gramStart"/>
+      <w:r>
+        <w:rPr>
+          <w:lang w:val="en-US"/>
+        </w:rPr>
+        <w:t>toArray</w:t>
+      </w:r>
+      <w:proofErr w:type="spellEnd"/>
+      <w:r>
+        <w:rPr>
+          <w:lang w:val="en-US"/>
+        </w:rPr>
+        <w:t>(</w:t>
+      </w:r>
+      <w:proofErr w:type="gramEnd"/>
+      <w:r>
+        <w:rPr>
+          <w:lang w:val="en-US"/>
+        </w:rPr>
+        <w:t>)</w:t>
+      </w:r>
+    </w:p>
+    <w:p>
+      <w:pPr>
+        <w:rPr>
+          <w:lang w:val="en-US"/>
+        </w:rPr>
+      </w:pPr>
+      <w:r>
+        <w:rPr>
+          <w:lang w:val="en-US"/>
+        </w:rPr>
+        <w:t xml:space="preserve">The </w:t>
+      </w:r>
+      <w:proofErr w:type="spellStart"/>
+      <w:proofErr w:type="gramStart"/>
+      <w:r>
+        <w:rPr>
+          <w:lang w:val="en-US"/>
+        </w:rPr>
+        <w:t>toArray</w:t>
+      </w:r>
+      <w:proofErr w:type="spellEnd"/>
+      <w:r>
+        <w:rPr>
+          <w:lang w:val="en-US"/>
+        </w:rPr>
+        <w:t>(</w:t>
+      </w:r>
+      <w:proofErr w:type="gramEnd"/>
+      <w:r>
+        <w:rPr>
+          <w:lang w:val="en-US"/>
+        </w:rPr>
+        <w:t>) method in Java 8 streams is used to convert a stream into an array. It returns an array containing the elements of the stream</w:t>
       </w:r>
       <w:r>
         <w:rPr>
@@ -5543,7 +6634,59 @@
         <w:rPr>
           <w:lang w:val="en-US"/>
         </w:rPr>
-        <w:t>The toArray() method can be used with an argument that specifies the type of the resulting array. For example, stream.toArray(String[]::new) creates a String array</w:t>
+        <w:t xml:space="preserve">The </w:t>
+      </w:r>
+      <w:proofErr w:type="spellStart"/>
+      <w:proofErr w:type="gramStart"/>
+      <w:r>
+        <w:rPr>
+          <w:lang w:val="en-US"/>
+        </w:rPr>
+        <w:t>toArray</w:t>
+      </w:r>
+      <w:proofErr w:type="spellEnd"/>
+      <w:r>
+        <w:rPr>
+          <w:lang w:val="en-US"/>
+        </w:rPr>
+        <w:t>(</w:t>
+      </w:r>
+      <w:proofErr w:type="gramEnd"/>
+      <w:r>
+        <w:rPr>
+          <w:lang w:val="en-US"/>
+        </w:rPr>
+        <w:t xml:space="preserve">) method can be used with an argument that specifies the type of the resulting array. For example, </w:t>
+      </w:r>
+      <w:proofErr w:type="spellStart"/>
+      <w:proofErr w:type="gramStart"/>
+      <w:r>
+        <w:rPr>
+          <w:lang w:val="en-US"/>
+        </w:rPr>
+        <w:t>stream.toArray</w:t>
+      </w:r>
+      <w:proofErr w:type="spellEnd"/>
+      <w:proofErr w:type="gramEnd"/>
+      <w:r>
+        <w:rPr>
+          <w:lang w:val="en-US"/>
+        </w:rPr>
+        <w:t>(</w:t>
+      </w:r>
+      <w:proofErr w:type="gramStart"/>
+      <w:r>
+        <w:rPr>
+          <w:lang w:val="en-US"/>
+        </w:rPr>
+        <w:t>String[]::</w:t>
+      </w:r>
+      <w:proofErr w:type="gramEnd"/>
+      <w:r>
+        <w:rPr>
+          <w:lang w:val="en-US"/>
+        </w:rPr>
+        <w:t>new) creates a String array</w:t>
       </w:r>
       <w:r>
         <w:rPr>
@@ -5551,11 +6694,19 @@
         </w:rPr>
         <w:t xml:space="preserve">, otherwise it always returns the </w:t>
       </w:r>
-      <w:r>
-        <w:rPr>
-          <w:lang w:val="en-US"/>
-        </w:rPr>
-        <w:t>Object[] array.</w:t>
+      <w:proofErr w:type="gramStart"/>
+      <w:r>
+        <w:rPr>
+          <w:lang w:val="en-US"/>
+        </w:rPr>
+        <w:t>Object[</w:t>
+      </w:r>
+      <w:proofErr w:type="gramEnd"/>
+      <w:r>
+        <w:rPr>
+          <w:lang w:val="en-US"/>
+        </w:rPr>
+        <w:t>] array.</w:t>
       </w:r>
     </w:p>
     <w:p>
@@ -5586,12 +6737,10 @@
           <w:lang w:eastAsia="en-IN"/>
           <w14:ligatures w14:val="none"/>
         </w:rPr>
-        <w:t>List&lt;Integer&gt; list = Arrays.asList(2, 4, 1, 3, 7, 5, 9, 6, 8);</w:t>
-      </w:r>
-    </w:p>
-    <w:p>
-      <w:pPr>
-        <w:spacing w:after="0" w:line="240" w:lineRule="auto"/>
+        <w:t xml:space="preserve">List&lt;Integer&gt; list = </w:t>
+      </w:r>
+      <w:proofErr w:type="spellStart"/>
+      <w:r>
         <w:rPr>
           <w:rFonts w:ascii="Times New Roman" w:eastAsia="Times New Roman" w:hAnsi="Times New Roman" w:cs="Times New Roman"/>
           <w:color w:val="000000"/>
@@ -5600,7 +6749,9 @@
           <w:lang w:eastAsia="en-IN"/>
           <w14:ligatures w14:val="none"/>
         </w:rPr>
-      </w:pPr>
+        <w:t>Arrays.asList</w:t>
+      </w:r>
+      <w:proofErr w:type="spellEnd"/>
       <w:r>
         <w:rPr>
           <w:rFonts w:ascii="Times New Roman" w:eastAsia="Times New Roman" w:hAnsi="Times New Roman" w:cs="Times New Roman"/>
@@ -5610,7 +6761,7 @@
           <w:lang w:eastAsia="en-IN"/>
           <w14:ligatures w14:val="none"/>
         </w:rPr>
-        <w:t>Integer[] array = list.stream()</w:t>
+        <w:t>(2, 4, 1, 3, 7, 5, 9, 6, 8);</w:t>
       </w:r>
     </w:p>
     <w:p>
@@ -5634,11 +6785,10 @@
           <w:lang w:eastAsia="en-IN"/>
           <w14:ligatures w14:val="none"/>
         </w:rPr>
-        <w:t xml:space="preserve">                      .toArray(Integer[]::new);</w:t>
-      </w:r>
-    </w:p>
-    <w:p>
-      <w:pPr>
+        <w:t xml:space="preserve">Integer[] array = </w:t>
+      </w:r>
+      <w:proofErr w:type="spellStart"/>
+      <w:r>
         <w:rPr>
           <w:rFonts w:ascii="Times New Roman" w:eastAsia="Times New Roman" w:hAnsi="Times New Roman" w:cs="Times New Roman"/>
           <w:color w:val="000000"/>
@@ -5647,7 +6797,9 @@
           <w:lang w:eastAsia="en-IN"/>
           <w14:ligatures w14:val="none"/>
         </w:rPr>
-      </w:pPr>
+        <w:t>list.stream</w:t>
+      </w:r>
+      <w:proofErr w:type="spellEnd"/>
       <w:r>
         <w:rPr>
           <w:rFonts w:ascii="Times New Roman" w:eastAsia="Times New Roman" w:hAnsi="Times New Roman" w:cs="Times New Roman"/>
@@ -5657,11 +6809,12 @@
           <w:lang w:eastAsia="en-IN"/>
           <w14:ligatures w14:val="none"/>
         </w:rPr>
-        <w:t>System.out.println(Arrays.toString(array));</w:t>
-      </w:r>
-    </w:p>
-    <w:p>
-      <w:pPr>
+        <w:t>()</w:t>
+      </w:r>
+    </w:p>
+    <w:p>
+      <w:pPr>
+        <w:spacing w:after="0" w:line="240" w:lineRule="auto"/>
         <w:rPr>
           <w:rFonts w:ascii="Times New Roman" w:eastAsia="Times New Roman" w:hAnsi="Times New Roman" w:cs="Times New Roman"/>
           <w:color w:val="000000"/>
@@ -5671,109 +6824,7 @@
           <w14:ligatures w14:val="none"/>
         </w:rPr>
       </w:pPr>
-    </w:p>
-    <w:p>
-      <w:pPr>
-        <w:rPr>
-          <w:lang w:val="en-US"/>
-        </w:rPr>
-      </w:pPr>
-    </w:p>
-    <w:p>
-      <w:pPr>
-        <w:pStyle w:val="Heading1"/>
-        <w:rPr>
-          <w:lang w:val="en-US"/>
-        </w:rPr>
-      </w:pPr>
-      <w:r>
-        <w:rPr>
-          <w:lang w:val="en-US"/>
-        </w:rPr>
-        <w:t>of()</w:t>
-      </w:r>
-    </w:p>
-    <w:p>
-      <w:pPr>
-        <w:rPr>
-          <w:lang w:val="en-US"/>
-        </w:rPr>
-      </w:pPr>
-      <w:r>
-        <w:rPr>
-          <w:lang w:val="en-US"/>
-        </w:rPr>
-        <w:t>It can take any group of values and convert them to stream</w:t>
-      </w:r>
-      <w:r>
-        <w:rPr>
-          <w:lang w:val="en-US"/>
-        </w:rPr>
-        <w:t xml:space="preserve"> so that </w:t>
-      </w:r>
-      <w:r>
-        <w:rPr>
-          <w:lang w:val="en-US"/>
-        </w:rPr>
-        <w:t>, all stream operations can be applied.</w:t>
-      </w:r>
-    </w:p>
-    <w:p>
-      <w:pPr>
-        <w:rPr>
-          <w:lang w:val="en-US"/>
-        </w:rPr>
-      </w:pPr>
-      <w:r>
-        <w:rPr>
-          <w:lang w:val="en-US"/>
-        </w:rPr>
-        <w:lastRenderedPageBreak/>
-        <w:t>The of() method can be used to create a stream of any type, including streams of objects, primitives, and even custom objects</w:t>
-      </w:r>
-      <w:r>
-        <w:rPr>
-          <w:lang w:val="en-US"/>
-        </w:rPr>
-        <w:t>.</w:t>
-      </w:r>
-    </w:p>
-    <w:p>
-      <w:pPr>
-        <w:rPr>
-          <w:lang w:val="en-US"/>
-        </w:rPr>
-      </w:pPr>
-    </w:p>
-    <w:p>
-      <w:pPr>
-        <w:rPr>
-          <w:lang w:val="en-US"/>
-        </w:rPr>
-      </w:pPr>
-      <w:r>
-        <w:rPr>
-          <w:lang w:val="en-US"/>
-        </w:rPr>
-        <w:t>The of() method can be used with any number of arguments, including zero arguments</w:t>
-      </w:r>
-      <w:r>
-        <w:rPr>
-          <w:lang w:val="en-US"/>
-        </w:rPr>
-        <w:t>.</w:t>
-      </w:r>
-    </w:p>
-    <w:p>
-      <w:pPr>
-        <w:rPr>
-          <w:lang w:val="en-US"/>
-        </w:rPr>
-      </w:pPr>
-    </w:p>
-    <w:p>
-      <w:pPr>
-        <w:spacing w:after="0" w:line="240" w:lineRule="auto"/>
+      <w:r>
         <w:rPr>
           <w:rFonts w:ascii="Times New Roman" w:eastAsia="Times New Roman" w:hAnsi="Times New Roman" w:cs="Times New Roman"/>
           <w:color w:val="000000"/>
@@ -5782,7 +6833,9 @@
           <w:lang w:eastAsia="en-IN"/>
           <w14:ligatures w14:val="none"/>
         </w:rPr>
-      </w:pPr>
+        <w:t xml:space="preserve">                      .</w:t>
+      </w:r>
+      <w:proofErr w:type="spellStart"/>
       <w:r>
         <w:rPr>
           <w:rFonts w:ascii="Times New Roman" w:eastAsia="Times New Roman" w:hAnsi="Times New Roman" w:cs="Times New Roman"/>
@@ -5792,15 +6845,9 @@
           <w:lang w:eastAsia="en-IN"/>
           <w14:ligatures w14:val="none"/>
         </w:rPr>
-        <w:t>Stream&lt;String&gt; stream = Stream.of("apple", "banana", "cherry");</w:t>
-      </w:r>
-    </w:p>
-    <w:p>
-      <w:pPr>
-        <w:rPr>
-          <w:lang w:val="en-US"/>
-        </w:rPr>
-      </w:pPr>
+        <w:t>toArray</w:t>
+      </w:r>
+      <w:proofErr w:type="spellEnd"/>
       <w:r>
         <w:rPr>
           <w:rFonts w:ascii="Times New Roman" w:eastAsia="Times New Roman" w:hAnsi="Times New Roman" w:cs="Times New Roman"/>
@@ -5810,21 +6857,87 @@
           <w:lang w:eastAsia="en-IN"/>
           <w14:ligatures w14:val="none"/>
         </w:rPr>
-        <w:t>stream.forEach(System.out::println);</w:t>
-      </w:r>
-    </w:p>
-    <w:p>
-      <w:pPr>
-        <w:rPr>
-          <w:lang w:val="en-US"/>
-        </w:rPr>
-      </w:pPr>
-      <w:r>
-        <w:rPr>
-          <w:lang w:val="en-US"/>
-        </w:rPr>
-        <w:t xml:space="preserve"> </w:t>
-      </w:r>
+        <w:t>(Integer[]::new);</w:t>
+      </w:r>
+    </w:p>
+    <w:p>
+      <w:pPr>
+        <w:rPr>
+          <w:rFonts w:ascii="Times New Roman" w:eastAsia="Times New Roman" w:hAnsi="Times New Roman" w:cs="Times New Roman"/>
+          <w:color w:val="000000"/>
+          <w:kern w:val="0"/>
+          <w:shd w:val="clear" w:color="auto" w:fill="F3F3EE"/>
+          <w:lang w:eastAsia="en-IN"/>
+          <w14:ligatures w14:val="none"/>
+        </w:rPr>
+      </w:pPr>
+      <w:proofErr w:type="spellStart"/>
+      <w:r>
+        <w:rPr>
+          <w:rFonts w:ascii="Times New Roman" w:eastAsia="Times New Roman" w:hAnsi="Times New Roman" w:cs="Times New Roman"/>
+          <w:color w:val="000000"/>
+          <w:kern w:val="0"/>
+          <w:shd w:val="clear" w:color="auto" w:fill="F3F3EE"/>
+          <w:lang w:eastAsia="en-IN"/>
+          <w14:ligatures w14:val="none"/>
+        </w:rPr>
+        <w:t>System.out.println</w:t>
+      </w:r>
+      <w:proofErr w:type="spellEnd"/>
+      <w:r>
+        <w:rPr>
+          <w:rFonts w:ascii="Times New Roman" w:eastAsia="Times New Roman" w:hAnsi="Times New Roman" w:cs="Times New Roman"/>
+          <w:color w:val="000000"/>
+          <w:kern w:val="0"/>
+          <w:shd w:val="clear" w:color="auto" w:fill="F3F3EE"/>
+          <w:lang w:eastAsia="en-IN"/>
+          <w14:ligatures w14:val="none"/>
+        </w:rPr>
+        <w:t>(</w:t>
+      </w:r>
+      <w:proofErr w:type="spellStart"/>
+      <w:r>
+        <w:rPr>
+          <w:rFonts w:ascii="Times New Roman" w:eastAsia="Times New Roman" w:hAnsi="Times New Roman" w:cs="Times New Roman"/>
+          <w:color w:val="000000"/>
+          <w:kern w:val="0"/>
+          <w:shd w:val="clear" w:color="auto" w:fill="F3F3EE"/>
+          <w:lang w:eastAsia="en-IN"/>
+          <w14:ligatures w14:val="none"/>
+        </w:rPr>
+        <w:t>Arrays.toString</w:t>
+      </w:r>
+      <w:proofErr w:type="spellEnd"/>
+      <w:r>
+        <w:rPr>
+          <w:rFonts w:ascii="Times New Roman" w:eastAsia="Times New Roman" w:hAnsi="Times New Roman" w:cs="Times New Roman"/>
+          <w:color w:val="000000"/>
+          <w:kern w:val="0"/>
+          <w:shd w:val="clear" w:color="auto" w:fill="F3F3EE"/>
+          <w:lang w:eastAsia="en-IN"/>
+          <w14:ligatures w14:val="none"/>
+        </w:rPr>
+        <w:t>(array));</w:t>
+      </w:r>
+    </w:p>
+    <w:p>
+      <w:pPr>
+        <w:rPr>
+          <w:rFonts w:ascii="Times New Roman" w:eastAsia="Times New Roman" w:hAnsi="Times New Roman" w:cs="Times New Roman"/>
+          <w:color w:val="000000"/>
+          <w:kern w:val="0"/>
+          <w:shd w:val="clear" w:color="auto" w:fill="F3F3EE"/>
+          <w:lang w:eastAsia="en-IN"/>
+          <w14:ligatures w14:val="none"/>
+        </w:rPr>
+      </w:pPr>
+    </w:p>
+    <w:p>
+      <w:pPr>
+        <w:rPr>
+          <w:lang w:val="en-US"/>
+        </w:rPr>
+      </w:pPr>
     </w:p>
     <w:p>
       <w:pPr>
@@ -5833,6 +6946,287 @@
           <w:lang w:val="en-US"/>
         </w:rPr>
       </w:pPr>
+      <w:proofErr w:type="gramStart"/>
+      <w:r>
+        <w:rPr>
+          <w:lang w:val="en-US"/>
+        </w:rPr>
+        <w:t>of(</w:t>
+      </w:r>
+      <w:proofErr w:type="gramEnd"/>
+      <w:r>
+        <w:rPr>
+          <w:lang w:val="en-US"/>
+        </w:rPr>
+        <w:t>)</w:t>
+      </w:r>
+    </w:p>
+    <w:p>
+      <w:pPr>
+        <w:rPr>
+          <w:lang w:val="en-US"/>
+        </w:rPr>
+      </w:pPr>
+      <w:r>
+        <w:rPr>
+          <w:lang w:val="en-US"/>
+        </w:rPr>
+        <w:t>It can take any group of values and convert them to stream</w:t>
+      </w:r>
+      <w:r>
+        <w:rPr>
+          <w:lang w:val="en-US"/>
+        </w:rPr>
+        <w:t xml:space="preserve"> so </w:t>
+      </w:r>
+      <w:proofErr w:type="gramStart"/>
+      <w:r>
+        <w:rPr>
+          <w:lang w:val="en-US"/>
+        </w:rPr>
+        <w:t xml:space="preserve">that </w:t>
+      </w:r>
+      <w:r>
+        <w:rPr>
+          <w:lang w:val="en-US"/>
+        </w:rPr>
+        <w:t>,</w:t>
+      </w:r>
+      <w:proofErr w:type="gramEnd"/>
+      <w:r>
+        <w:rPr>
+          <w:lang w:val="en-US"/>
+        </w:rPr>
+        <w:t xml:space="preserve"> all stream operations can be applied.</w:t>
+      </w:r>
+    </w:p>
+    <w:p>
+      <w:pPr>
+        <w:rPr>
+          <w:lang w:val="en-US"/>
+        </w:rPr>
+      </w:pPr>
+      <w:r>
+        <w:rPr>
+          <w:lang w:val="en-US"/>
+        </w:rPr>
+        <w:t xml:space="preserve">The </w:t>
+      </w:r>
+      <w:proofErr w:type="gramStart"/>
+      <w:r>
+        <w:rPr>
+          <w:lang w:val="en-US"/>
+        </w:rPr>
+        <w:t>of(</w:t>
+      </w:r>
+      <w:proofErr w:type="gramEnd"/>
+      <w:r>
+        <w:rPr>
+          <w:lang w:val="en-US"/>
+        </w:rPr>
+        <w:t>) method can be used to create a stream of any type, including streams of objects, primitives, and even custom objects</w:t>
+      </w:r>
+      <w:r>
+        <w:rPr>
+          <w:lang w:val="en-US"/>
+        </w:rPr>
+        <w:t>.</w:t>
+      </w:r>
+    </w:p>
+    <w:p>
+      <w:pPr>
+        <w:rPr>
+          <w:lang w:val="en-US"/>
+        </w:rPr>
+      </w:pPr>
+    </w:p>
+    <w:p>
+      <w:pPr>
+        <w:rPr>
+          <w:lang w:val="en-US"/>
+        </w:rPr>
+      </w:pPr>
+      <w:r>
+        <w:rPr>
+          <w:lang w:val="en-US"/>
+        </w:rPr>
+        <w:t xml:space="preserve">The </w:t>
+      </w:r>
+      <w:proofErr w:type="gramStart"/>
+      <w:r>
+        <w:rPr>
+          <w:lang w:val="en-US"/>
+        </w:rPr>
+        <w:t>of(</w:t>
+      </w:r>
+      <w:proofErr w:type="gramEnd"/>
+      <w:r>
+        <w:rPr>
+          <w:lang w:val="en-US"/>
+        </w:rPr>
+        <w:t>) method can be used with any number of arguments, including zero arguments</w:t>
+      </w:r>
+      <w:r>
+        <w:rPr>
+          <w:lang w:val="en-US"/>
+        </w:rPr>
+        <w:t>.</w:t>
+      </w:r>
+    </w:p>
+    <w:p>
+      <w:pPr>
+        <w:rPr>
+          <w:lang w:val="en-US"/>
+        </w:rPr>
+      </w:pPr>
+    </w:p>
+    <w:p>
+      <w:pPr>
+        <w:spacing w:after="0" w:line="240" w:lineRule="auto"/>
+        <w:rPr>
+          <w:rFonts w:ascii="Times New Roman" w:eastAsia="Times New Roman" w:hAnsi="Times New Roman" w:cs="Times New Roman"/>
+          <w:color w:val="000000"/>
+          <w:kern w:val="0"/>
+          <w:shd w:val="clear" w:color="auto" w:fill="F3F3EE"/>
+          <w:lang w:eastAsia="en-IN"/>
+          <w14:ligatures w14:val="none"/>
+        </w:rPr>
+      </w:pPr>
+      <w:r>
+        <w:rPr>
+          <w:rFonts w:ascii="Times New Roman" w:eastAsia="Times New Roman" w:hAnsi="Times New Roman" w:cs="Times New Roman"/>
+          <w:color w:val="000000"/>
+          <w:kern w:val="0"/>
+          <w:shd w:val="clear" w:color="auto" w:fill="F3F3EE"/>
+          <w:lang w:eastAsia="en-IN"/>
+          <w14:ligatures w14:val="none"/>
+        </w:rPr>
+        <w:t xml:space="preserve">Stream&lt;String&gt; stream = </w:t>
+      </w:r>
+      <w:proofErr w:type="spellStart"/>
+      <w:r>
+        <w:rPr>
+          <w:rFonts w:ascii="Times New Roman" w:eastAsia="Times New Roman" w:hAnsi="Times New Roman" w:cs="Times New Roman"/>
+          <w:color w:val="000000"/>
+          <w:kern w:val="0"/>
+          <w:shd w:val="clear" w:color="auto" w:fill="F3F3EE"/>
+          <w:lang w:eastAsia="en-IN"/>
+          <w14:ligatures w14:val="none"/>
+        </w:rPr>
+        <w:t>Stream.of</w:t>
+      </w:r>
+      <w:proofErr w:type="spellEnd"/>
+      <w:r>
+        <w:rPr>
+          <w:rFonts w:ascii="Times New Roman" w:eastAsia="Times New Roman" w:hAnsi="Times New Roman" w:cs="Times New Roman"/>
+          <w:color w:val="000000"/>
+          <w:kern w:val="0"/>
+          <w:shd w:val="clear" w:color="auto" w:fill="F3F3EE"/>
+          <w:lang w:eastAsia="en-IN"/>
+          <w14:ligatures w14:val="none"/>
+        </w:rPr>
+        <w:t>("apple", "banana", "cherry");</w:t>
+      </w:r>
+    </w:p>
+    <w:p>
+      <w:pPr>
+        <w:rPr>
+          <w:lang w:val="en-US"/>
+        </w:rPr>
+      </w:pPr>
+      <w:proofErr w:type="spellStart"/>
+      <w:r>
+        <w:rPr>
+          <w:rFonts w:ascii="Times New Roman" w:eastAsia="Times New Roman" w:hAnsi="Times New Roman" w:cs="Times New Roman"/>
+          <w:color w:val="000000"/>
+          <w:kern w:val="0"/>
+          <w:shd w:val="clear" w:color="auto" w:fill="F3F3EE"/>
+          <w:lang w:eastAsia="en-IN"/>
+          <w14:ligatures w14:val="none"/>
+        </w:rPr>
+        <w:t>stream.forEach</w:t>
+      </w:r>
+      <w:proofErr w:type="spellEnd"/>
+      <w:r>
+        <w:rPr>
+          <w:rFonts w:ascii="Times New Roman" w:eastAsia="Times New Roman" w:hAnsi="Times New Roman" w:cs="Times New Roman"/>
+          <w:color w:val="000000"/>
+          <w:kern w:val="0"/>
+          <w:shd w:val="clear" w:color="auto" w:fill="F3F3EE"/>
+          <w:lang w:eastAsia="en-IN"/>
+          <w14:ligatures w14:val="none"/>
+        </w:rPr>
+        <w:t>(</w:t>
+      </w:r>
+      <w:proofErr w:type="spellStart"/>
+      <w:r>
+        <w:rPr>
+          <w:rFonts w:ascii="Times New Roman" w:eastAsia="Times New Roman" w:hAnsi="Times New Roman" w:cs="Times New Roman"/>
+          <w:color w:val="000000"/>
+          <w:kern w:val="0"/>
+          <w:shd w:val="clear" w:color="auto" w:fill="F3F3EE"/>
+          <w:lang w:eastAsia="en-IN"/>
+          <w14:ligatures w14:val="none"/>
+        </w:rPr>
+        <w:t>System.out</w:t>
+      </w:r>
+      <w:proofErr w:type="spellEnd"/>
+      <w:r>
+        <w:rPr>
+          <w:rFonts w:ascii="Times New Roman" w:eastAsia="Times New Roman" w:hAnsi="Times New Roman" w:cs="Times New Roman"/>
+          <w:color w:val="000000"/>
+          <w:kern w:val="0"/>
+          <w:shd w:val="clear" w:color="auto" w:fill="F3F3EE"/>
+          <w:lang w:eastAsia="en-IN"/>
+          <w14:ligatures w14:val="none"/>
+        </w:rPr>
+        <w:t>::</w:t>
+      </w:r>
+      <w:proofErr w:type="spellStart"/>
+      <w:r>
+        <w:rPr>
+          <w:rFonts w:ascii="Times New Roman" w:eastAsia="Times New Roman" w:hAnsi="Times New Roman" w:cs="Times New Roman"/>
+          <w:color w:val="000000"/>
+          <w:kern w:val="0"/>
+          <w:shd w:val="clear" w:color="auto" w:fill="F3F3EE"/>
+          <w:lang w:eastAsia="en-IN"/>
+          <w14:ligatures w14:val="none"/>
+        </w:rPr>
+        <w:t>println</w:t>
+      </w:r>
+      <w:proofErr w:type="spellEnd"/>
+      <w:r>
+        <w:rPr>
+          <w:rFonts w:ascii="Times New Roman" w:eastAsia="Times New Roman" w:hAnsi="Times New Roman" w:cs="Times New Roman"/>
+          <w:color w:val="000000"/>
+          <w:kern w:val="0"/>
+          <w:shd w:val="clear" w:color="auto" w:fill="F3F3EE"/>
+          <w:lang w:eastAsia="en-IN"/>
+          <w14:ligatures w14:val="none"/>
+        </w:rPr>
+        <w:t>);</w:t>
+      </w:r>
+    </w:p>
+    <w:p>
+      <w:pPr>
+        <w:rPr>
+          <w:lang w:val="en-US"/>
+        </w:rPr>
+      </w:pPr>
+      <w:r>
+        <w:rPr>
+          <w:lang w:val="en-US"/>
+        </w:rPr>
+        <w:t xml:space="preserve"> </w:t>
+      </w:r>
+    </w:p>
+    <w:p>
+      <w:pPr>
+        <w:pStyle w:val="Heading1"/>
+        <w:rPr>
+          <w:lang w:val="en-US"/>
+        </w:rPr>
+      </w:pPr>
       <w:r>
         <w:rPr>
           <w:lang w:val="en-US"/>
@@ -5857,7 +7251,21 @@
         <w:rPr>
           <w:lang w:val="en-US"/>
         </w:rPr>
-        <w:t>Parallel streams are a feature introduced in Java 8 that allow for the simultaneous execution of code on multiple cores of a processor. In a regular stream, the code is executed sequentially, while in a parallel stream, the code is divided into multiple streams that are executed in parallel on separate cores. The final result is the combination of the individual outcomes, although the order of execution is not under our contro</w:t>
+        <w:t xml:space="preserve">Parallel streams are a feature introduced in Java 8 that allow for the simultaneous execution of code on multiple cores of a processor. In a regular stream, the code is executed sequentially, while in a parallel stream, the code is divided into multiple streams that are executed in parallel on separate cores. </w:t>
+      </w:r>
+      <w:proofErr w:type="gramStart"/>
+      <w:r>
+        <w:rPr>
+          <w:lang w:val="en-US"/>
+        </w:rPr>
+        <w:t>The final result</w:t>
+      </w:r>
+      <w:proofErr w:type="gramEnd"/>
+      <w:r>
+        <w:rPr>
+          <w:lang w:val="en-US"/>
+        </w:rPr>
+        <w:t xml:space="preserve"> is the combination of the individual outcomes, although the order of execution is not under our contro</w:t>
       </w:r>
       <w:r>
         <w:rPr>
@@ -5988,7 +7396,15 @@
           <w:rFonts w:ascii="Times New Roman" w:hAnsi="Times New Roman" w:cs="Times New Roman"/>
           <w:kern w:val="0"/>
         </w:rPr>
-        <w:t xml:space="preserve"> Arrays</w:t>
+        <w:t xml:space="preserve"> </w:t>
+      </w:r>
+      <w:proofErr w:type="spellStart"/>
+      <w:r>
+        <w:rPr>
+          <w:rFonts w:ascii="Times New Roman" w:hAnsi="Times New Roman" w:cs="Times New Roman"/>
+          <w:kern w:val="0"/>
+        </w:rPr>
+        <w:t>Arrays</w:t>
       </w:r>
       <w:r>
         <w:rPr>
@@ -6006,6 +7422,7 @@
         </w:rPr>
         <w:t>asList</w:t>
       </w:r>
+      <w:proofErr w:type="spellEnd"/>
       <w:r>
         <w:rPr>
           <w:rFonts w:ascii="Times New Roman" w:hAnsi="Times New Roman" w:cs="Times New Roman"/>
@@ -6196,7 +7613,15 @@
           <w:rFonts w:ascii="Times New Roman" w:hAnsi="Times New Roman" w:cs="Times New Roman"/>
           <w:kern w:val="0"/>
         </w:rPr>
-        <w:t xml:space="preserve"> words</w:t>
+        <w:t xml:space="preserve"> </w:t>
+      </w:r>
+      <w:proofErr w:type="spellStart"/>
+      <w:r>
+        <w:rPr>
+          <w:rFonts w:ascii="Times New Roman" w:hAnsi="Times New Roman" w:cs="Times New Roman"/>
+          <w:kern w:val="0"/>
+        </w:rPr>
+        <w:t>words</w:t>
       </w:r>
       <w:r>
         <w:rPr>
@@ -6214,6 +7639,7 @@
         </w:rPr>
         <w:t>stream</w:t>
       </w:r>
+      <w:proofErr w:type="spellEnd"/>
       <w:r>
         <w:rPr>
           <w:rFonts w:ascii="Times New Roman" w:hAnsi="Times New Roman" w:cs="Times New Roman"/>
@@ -6312,7 +7738,15 @@
           <w:rFonts w:ascii="Times New Roman" w:hAnsi="Times New Roman" w:cs="Times New Roman"/>
           <w:kern w:val="0"/>
         </w:rPr>
-        <w:t xml:space="preserve">                    System</w:t>
+        <w:t xml:space="preserve">                    </w:t>
+      </w:r>
+      <w:proofErr w:type="spellStart"/>
+      <w:r>
+        <w:rPr>
+          <w:rFonts w:ascii="Times New Roman" w:hAnsi="Times New Roman" w:cs="Times New Roman"/>
+          <w:kern w:val="0"/>
+        </w:rPr>
+        <w:t>System</w:t>
       </w:r>
       <w:r>
         <w:rPr>
@@ -6346,6 +7780,7 @@
         </w:rPr>
         <w:t>println</w:t>
       </w:r>
+      <w:proofErr w:type="spellEnd"/>
       <w:r>
         <w:rPr>
           <w:rFonts w:ascii="Times New Roman" w:hAnsi="Times New Roman" w:cs="Times New Roman"/>
@@ -6426,7 +7861,15 @@
           <w:rFonts w:ascii="Times New Roman" w:hAnsi="Times New Roman" w:cs="Times New Roman"/>
           <w:kern w:val="0"/>
         </w:rPr>
-        <w:t xml:space="preserve"> w</w:t>
+        <w:t xml:space="preserve"> </w:t>
+      </w:r>
+      <w:proofErr w:type="spellStart"/>
+      <w:r>
+        <w:rPr>
+          <w:rFonts w:ascii="Times New Roman" w:hAnsi="Times New Roman" w:cs="Times New Roman"/>
+          <w:kern w:val="0"/>
+        </w:rPr>
+        <w:t>w</w:t>
       </w:r>
       <w:r>
         <w:rPr>
@@ -6444,6 +7887,7 @@
         </w:rPr>
         <w:t>startsWith</w:t>
       </w:r>
+      <w:proofErr w:type="spellEnd"/>
       <w:r>
         <w:rPr>
           <w:rFonts w:ascii="Times New Roman" w:hAnsi="Times New Roman" w:cs="Times New Roman"/>
@@ -6585,7 +8029,15 @@
           <w:rFonts w:ascii="Times New Roman" w:hAnsi="Times New Roman" w:cs="Times New Roman"/>
           <w:kern w:val="0"/>
         </w:rPr>
-        <w:t xml:space="preserve">                    System</w:t>
+        <w:t xml:space="preserve">                    </w:t>
+      </w:r>
+      <w:proofErr w:type="spellStart"/>
+      <w:r>
+        <w:rPr>
+          <w:rFonts w:ascii="Times New Roman" w:hAnsi="Times New Roman" w:cs="Times New Roman"/>
+          <w:kern w:val="0"/>
+        </w:rPr>
+        <w:t>System</w:t>
       </w:r>
       <w:r>
         <w:rPr>
@@ -6619,6 +8071,7 @@
         </w:rPr>
         <w:t>println</w:t>
       </w:r>
+      <w:proofErr w:type="spellEnd"/>
       <w:r>
         <w:rPr>
           <w:rFonts w:ascii="Times New Roman" w:hAnsi="Times New Roman" w:cs="Times New Roman"/>
@@ -6699,7 +8152,15 @@
           <w:rFonts w:ascii="Times New Roman" w:hAnsi="Times New Roman" w:cs="Times New Roman"/>
           <w:kern w:val="0"/>
         </w:rPr>
-        <w:t xml:space="preserve"> w</w:t>
+        <w:t xml:space="preserve"> </w:t>
+      </w:r>
+      <w:proofErr w:type="spellStart"/>
+      <w:r>
+        <w:rPr>
+          <w:rFonts w:ascii="Times New Roman" w:hAnsi="Times New Roman" w:cs="Times New Roman"/>
+          <w:kern w:val="0"/>
+        </w:rPr>
+        <w:t>w</w:t>
       </w:r>
       <w:r>
         <w:rPr>
@@ -6717,6 +8178,7 @@
         </w:rPr>
         <w:t>toUpperCase</w:t>
       </w:r>
+      <w:proofErr w:type="spellEnd"/>
       <w:r>
         <w:rPr>
           <w:rFonts w:ascii="Times New Roman" w:hAnsi="Times New Roman" w:cs="Times New Roman"/>
@@ -6813,110 +8275,137 @@
           <w:rFonts w:ascii="Times New Roman" w:hAnsi="Times New Roman" w:cs="Times New Roman"/>
           <w:kern w:val="0"/>
         </w:rPr>
+        <w:t xml:space="preserve">        </w:t>
+      </w:r>
+      <w:proofErr w:type="spellStart"/>
+      <w:r>
+        <w:rPr>
+          <w:rFonts w:ascii="Times New Roman" w:hAnsi="Times New Roman" w:cs="Times New Roman"/>
+          <w:kern w:val="0"/>
+        </w:rPr>
+        <w:t>stream</w:t>
+      </w:r>
+      <w:r>
+        <w:rPr>
+          <w:rFonts w:ascii="Times New Roman" w:hAnsi="Times New Roman" w:cs="Times New Roman"/>
+          <w:color w:val="666666"/>
+          <w:kern w:val="0"/>
+        </w:rPr>
+        <w:t>.</w:t>
+      </w:r>
+      <w:r>
+        <w:rPr>
+          <w:rFonts w:ascii="Times New Roman" w:hAnsi="Times New Roman" w:cs="Times New Roman"/>
+          <w:color w:val="7D9029"/>
+          <w:kern w:val="0"/>
+        </w:rPr>
+        <w:t>forEach</w:t>
+      </w:r>
+      <w:proofErr w:type="spellEnd"/>
+      <w:r>
+        <w:rPr>
+          <w:rFonts w:ascii="Times New Roman" w:hAnsi="Times New Roman" w:cs="Times New Roman"/>
+          <w:color w:val="666666"/>
+          <w:kern w:val="0"/>
+        </w:rPr>
+        <w:t>(</w:t>
+      </w:r>
+      <w:proofErr w:type="spellStart"/>
+      <w:r>
+        <w:rPr>
+          <w:rFonts w:ascii="Times New Roman" w:hAnsi="Times New Roman" w:cs="Times New Roman"/>
+          <w:kern w:val="0"/>
+        </w:rPr>
+        <w:t>System</w:t>
+      </w:r>
+      <w:r>
+        <w:rPr>
+          <w:rFonts w:ascii="Times New Roman" w:hAnsi="Times New Roman" w:cs="Times New Roman"/>
+          <w:color w:val="666666"/>
+          <w:kern w:val="0"/>
+        </w:rPr>
+        <w:t>.</w:t>
+      </w:r>
+      <w:r>
+        <w:rPr>
+          <w:rFonts w:ascii="Times New Roman" w:hAnsi="Times New Roman" w:cs="Times New Roman"/>
+          <w:color w:val="7D9029"/>
+          <w:kern w:val="0"/>
+        </w:rPr>
+        <w:t>out</w:t>
+      </w:r>
+      <w:proofErr w:type="spellEnd"/>
+      <w:r>
+        <w:rPr>
+          <w:rFonts w:ascii="Times New Roman" w:hAnsi="Times New Roman" w:cs="Times New Roman"/>
+          <w:color w:val="666666"/>
+          <w:kern w:val="0"/>
+        </w:rPr>
+        <w:t>::</w:t>
+      </w:r>
+      <w:proofErr w:type="spellStart"/>
+      <w:r>
+        <w:rPr>
+          <w:rFonts w:ascii="Times New Roman" w:hAnsi="Times New Roman" w:cs="Times New Roman"/>
+          <w:kern w:val="0"/>
+        </w:rPr>
+        <w:t>println</w:t>
+      </w:r>
+      <w:proofErr w:type="spellEnd"/>
+      <w:r>
+        <w:rPr>
+          <w:rFonts w:ascii="Times New Roman" w:hAnsi="Times New Roman" w:cs="Times New Roman"/>
+          <w:color w:val="666666"/>
+          <w:kern w:val="0"/>
+        </w:rPr>
+        <w:t>);</w:t>
+      </w:r>
+    </w:p>
+    <w:p>
+      <w:pPr>
+        <w:rPr>
+          <w:lang w:val="en-US"/>
+        </w:rPr>
+      </w:pPr>
+    </w:p>
+    <w:p>
+      <w:pPr>
+        <w:rPr>
+          <w:lang w:val="en-US"/>
+        </w:rPr>
+      </w:pPr>
+      <w:r>
+        <w:rPr>
+          <w:lang w:val="en-US"/>
+        </w:rPr>
+        <w:t>O/</w:t>
+      </w:r>
+      <w:proofErr w:type="gramStart"/>
+      <w:r>
+        <w:rPr>
+          <w:lang w:val="en-US"/>
+        </w:rPr>
+        <w:t>p :</w:t>
+      </w:r>
+      <w:proofErr w:type="gramEnd"/>
+      <w:r>
+        <w:rPr>
+          <w:lang w:val="en-US"/>
+        </w:rPr>
+        <w:t xml:space="preserve"> </w:t>
+      </w:r>
+    </w:p>
+    <w:p>
+      <w:pPr>
+        <w:rPr>
+          <w:lang w:val="en-US"/>
+        </w:rPr>
+      </w:pPr>
+      <w:r>
+        <w:rPr>
+          <w:lang w:val="en-US"/>
+        </w:rPr>
         <w:lastRenderedPageBreak/>
-        <w:t xml:space="preserve">        stream</w:t>
-      </w:r>
-      <w:r>
-        <w:rPr>
-          <w:rFonts w:ascii="Times New Roman" w:hAnsi="Times New Roman" w:cs="Times New Roman"/>
-          <w:color w:val="666666"/>
-          <w:kern w:val="0"/>
-        </w:rPr>
-        <w:t>.</w:t>
-      </w:r>
-      <w:r>
-        <w:rPr>
-          <w:rFonts w:ascii="Times New Roman" w:hAnsi="Times New Roman" w:cs="Times New Roman"/>
-          <w:color w:val="7D9029"/>
-          <w:kern w:val="0"/>
-        </w:rPr>
-        <w:t>forEach</w:t>
-      </w:r>
-      <w:r>
-        <w:rPr>
-          <w:rFonts w:ascii="Times New Roman" w:hAnsi="Times New Roman" w:cs="Times New Roman"/>
-          <w:color w:val="666666"/>
-          <w:kern w:val="0"/>
-        </w:rPr>
-        <w:t>(</w:t>
-      </w:r>
-      <w:r>
-        <w:rPr>
-          <w:rFonts w:ascii="Times New Roman" w:hAnsi="Times New Roman" w:cs="Times New Roman"/>
-          <w:kern w:val="0"/>
-        </w:rPr>
-        <w:t>System</w:t>
-      </w:r>
-      <w:r>
-        <w:rPr>
-          <w:rFonts w:ascii="Times New Roman" w:hAnsi="Times New Roman" w:cs="Times New Roman"/>
-          <w:color w:val="666666"/>
-          <w:kern w:val="0"/>
-        </w:rPr>
-        <w:t>.</w:t>
-      </w:r>
-      <w:r>
-        <w:rPr>
-          <w:rFonts w:ascii="Times New Roman" w:hAnsi="Times New Roman" w:cs="Times New Roman"/>
-          <w:color w:val="7D9029"/>
-          <w:kern w:val="0"/>
-        </w:rPr>
-        <w:t>out</w:t>
-      </w:r>
-      <w:r>
-        <w:rPr>
-          <w:rFonts w:ascii="Times New Roman" w:hAnsi="Times New Roman" w:cs="Times New Roman"/>
-          <w:color w:val="666666"/>
-          <w:kern w:val="0"/>
-        </w:rPr>
-        <w:t>::</w:t>
-      </w:r>
-      <w:r>
-        <w:rPr>
-          <w:rFonts w:ascii="Times New Roman" w:hAnsi="Times New Roman" w:cs="Times New Roman"/>
-          <w:kern w:val="0"/>
-        </w:rPr>
-        <w:t>println</w:t>
-      </w:r>
-      <w:r>
-        <w:rPr>
-          <w:rFonts w:ascii="Times New Roman" w:hAnsi="Times New Roman" w:cs="Times New Roman"/>
-          <w:color w:val="666666"/>
-          <w:kern w:val="0"/>
-        </w:rPr>
-        <w:t>);</w:t>
-      </w:r>
-    </w:p>
-    <w:p>
-      <w:pPr>
-        <w:rPr>
-          <w:lang w:val="en-US"/>
-        </w:rPr>
-      </w:pPr>
-    </w:p>
-    <w:p>
-      <w:pPr>
-        <w:rPr>
-          <w:lang w:val="en-US"/>
-        </w:rPr>
-      </w:pPr>
-      <w:r>
-        <w:rPr>
-          <w:lang w:val="en-US"/>
-        </w:rPr>
-        <w:t xml:space="preserve">O/p : </w:t>
-      </w:r>
-    </w:p>
-    <w:p>
-      <w:pPr>
-        <w:rPr>
-          <w:lang w:val="en-US"/>
-        </w:rPr>
-      </w:pPr>
-      <w:r>
-        <w:rPr>
-          <w:lang w:val="en-US"/>
-        </w:rPr>
         <w:t>Filtering apple</w:t>
       </w:r>
     </w:p>
@@ -7012,24 +8501,46 @@
           <w:lang w:val="en-US"/>
         </w:rPr>
       </w:pPr>
-      <w:r>
-        <w:rPr>
-          <w:lang w:val="en-US"/>
-        </w:rPr>
-        <w:t>peek()</w:t>
-      </w:r>
-    </w:p>
-    <w:p>
-      <w:pPr>
-        <w:rPr>
-          <w:lang w:val="en-US"/>
-        </w:rPr>
-      </w:pPr>
-      <w:r>
-        <w:rPr>
-          <w:lang w:val="en-US"/>
-        </w:rPr>
-        <w:t xml:space="preserve">The peek() operation in Java 8 Streams is an intermediate operation that allows you to perform a side-effect on each element of the stream as they are encountered. </w:t>
+      <w:proofErr w:type="gramStart"/>
+      <w:r>
+        <w:rPr>
+          <w:lang w:val="en-US"/>
+        </w:rPr>
+        <w:t>peek(</w:t>
+      </w:r>
+      <w:proofErr w:type="gramEnd"/>
+      <w:r>
+        <w:rPr>
+          <w:lang w:val="en-US"/>
+        </w:rPr>
+        <w:t>)</w:t>
+      </w:r>
+    </w:p>
+    <w:p>
+      <w:pPr>
+        <w:rPr>
+          <w:lang w:val="en-US"/>
+        </w:rPr>
+      </w:pPr>
+      <w:r>
+        <w:rPr>
+          <w:lang w:val="en-US"/>
+        </w:rPr>
+        <w:t xml:space="preserve">The </w:t>
+      </w:r>
+      <w:proofErr w:type="gramStart"/>
+      <w:r>
+        <w:rPr>
+          <w:lang w:val="en-US"/>
+        </w:rPr>
+        <w:t>peek(</w:t>
+      </w:r>
+      <w:proofErr w:type="gramEnd"/>
+      <w:r>
+        <w:rPr>
+          <w:lang w:val="en-US"/>
+        </w:rPr>
+        <w:t xml:space="preserve">) operation in Java 8 Streams is an intermediate operation that allows you to perform a side-effect on each element of the stream as they are encountered. </w:t>
       </w:r>
     </w:p>
     <w:p>
@@ -7119,7 +8630,15 @@
           <w:rFonts w:ascii="Times New Roman" w:hAnsi="Times New Roman" w:cs="Times New Roman"/>
           <w:kern w:val="0"/>
         </w:rPr>
-        <w:t xml:space="preserve"> Arrays</w:t>
+        <w:t xml:space="preserve"> </w:t>
+      </w:r>
+      <w:proofErr w:type="spellStart"/>
+      <w:r>
+        <w:rPr>
+          <w:rFonts w:ascii="Times New Roman" w:hAnsi="Times New Roman" w:cs="Times New Roman"/>
+          <w:kern w:val="0"/>
+        </w:rPr>
+        <w:t>Arrays</w:t>
       </w:r>
       <w:r>
         <w:rPr>
@@ -7137,6 +8656,7 @@
         </w:rPr>
         <w:t>asList</w:t>
       </w:r>
+      <w:proofErr w:type="spellEnd"/>
       <w:r>
         <w:rPr>
           <w:rFonts w:ascii="Times New Roman" w:hAnsi="Times New Roman" w:cs="Times New Roman"/>
@@ -7234,7 +8754,15 @@
           <w:rFonts w:ascii="Times New Roman" w:hAnsi="Times New Roman" w:cs="Times New Roman"/>
           <w:kern w:val="0"/>
         </w:rPr>
-        <w:t xml:space="preserve">        numbers</w:t>
+        <w:t xml:space="preserve">        </w:t>
+      </w:r>
+      <w:proofErr w:type="spellStart"/>
+      <w:r>
+        <w:rPr>
+          <w:rFonts w:ascii="Times New Roman" w:hAnsi="Times New Roman" w:cs="Times New Roman"/>
+          <w:kern w:val="0"/>
+        </w:rPr>
+        <w:t>numbers</w:t>
       </w:r>
       <w:r>
         <w:rPr>
@@ -7252,6 +8780,7 @@
         </w:rPr>
         <w:t>stream</w:t>
       </w:r>
+      <w:proofErr w:type="spellEnd"/>
       <w:r>
         <w:rPr>
           <w:rFonts w:ascii="Times New Roman" w:hAnsi="Times New Roman" w:cs="Times New Roman"/>
@@ -7384,7 +8913,15 @@
           <w:rFonts w:ascii="Times New Roman" w:hAnsi="Times New Roman" w:cs="Times New Roman"/>
           <w:kern w:val="0"/>
         </w:rPr>
-        <w:t xml:space="preserve"> System</w:t>
+        <w:t xml:space="preserve"> </w:t>
+      </w:r>
+      <w:proofErr w:type="spellStart"/>
+      <w:r>
+        <w:rPr>
+          <w:rFonts w:ascii="Times New Roman" w:hAnsi="Times New Roman" w:cs="Times New Roman"/>
+          <w:kern w:val="0"/>
+        </w:rPr>
+        <w:t>System</w:t>
       </w:r>
       <w:r>
         <w:rPr>
@@ -7418,6 +8955,7 @@
         </w:rPr>
         <w:t>println</w:t>
       </w:r>
+      <w:proofErr w:type="spellEnd"/>
       <w:r>
         <w:rPr>
           <w:rFonts w:ascii="Times New Roman" w:hAnsi="Times New Roman" w:cs="Times New Roman"/>
@@ -7506,6 +9044,7 @@
         </w:rPr>
         <w:t>.</w:t>
       </w:r>
+      <w:proofErr w:type="spellStart"/>
       <w:r>
         <w:rPr>
           <w:rFonts w:ascii="Times New Roman" w:hAnsi="Times New Roman" w:cs="Times New Roman"/>
@@ -7514,6 +9053,7 @@
         </w:rPr>
         <w:t>forEach</w:t>
       </w:r>
+      <w:proofErr w:type="spellEnd"/>
       <w:r>
         <w:rPr>
           <w:rFonts w:ascii="Times New Roman" w:hAnsi="Times New Roman" w:cs="Times New Roman"/>
@@ -7522,6 +9062,7 @@
         </w:rPr>
         <w:t>(</w:t>
       </w:r>
+      <w:proofErr w:type="spellStart"/>
       <w:r>
         <w:rPr>
           <w:rFonts w:ascii="Times New Roman" w:hAnsi="Times New Roman" w:cs="Times New Roman"/>
@@ -7545,6 +9086,7 @@
         </w:rPr>
         <w:t>out</w:t>
       </w:r>
+      <w:proofErr w:type="spellEnd"/>
       <w:r>
         <w:rPr>
           <w:rFonts w:ascii="Times New Roman" w:hAnsi="Times New Roman" w:cs="Times New Roman"/>
@@ -7553,6 +9095,7 @@
         </w:rPr>
         <w:t>::</w:t>
       </w:r>
+      <w:proofErr w:type="spellStart"/>
       <w:r>
         <w:rPr>
           <w:rFonts w:ascii="Times New Roman" w:hAnsi="Times New Roman" w:cs="Times New Roman"/>
@@ -7560,6 +9103,7 @@
         </w:rPr>
         <w:t>println</w:t>
       </w:r>
+      <w:proofErr w:type="spellEnd"/>
       <w:r>
         <w:rPr>
           <w:rFonts w:ascii="Times New Roman" w:hAnsi="Times New Roman" w:cs="Times New Roman"/>
@@ -7608,20 +9152,42 @@
         <w:rPr>
           <w:lang w:val="en-US"/>
         </w:rPr>
-        <w:t xml:space="preserve">O/p : </w:t>
-      </w:r>
-    </w:p>
-    <w:p>
-      <w:pPr>
-        <w:rPr>
-          <w:lang w:val="en-US"/>
-        </w:rPr>
-      </w:pPr>
-      <w:r>
-        <w:rPr>
-          <w:lang w:val="en-US"/>
-        </w:rPr>
-        <w:t>Filtered : 2</w:t>
+        <w:t>O/</w:t>
+      </w:r>
+      <w:proofErr w:type="gramStart"/>
+      <w:r>
+        <w:rPr>
+          <w:lang w:val="en-US"/>
+        </w:rPr>
+        <w:t>p :</w:t>
+      </w:r>
+      <w:proofErr w:type="gramEnd"/>
+      <w:r>
+        <w:rPr>
+          <w:lang w:val="en-US"/>
+        </w:rPr>
+        <w:t xml:space="preserve"> </w:t>
+      </w:r>
+    </w:p>
+    <w:p>
+      <w:pPr>
+        <w:rPr>
+          <w:lang w:val="en-US"/>
+        </w:rPr>
+      </w:pPr>
+      <w:proofErr w:type="gramStart"/>
+      <w:r>
+        <w:rPr>
+          <w:lang w:val="en-US"/>
+        </w:rPr>
+        <w:t>Filtered :</w:t>
+      </w:r>
+      <w:proofErr w:type="gramEnd"/>
+      <w:r>
+        <w:rPr>
+          <w:lang w:val="en-US"/>
+        </w:rPr>
+        <w:t xml:space="preserve"> 2</w:t>
       </w:r>
     </w:p>
     <w:p>
@@ -7643,11 +9209,19 @@
           <w:lang w:val="en-US"/>
         </w:rPr>
       </w:pPr>
-      <w:r>
-        <w:rPr>
-          <w:lang w:val="en-US"/>
-        </w:rPr>
-        <w:t>Filtered : 4</w:t>
+      <w:proofErr w:type="gramStart"/>
+      <w:r>
+        <w:rPr>
+          <w:lang w:val="en-US"/>
+        </w:rPr>
+        <w:t>Filtered :</w:t>
+      </w:r>
+      <w:proofErr w:type="gramEnd"/>
+      <w:r>
+        <w:rPr>
+          <w:lang w:val="en-US"/>
+        </w:rPr>
+        <w:t xml:space="preserve"> 4</w:t>
       </w:r>
     </w:p>
     <w:p>
@@ -7677,26 +9251,61 @@
           <w:lang w:val="en-US"/>
         </w:rPr>
       </w:pPr>
-      <w:r>
-        <w:rPr>
-          <w:lang w:val="en-US"/>
-        </w:rPr>
-        <w:t>reduce()</w:t>
-      </w:r>
-    </w:p>
-    <w:p>
-      <w:pPr>
-        <w:rPr>
-          <w:lang w:val="en-US"/>
-        </w:rPr>
-      </w:pPr>
-    </w:p>
-    <w:p>
-      <w:pPr>
-        <w:rPr>
-          <w:lang w:val="en-US"/>
-        </w:rPr>
-      </w:pPr>
+      <w:proofErr w:type="gramStart"/>
+      <w:r>
+        <w:rPr>
+          <w:lang w:val="en-US"/>
+        </w:rPr>
+        <w:t>reduce(</w:t>
+      </w:r>
+      <w:proofErr w:type="gramEnd"/>
+      <w:r>
+        <w:rPr>
+          <w:lang w:val="en-US"/>
+        </w:rPr>
+        <w:t>)</w:t>
+      </w:r>
+    </w:p>
+    <w:p>
+      <w:pPr>
+        <w:rPr>
+          <w:lang w:val="en-US"/>
+        </w:rPr>
+      </w:pPr>
+    </w:p>
+    <w:p>
+      <w:pPr>
+        <w:rPr>
+          <w:lang w:val="en-US"/>
+        </w:rPr>
+      </w:pPr>
+    </w:p>
+    <w:p>
+      <w:pPr>
+        <w:rPr>
+          <w:lang w:val="en-US"/>
+        </w:rPr>
+      </w:pPr>
+      <w:r>
+        <w:rPr>
+          <w:lang w:val="en-US"/>
+        </w:rPr>
+        <w:t xml:space="preserve">The </w:t>
+      </w:r>
+      <w:proofErr w:type="gramStart"/>
+      <w:r>
+        <w:rPr>
+          <w:lang w:val="en-US"/>
+        </w:rPr>
+        <w:t>reduce(</w:t>
+      </w:r>
+      <w:proofErr w:type="gramEnd"/>
+      <w:r>
+        <w:rPr>
+          <w:lang w:val="en-US"/>
+        </w:rPr>
+        <w:t xml:space="preserve">) operation in Java 8 Streams is a terminal operation that allows you to perform a reduction on the elements of the stream to produce a single result. </w:t>
+      </w:r>
     </w:p>
     <w:p>
       <w:pPr>
@@ -7709,20 +9318,21 @@
           <w:lang w:val="en-US"/>
         </w:rPr>
         <w:lastRenderedPageBreak/>
-        <w:t xml:space="preserve">The reduce() operation in Java 8 Streams is a terminal operation that allows you to perform a reduction on the elements of the stream to produce a single result. </w:t>
-      </w:r>
-    </w:p>
-    <w:p>
-      <w:pPr>
-        <w:rPr>
-          <w:lang w:val="en-US"/>
-        </w:rPr>
-      </w:pPr>
-      <w:r>
-        <w:rPr>
-          <w:lang w:val="en-US"/>
-        </w:rPr>
-        <w:t>It takes a binary operator as a parameter that specifies how to combine the elements of the stream. The reduce() operation can be used to perform a variety of reduction operations, such as finding the sum, minimum, maximum, or average of the elements of the stream</w:t>
+        <w:t xml:space="preserve">It takes a binary operator as a parameter that specifies how to combine the elements of the stream. The </w:t>
+      </w:r>
+      <w:proofErr w:type="gramStart"/>
+      <w:r>
+        <w:rPr>
+          <w:lang w:val="en-US"/>
+        </w:rPr>
+        <w:t>reduce(</w:t>
+      </w:r>
+      <w:proofErr w:type="gramEnd"/>
+      <w:r>
+        <w:rPr>
+          <w:lang w:val="en-US"/>
+        </w:rPr>
+        <w:t>) operation can be used to perform a variety of reduction operations, such as finding the sum, minimum, maximum, or average of the elements of the stream</w:t>
       </w:r>
       <w:r>
         <w:rPr>
@@ -7748,7 +9358,21 @@
         <w:rPr>
           <w:lang w:val="en-US"/>
         </w:rPr>
-        <w:t>In Java 8, there are two versions of the reduce() method:</w:t>
+        <w:t xml:space="preserve">In Java 8, there are two versions of the </w:t>
+      </w:r>
+      <w:proofErr w:type="gramStart"/>
+      <w:r>
+        <w:rPr>
+          <w:lang w:val="en-US"/>
+        </w:rPr>
+        <w:t>reduce(</w:t>
+      </w:r>
+      <w:proofErr w:type="gramEnd"/>
+      <w:r>
+        <w:rPr>
+          <w:lang w:val="en-US"/>
+        </w:rPr>
+        <w:t>) method:</w:t>
       </w:r>
     </w:p>
     <w:p>
@@ -7773,7 +9397,43 @@
         <w:rPr>
           <w:lang w:val="en-US"/>
         </w:rPr>
-        <w:t>Optional&lt;T&gt; reduce(BinaryOperator&lt;T&gt; accumulator): This version of reduce() does not require an identity element. It returns an Optional because the stream may be empty. If the stream is empty.</w:t>
+        <w:t xml:space="preserve">Optional&lt;T&gt; </w:t>
+      </w:r>
+      <w:proofErr w:type="gramStart"/>
+      <w:r>
+        <w:rPr>
+          <w:lang w:val="en-US"/>
+        </w:rPr>
+        <w:t>reduce(</w:t>
+      </w:r>
+      <w:proofErr w:type="spellStart"/>
+      <w:proofErr w:type="gramEnd"/>
+      <w:r>
+        <w:rPr>
+          <w:lang w:val="en-US"/>
+        </w:rPr>
+        <w:t>BinaryOperator</w:t>
+      </w:r>
+      <w:proofErr w:type="spellEnd"/>
+      <w:r>
+        <w:rPr>
+          <w:lang w:val="en-US"/>
+        </w:rPr>
+        <w:t xml:space="preserve">&lt;T&gt; accumulator): This version of </w:t>
+      </w:r>
+      <w:proofErr w:type="gramStart"/>
+      <w:r>
+        <w:rPr>
+          <w:lang w:val="en-US"/>
+        </w:rPr>
+        <w:t>reduce(</w:t>
+      </w:r>
+      <w:proofErr w:type="gramEnd"/>
+      <w:r>
+        <w:rPr>
+          <w:lang w:val="en-US"/>
+        </w:rPr>
+        <w:t>) does not require an identity element. It returns an Optional because the stream may be empty. If the stream is empty.</w:t>
       </w:r>
     </w:p>
     <w:p>
@@ -7844,7 +9504,15 @@
           <w:rFonts w:ascii="Times New Roman" w:hAnsi="Times New Roman" w:cs="Times New Roman"/>
           <w:kern w:val="0"/>
         </w:rPr>
-        <w:t xml:space="preserve"> Arrays</w:t>
+        <w:t xml:space="preserve"> </w:t>
+      </w:r>
+      <w:proofErr w:type="spellStart"/>
+      <w:r>
+        <w:rPr>
+          <w:rFonts w:ascii="Times New Roman" w:hAnsi="Times New Roman" w:cs="Times New Roman"/>
+          <w:kern w:val="0"/>
+        </w:rPr>
+        <w:t>Arrays</w:t>
       </w:r>
       <w:r>
         <w:rPr>
@@ -7862,6 +9530,7 @@
         </w:rPr>
         <w:t>asList</w:t>
       </w:r>
+      <w:proofErr w:type="spellEnd"/>
       <w:r>
         <w:rPr>
           <w:rFonts w:ascii="Times New Roman" w:hAnsi="Times New Roman" w:cs="Times New Roman"/>
@@ -7989,7 +9658,15 @@
           <w:rFonts w:ascii="Times New Roman" w:hAnsi="Times New Roman" w:cs="Times New Roman"/>
           <w:kern w:val="0"/>
         </w:rPr>
-        <w:t xml:space="preserve"> numbers</w:t>
+        <w:t xml:space="preserve"> </w:t>
+      </w:r>
+      <w:proofErr w:type="spellStart"/>
+      <w:r>
+        <w:rPr>
+          <w:rFonts w:ascii="Times New Roman" w:hAnsi="Times New Roman" w:cs="Times New Roman"/>
+          <w:kern w:val="0"/>
+        </w:rPr>
+        <w:t>numbers</w:t>
       </w:r>
       <w:r>
         <w:rPr>
@@ -8007,6 +9684,7 @@
         </w:rPr>
         <w:t>stream</w:t>
       </w:r>
+      <w:proofErr w:type="spellEnd"/>
       <w:r>
         <w:rPr>
           <w:rFonts w:ascii="Times New Roman" w:hAnsi="Times New Roman" w:cs="Times New Roman"/>
@@ -8167,7 +9845,49 @@
         <w:rPr>
           <w:lang w:val="en-US"/>
         </w:rPr>
-        <w:t>T reduce(T identity, BinaryOperator&lt;T&gt; accumulator): This version of reduce() requires an identity element. It provides a default value to start the reduction operation. If the stream is empty, the identity element is returned.</w:t>
+        <w:t xml:space="preserve">T </w:t>
+      </w:r>
+      <w:proofErr w:type="gramStart"/>
+      <w:r>
+        <w:rPr>
+          <w:lang w:val="en-US"/>
+        </w:rPr>
+        <w:t>reduce(</w:t>
+      </w:r>
+      <w:proofErr w:type="gramEnd"/>
+      <w:r>
+        <w:rPr>
+          <w:lang w:val="en-US"/>
+        </w:rPr>
+        <w:t xml:space="preserve">T identity, </w:t>
+      </w:r>
+      <w:proofErr w:type="spellStart"/>
+      <w:r>
+        <w:rPr>
+          <w:lang w:val="en-US"/>
+        </w:rPr>
+        <w:t>BinaryOperator</w:t>
+      </w:r>
+      <w:proofErr w:type="spellEnd"/>
+      <w:r>
+        <w:rPr>
+          <w:lang w:val="en-US"/>
+        </w:rPr>
+        <w:t xml:space="preserve">&lt;T&gt; accumulator): This version of </w:t>
+      </w:r>
+      <w:proofErr w:type="gramStart"/>
+      <w:r>
+        <w:rPr>
+          <w:lang w:val="en-US"/>
+        </w:rPr>
+        <w:t>reduce(</w:t>
+      </w:r>
+      <w:proofErr w:type="gramEnd"/>
+      <w:r>
+        <w:rPr>
+          <w:lang w:val="en-US"/>
+        </w:rPr>
+        <w:t>) requires an identity element. It provides a default value to start the reduction operation. If the stream is empty, the identity element is returned.</w:t>
       </w:r>
     </w:p>
     <w:p>
@@ -8217,7 +9937,15 @@
           <w:rFonts w:ascii="Times New Roman" w:hAnsi="Times New Roman" w:cs="Times New Roman"/>
           <w:kern w:val="0"/>
         </w:rPr>
-        <w:t xml:space="preserve"> numbers</w:t>
+        <w:t xml:space="preserve"> </w:t>
+      </w:r>
+      <w:proofErr w:type="spellStart"/>
+      <w:r>
+        <w:rPr>
+          <w:rFonts w:ascii="Times New Roman" w:hAnsi="Times New Roman" w:cs="Times New Roman"/>
+          <w:kern w:val="0"/>
+        </w:rPr>
+        <w:t>numbers</w:t>
       </w:r>
       <w:r>
         <w:rPr>
@@ -8235,6 +9963,7 @@
         </w:rPr>
         <w:t>stream</w:t>
       </w:r>
+      <w:proofErr w:type="spellEnd"/>
       <w:r>
         <w:rPr>
           <w:rFonts w:ascii="Times New Roman" w:hAnsi="Times New Roman" w:cs="Times New Roman"/>
@@ -8401,24 +10130,40 @@
           <w:lang w:val="en-US"/>
         </w:rPr>
       </w:pPr>
-      <w:r>
-        <w:rPr>
-          <w:lang w:val="en-US"/>
-        </w:rPr>
-        <w:t>iterate()</w:t>
-      </w:r>
-    </w:p>
-    <w:p>
-      <w:pPr>
-        <w:rPr>
-          <w:lang w:val="en-US"/>
-        </w:rPr>
-      </w:pPr>
-      <w:r>
-        <w:rPr>
-          <w:lang w:val="en-US"/>
-        </w:rPr>
-        <w:t xml:space="preserve">iterate() operation is used to create an infinite stream by repeatedly applying a function to generate a sequence of values. </w:t>
+      <w:proofErr w:type="gramStart"/>
+      <w:r>
+        <w:rPr>
+          <w:lang w:val="en-US"/>
+        </w:rPr>
+        <w:t>iterate(</w:t>
+      </w:r>
+      <w:proofErr w:type="gramEnd"/>
+      <w:r>
+        <w:rPr>
+          <w:lang w:val="en-US"/>
+        </w:rPr>
+        <w:t>)</w:t>
+      </w:r>
+    </w:p>
+    <w:p>
+      <w:pPr>
+        <w:rPr>
+          <w:lang w:val="en-US"/>
+        </w:rPr>
+      </w:pPr>
+      <w:proofErr w:type="gramStart"/>
+      <w:r>
+        <w:rPr>
+          <w:lang w:val="en-US"/>
+        </w:rPr>
+        <w:t>iterate(</w:t>
+      </w:r>
+      <w:proofErr w:type="gramEnd"/>
+      <w:r>
+        <w:rPr>
+          <w:lang w:val="en-US"/>
+        </w:rPr>
+        <w:t xml:space="preserve">) operation is used to create an infinite stream by repeatedly applying a function to generate a sequence of values. </w:t>
       </w:r>
     </w:p>
     <w:p>
@@ -8448,11 +10193,19 @@
           <w:lang w:val="en-US"/>
         </w:rPr>
       </w:pPr>
-      <w:r>
-        <w:rPr>
-          <w:lang w:val="en-US"/>
-        </w:rPr>
-        <w:t xml:space="preserve">limit() </w:t>
+      <w:proofErr w:type="gramStart"/>
+      <w:r>
+        <w:rPr>
+          <w:lang w:val="en-US"/>
+        </w:rPr>
+        <w:t>limit(</w:t>
+      </w:r>
+      <w:proofErr w:type="gramEnd"/>
+      <w:r>
+        <w:rPr>
+          <w:lang w:val="en-US"/>
+        </w:rPr>
+        <w:t xml:space="preserve">) </w:t>
       </w:r>
     </w:p>
     <w:p>
@@ -8494,24 +10247,47 @@
           <w:lang w:val="en-US"/>
         </w:rPr>
       </w:pPr>
-      <w:r>
-        <w:rPr>
-          <w:lang w:val="en-US"/>
-        </w:rPr>
-        <w:t>skip()</w:t>
-      </w:r>
-    </w:p>
-    <w:p>
-      <w:pPr>
-        <w:rPr>
-          <w:lang w:val="en-US"/>
-        </w:rPr>
-      </w:pPr>
-      <w:r>
-        <w:rPr>
-          <w:lang w:val="en-US"/>
-        </w:rPr>
-        <w:t>The skip() operation in Java 8 is used to skip the first n elements of a stream and return a new stream consisting of the remaining elements.</w:t>
+      <w:proofErr w:type="gramStart"/>
+      <w:r>
+        <w:rPr>
+          <w:lang w:val="en-US"/>
+        </w:rPr>
+        <w:lastRenderedPageBreak/>
+        <w:t>skip(</w:t>
+      </w:r>
+      <w:proofErr w:type="gramEnd"/>
+      <w:r>
+        <w:rPr>
+          <w:lang w:val="en-US"/>
+        </w:rPr>
+        <w:t>)</w:t>
+      </w:r>
+    </w:p>
+    <w:p>
+      <w:pPr>
+        <w:rPr>
+          <w:lang w:val="en-US"/>
+        </w:rPr>
+      </w:pPr>
+      <w:r>
+        <w:rPr>
+          <w:lang w:val="en-US"/>
+        </w:rPr>
+        <w:t xml:space="preserve">The </w:t>
+      </w:r>
+      <w:proofErr w:type="gramStart"/>
+      <w:r>
+        <w:rPr>
+          <w:lang w:val="en-US"/>
+        </w:rPr>
+        <w:t>skip(</w:t>
+      </w:r>
+      <w:proofErr w:type="gramEnd"/>
+      <w:r>
+        <w:rPr>
+          <w:lang w:val="en-US"/>
+        </w:rPr>
+        <w:t>) operation in Java 8 is used to skip the first n elements of a stream and return a new stream consisting of the remaining elements.</w:t>
       </w:r>
     </w:p>
     <w:p>
@@ -8567,7 +10343,23 @@
           <w:rFonts w:ascii="Times New Roman" w:hAnsi="Times New Roman" w:cs="Times New Roman"/>
           <w:kern w:val="0"/>
         </w:rPr>
-        <w:t xml:space="preserve"> infEvenStream </w:t>
+        <w:t xml:space="preserve"> </w:t>
+      </w:r>
+      <w:proofErr w:type="spellStart"/>
+      <w:r>
+        <w:rPr>
+          <w:rFonts w:ascii="Times New Roman" w:hAnsi="Times New Roman" w:cs="Times New Roman"/>
+          <w:kern w:val="0"/>
+        </w:rPr>
+        <w:t>infEvenStream</w:t>
+      </w:r>
+      <w:proofErr w:type="spellEnd"/>
+      <w:r>
+        <w:rPr>
+          <w:rFonts w:ascii="Times New Roman" w:hAnsi="Times New Roman" w:cs="Times New Roman"/>
+          <w:kern w:val="0"/>
+        </w:rPr>
+        <w:t xml:space="preserve"> </w:t>
       </w:r>
       <w:r>
         <w:rPr>
@@ -8582,7 +10374,15 @@
           <w:rFonts w:ascii="Times New Roman" w:hAnsi="Times New Roman" w:cs="Times New Roman"/>
           <w:kern w:val="0"/>
         </w:rPr>
-        <w:t xml:space="preserve"> Stream</w:t>
+        <w:t xml:space="preserve"> </w:t>
+      </w:r>
+      <w:proofErr w:type="spellStart"/>
+      <w:r>
+        <w:rPr>
+          <w:rFonts w:ascii="Times New Roman" w:hAnsi="Times New Roman" w:cs="Times New Roman"/>
+          <w:kern w:val="0"/>
+        </w:rPr>
+        <w:t>Stream</w:t>
       </w:r>
       <w:r>
         <w:rPr>
@@ -8600,6 +10400,7 @@
         </w:rPr>
         <w:t>iterate</w:t>
       </w:r>
+      <w:proofErr w:type="spellEnd"/>
       <w:r>
         <w:rPr>
           <w:rFonts w:ascii="Times New Roman" w:hAnsi="Times New Roman" w:cs="Times New Roman"/>
@@ -8628,8 +10429,17 @@
           <w:rFonts w:ascii="Times New Roman" w:hAnsi="Times New Roman" w:cs="Times New Roman"/>
           <w:kern w:val="0"/>
         </w:rPr>
-        <w:t xml:space="preserve"> i</w:t>
-      </w:r>
+        <w:t xml:space="preserve"> </w:t>
+      </w:r>
+      <w:proofErr w:type="spellStart"/>
+      <w:r>
+        <w:rPr>
+          <w:rFonts w:ascii="Times New Roman" w:hAnsi="Times New Roman" w:cs="Times New Roman"/>
+          <w:kern w:val="0"/>
+        </w:rPr>
+        <w:t>i</w:t>
+      </w:r>
+      <w:proofErr w:type="spellEnd"/>
       <w:r>
         <w:rPr>
           <w:rFonts w:ascii="Times New Roman" w:hAnsi="Times New Roman" w:cs="Times New Roman"/>
@@ -8719,7 +10529,15 @@
           <w:rFonts w:ascii="Times New Roman" w:hAnsi="Times New Roman" w:cs="Times New Roman"/>
           <w:kern w:val="0"/>
         </w:rPr>
-        <w:t xml:space="preserve">        infEvenStream</w:t>
+        <w:t xml:space="preserve">        </w:t>
+      </w:r>
+      <w:proofErr w:type="spellStart"/>
+      <w:r>
+        <w:rPr>
+          <w:rFonts w:ascii="Times New Roman" w:hAnsi="Times New Roman" w:cs="Times New Roman"/>
+          <w:kern w:val="0"/>
+        </w:rPr>
+        <w:t>infEvenStream</w:t>
       </w:r>
       <w:r>
         <w:rPr>
@@ -8737,6 +10555,7 @@
         </w:rPr>
         <w:t>skip</w:t>
       </w:r>
+      <w:proofErr w:type="spellEnd"/>
       <w:r>
         <w:rPr>
           <w:rFonts w:ascii="Times New Roman" w:hAnsi="Times New Roman" w:cs="Times New Roman"/>
@@ -8761,6 +10580,7 @@
         </w:rPr>
         <w:t>(3).</w:t>
       </w:r>
+      <w:proofErr w:type="spellStart"/>
       <w:r>
         <w:rPr>
           <w:rFonts w:ascii="Times New Roman" w:hAnsi="Times New Roman" w:cs="Times New Roman"/>
@@ -8769,6 +10589,7 @@
         </w:rPr>
         <w:t>forEach</w:t>
       </w:r>
+      <w:proofErr w:type="spellEnd"/>
       <w:r>
         <w:rPr>
           <w:rFonts w:ascii="Times New Roman" w:hAnsi="Times New Roman" w:cs="Times New Roman"/>
@@ -8777,6 +10598,7 @@
         </w:rPr>
         <w:t>(</w:t>
       </w:r>
+      <w:proofErr w:type="spellStart"/>
       <w:r>
         <w:rPr>
           <w:rFonts w:ascii="Times New Roman" w:hAnsi="Times New Roman" w:cs="Times New Roman"/>
@@ -8800,6 +10622,7 @@
         </w:rPr>
         <w:t>out</w:t>
       </w:r>
+      <w:proofErr w:type="spellEnd"/>
       <w:r>
         <w:rPr>
           <w:rFonts w:ascii="Times New Roman" w:hAnsi="Times New Roman" w:cs="Times New Roman"/>
@@ -8808,6 +10631,7 @@
         </w:rPr>
         <w:t>::</w:t>
       </w:r>
+      <w:proofErr w:type="spellStart"/>
       <w:r>
         <w:rPr>
           <w:rFonts w:ascii="Times New Roman" w:hAnsi="Times New Roman" w:cs="Times New Roman"/>
@@ -8815,6 +10639,7 @@
         </w:rPr>
         <w:t>println</w:t>
       </w:r>
+      <w:proofErr w:type="spellEnd"/>
       <w:r>
         <w:rPr>
           <w:rFonts w:ascii="Times New Roman" w:hAnsi="Times New Roman" w:cs="Times New Roman"/>
@@ -8870,7 +10695,21 @@
         <w:rPr>
           <w:lang w:val="en-US"/>
         </w:rPr>
-        <w:t xml:space="preserve">O/p : </w:t>
+        <w:t>O/</w:t>
+      </w:r>
+      <w:proofErr w:type="gramStart"/>
+      <w:r>
+        <w:rPr>
+          <w:lang w:val="en-US"/>
+        </w:rPr>
+        <w:t>p :</w:t>
+      </w:r>
+      <w:proofErr w:type="gramEnd"/>
+      <w:r>
+        <w:rPr>
+          <w:lang w:val="en-US"/>
+        </w:rPr>
+        <w:t xml:space="preserve"> </w:t>
       </w:r>
     </w:p>
     <w:p>
@@ -8926,24 +10765,62 @@
           <w:lang w:val="en-US"/>
         </w:rPr>
       </w:pPr>
-      <w:r>
-        <w:rPr>
-          <w:lang w:val="en-US"/>
-        </w:rPr>
-        <w:t>findFirst()</w:t>
-      </w:r>
-    </w:p>
-    <w:p>
-      <w:pPr>
-        <w:rPr>
-          <w:lang w:val="en-US"/>
-        </w:rPr>
-      </w:pPr>
-      <w:r>
-        <w:rPr>
-          <w:lang w:val="en-US"/>
-        </w:rPr>
-        <w:t>The findFirst() operation in Java 8 is used to find the first element in a stream that matches a given predicate. It returns an Optional object that may or may not contain a non-null value, depending on whether the stream is empty or not. If the stream is empty, then an empty Optional is returned</w:t>
+      <w:proofErr w:type="spellStart"/>
+      <w:proofErr w:type="gramStart"/>
+      <w:r>
+        <w:rPr>
+          <w:lang w:val="en-US"/>
+        </w:rPr>
+        <w:t>findFirst</w:t>
+      </w:r>
+      <w:proofErr w:type="spellEnd"/>
+      <w:r>
+        <w:rPr>
+          <w:lang w:val="en-US"/>
+        </w:rPr>
+        <w:t>(</w:t>
+      </w:r>
+      <w:proofErr w:type="gramEnd"/>
+      <w:r>
+        <w:rPr>
+          <w:lang w:val="en-US"/>
+        </w:rPr>
+        <w:t>)</w:t>
+      </w:r>
+    </w:p>
+    <w:p>
+      <w:pPr>
+        <w:rPr>
+          <w:lang w:val="en-US"/>
+        </w:rPr>
+      </w:pPr>
+      <w:r>
+        <w:rPr>
+          <w:lang w:val="en-US"/>
+        </w:rPr>
+        <w:t xml:space="preserve">The </w:t>
+      </w:r>
+      <w:proofErr w:type="spellStart"/>
+      <w:proofErr w:type="gramStart"/>
+      <w:r>
+        <w:rPr>
+          <w:lang w:val="en-US"/>
+        </w:rPr>
+        <w:t>findFirst</w:t>
+      </w:r>
+      <w:proofErr w:type="spellEnd"/>
+      <w:r>
+        <w:rPr>
+          <w:lang w:val="en-US"/>
+        </w:rPr>
+        <w:t>(</w:t>
+      </w:r>
+      <w:proofErr w:type="gramEnd"/>
+      <w:r>
+        <w:rPr>
+          <w:lang w:val="en-US"/>
+        </w:rPr>
+        <w:t>) operation in Java 8 is used to find the first element in a stream that matches a given predicate. It returns an Optional object that may or may not contain a non-null value, depending on whether the stream is empty or not. If the stream is empty, then an empty Optional is returned</w:t>
       </w:r>
       <w:r>
         <w:rPr>
@@ -9020,7 +10897,15 @@
           <w:rFonts w:ascii="Times New Roman" w:hAnsi="Times New Roman" w:cs="Times New Roman"/>
           <w:kern w:val="0"/>
         </w:rPr>
-        <w:t xml:space="preserve"> Arrays</w:t>
+        <w:t xml:space="preserve"> </w:t>
+      </w:r>
+      <w:proofErr w:type="spellStart"/>
+      <w:r>
+        <w:rPr>
+          <w:rFonts w:ascii="Times New Roman" w:hAnsi="Times New Roman" w:cs="Times New Roman"/>
+          <w:kern w:val="0"/>
+        </w:rPr>
+        <w:t>Arrays</w:t>
       </w:r>
       <w:r>
         <w:rPr>
@@ -9038,6 +10923,7 @@
         </w:rPr>
         <w:t>asList</w:t>
       </w:r>
+      <w:proofErr w:type="spellEnd"/>
       <w:r>
         <w:rPr>
           <w:rFonts w:ascii="Times New Roman" w:hAnsi="Times New Roman" w:cs="Times New Roman"/>
@@ -9153,7 +11039,23 @@
           <w:rFonts w:ascii="Times New Roman" w:hAnsi="Times New Roman" w:cs="Times New Roman"/>
           <w:kern w:val="0"/>
         </w:rPr>
-        <w:t xml:space="preserve"> firstEven </w:t>
+        <w:t xml:space="preserve"> </w:t>
+      </w:r>
+      <w:proofErr w:type="spellStart"/>
+      <w:r>
+        <w:rPr>
+          <w:rFonts w:ascii="Times New Roman" w:hAnsi="Times New Roman" w:cs="Times New Roman"/>
+          <w:kern w:val="0"/>
+        </w:rPr>
+        <w:t>firstEven</w:t>
+      </w:r>
+      <w:proofErr w:type="spellEnd"/>
+      <w:r>
+        <w:rPr>
+          <w:rFonts w:ascii="Times New Roman" w:hAnsi="Times New Roman" w:cs="Times New Roman"/>
+          <w:kern w:val="0"/>
+        </w:rPr>
+        <w:t xml:space="preserve"> </w:t>
       </w:r>
       <w:r>
         <w:rPr>
@@ -9168,7 +11070,15 @@
           <w:rFonts w:ascii="Times New Roman" w:hAnsi="Times New Roman" w:cs="Times New Roman"/>
           <w:kern w:val="0"/>
         </w:rPr>
-        <w:t xml:space="preserve"> numbers</w:t>
+        <w:t xml:space="preserve"> </w:t>
+      </w:r>
+      <w:proofErr w:type="spellStart"/>
+      <w:r>
+        <w:rPr>
+          <w:rFonts w:ascii="Times New Roman" w:hAnsi="Times New Roman" w:cs="Times New Roman"/>
+          <w:kern w:val="0"/>
+        </w:rPr>
+        <w:t>numbers</w:t>
       </w:r>
       <w:r>
         <w:rPr>
@@ -9186,6 +11096,7 @@
         </w:rPr>
         <w:t>stream</w:t>
       </w:r>
+      <w:proofErr w:type="spellEnd"/>
       <w:r>
         <w:rPr>
           <w:rFonts w:ascii="Times New Roman" w:hAnsi="Times New Roman" w:cs="Times New Roman"/>
@@ -9339,6 +11250,7 @@
         </w:rPr>
         <w:t>.</w:t>
       </w:r>
+      <w:proofErr w:type="spellStart"/>
       <w:r>
         <w:rPr>
           <w:rFonts w:ascii="Times New Roman" w:hAnsi="Times New Roman" w:cs="Times New Roman"/>
@@ -9347,6 +11259,7 @@
         </w:rPr>
         <w:t>findFirst</w:t>
       </w:r>
+      <w:proofErr w:type="spellEnd"/>
       <w:r>
         <w:rPr>
           <w:rFonts w:ascii="Times New Roman" w:hAnsi="Times New Roman" w:cs="Times New Roman"/>
@@ -9384,7 +11297,15 @@
           <w:rFonts w:ascii="Times New Roman" w:hAnsi="Times New Roman" w:cs="Times New Roman"/>
           <w:kern w:val="0"/>
         </w:rPr>
-        <w:t xml:space="preserve">        System</w:t>
+        <w:t xml:space="preserve">        </w:t>
+      </w:r>
+      <w:proofErr w:type="spellStart"/>
+      <w:r>
+        <w:rPr>
+          <w:rFonts w:ascii="Times New Roman" w:hAnsi="Times New Roman" w:cs="Times New Roman"/>
+          <w:kern w:val="0"/>
+        </w:rPr>
+        <w:t>System</w:t>
       </w:r>
       <w:r>
         <w:rPr>
@@ -9418,6 +11339,7 @@
         </w:rPr>
         <w:t>println</w:t>
       </w:r>
+      <w:proofErr w:type="spellEnd"/>
       <w:r>
         <w:rPr>
           <w:rFonts w:ascii="Times New Roman" w:hAnsi="Times New Roman" w:cs="Times New Roman"/>
@@ -9426,6 +11348,7 @@
         </w:rPr>
         <w:t>(</w:t>
       </w:r>
+      <w:proofErr w:type="spellStart"/>
       <w:r>
         <w:rPr>
           <w:rFonts w:ascii="Times New Roman" w:hAnsi="Times New Roman" w:cs="Times New Roman"/>
@@ -9449,6 +11372,7 @@
         </w:rPr>
         <w:t>get</w:t>
       </w:r>
+      <w:proofErr w:type="spellEnd"/>
       <w:r>
         <w:rPr>
           <w:rFonts w:ascii="Times New Roman" w:hAnsi="Times New Roman" w:cs="Times New Roman"/>
@@ -9494,24 +11418,62 @@
           <w:lang w:val="en-US"/>
         </w:rPr>
       </w:pPr>
-      <w:r>
-        <w:rPr>
-          <w:lang w:val="en-US"/>
-        </w:rPr>
-        <w:t>findAny()</w:t>
-      </w:r>
-    </w:p>
-    <w:p>
-      <w:pPr>
-        <w:rPr>
-          <w:lang w:val="en-US"/>
-        </w:rPr>
-      </w:pPr>
-      <w:r>
-        <w:rPr>
-          <w:lang w:val="en-US"/>
-        </w:rPr>
-        <w:t>The findAny() operation in Java 8 is used to find any element in a stream that matches a given predicate.</w:t>
+      <w:proofErr w:type="spellStart"/>
+      <w:proofErr w:type="gramStart"/>
+      <w:r>
+        <w:rPr>
+          <w:lang w:val="en-US"/>
+        </w:rPr>
+        <w:t>findAny</w:t>
+      </w:r>
+      <w:proofErr w:type="spellEnd"/>
+      <w:r>
+        <w:rPr>
+          <w:lang w:val="en-US"/>
+        </w:rPr>
+        <w:t>(</w:t>
+      </w:r>
+      <w:proofErr w:type="gramEnd"/>
+      <w:r>
+        <w:rPr>
+          <w:lang w:val="en-US"/>
+        </w:rPr>
+        <w:t>)</w:t>
+      </w:r>
+    </w:p>
+    <w:p>
+      <w:pPr>
+        <w:rPr>
+          <w:lang w:val="en-US"/>
+        </w:rPr>
+      </w:pPr>
+      <w:r>
+        <w:rPr>
+          <w:lang w:val="en-US"/>
+        </w:rPr>
+        <w:t xml:space="preserve">The </w:t>
+      </w:r>
+      <w:proofErr w:type="spellStart"/>
+      <w:proofErr w:type="gramStart"/>
+      <w:r>
+        <w:rPr>
+          <w:lang w:val="en-US"/>
+        </w:rPr>
+        <w:t>findAny</w:t>
+      </w:r>
+      <w:proofErr w:type="spellEnd"/>
+      <w:r>
+        <w:rPr>
+          <w:lang w:val="en-US"/>
+        </w:rPr>
+        <w:t>(</w:t>
+      </w:r>
+      <w:proofErr w:type="gramEnd"/>
+      <w:r>
+        <w:rPr>
+          <w:lang w:val="en-US"/>
+        </w:rPr>
+        <w:t>) operation in Java 8 is used to find any element in a stream that matches a given predicate.</w:t>
       </w:r>
     </w:p>
     <w:p>
@@ -9541,25 +11503,55 @@
           <w:lang w:val="en-US"/>
         </w:rPr>
       </w:pPr>
+      <w:proofErr w:type="spellStart"/>
+      <w:proofErr w:type="gramStart"/>
       <w:r>
         <w:rPr>
           <w:lang w:val="en-US"/>
         </w:rPr>
         <w:lastRenderedPageBreak/>
-        <w:t>anyMatch()</w:t>
-      </w:r>
-    </w:p>
-    <w:p>
-      <w:pPr>
-        <w:rPr>
-          <w:lang w:val="en-US"/>
-        </w:rPr>
-      </w:pPr>
-      <w:r>
-        <w:rPr>
-          <w:lang w:val="en-US"/>
-        </w:rPr>
-        <w:t>operation in Java 8 is used to check if any element in a stream matches a given predicate. It returns a boolean value indicating whether any of the elements in the stream match the predicate or not. If the stream is empty, then false is returned</w:t>
+        <w:t>anyMatch</w:t>
+      </w:r>
+      <w:proofErr w:type="spellEnd"/>
+      <w:r>
+        <w:rPr>
+          <w:lang w:val="en-US"/>
+        </w:rPr>
+        <w:t>(</w:t>
+      </w:r>
+      <w:proofErr w:type="gramEnd"/>
+      <w:r>
+        <w:rPr>
+          <w:lang w:val="en-US"/>
+        </w:rPr>
+        <w:t>)</w:t>
+      </w:r>
+    </w:p>
+    <w:p>
+      <w:pPr>
+        <w:rPr>
+          <w:lang w:val="en-US"/>
+        </w:rPr>
+      </w:pPr>
+      <w:r>
+        <w:rPr>
+          <w:lang w:val="en-US"/>
+        </w:rPr>
+        <w:t xml:space="preserve">operation in Java 8 is used to check if any element in a stream matches a given predicate. It returns a </w:t>
+      </w:r>
+      <w:proofErr w:type="spellStart"/>
+      <w:r>
+        <w:rPr>
+          <w:lang w:val="en-US"/>
+        </w:rPr>
+        <w:t>boolean</w:t>
+      </w:r>
+      <w:proofErr w:type="spellEnd"/>
+      <w:r>
+        <w:rPr>
+          <w:lang w:val="en-US"/>
+        </w:rPr>
+        <w:t xml:space="preserve"> value indicating whether any of the elements in the stream match the predicate or not. If the stream is empty, then false is returned</w:t>
       </w:r>
       <w:r>
         <w:rPr>
@@ -9636,7 +11628,15 @@
           <w:rFonts w:ascii="Times New Roman" w:hAnsi="Times New Roman" w:cs="Times New Roman"/>
           <w:kern w:val="0"/>
         </w:rPr>
-        <w:t xml:space="preserve"> Arrays</w:t>
+        <w:t xml:space="preserve"> </w:t>
+      </w:r>
+      <w:proofErr w:type="spellStart"/>
+      <w:r>
+        <w:rPr>
+          <w:rFonts w:ascii="Times New Roman" w:hAnsi="Times New Roman" w:cs="Times New Roman"/>
+          <w:kern w:val="0"/>
+        </w:rPr>
+        <w:t>Arrays</w:t>
       </w:r>
       <w:r>
         <w:rPr>
@@ -9654,6 +11654,7 @@
         </w:rPr>
         <w:t>asList</w:t>
       </w:r>
+      <w:proofErr w:type="spellEnd"/>
       <w:r>
         <w:rPr>
           <w:rFonts w:ascii="Times New Roman" w:hAnsi="Times New Roman" w:cs="Times New Roman"/>
@@ -9771,6 +11772,7 @@
         </w:rPr>
         <w:t xml:space="preserve">        </w:t>
       </w:r>
+      <w:proofErr w:type="spellStart"/>
       <w:r>
         <w:rPr>
           <w:rFonts w:ascii="Times New Roman" w:hAnsi="Times New Roman" w:cs="Times New Roman"/>
@@ -9779,12 +11781,29 @@
         </w:rPr>
         <w:t>boolean</w:t>
       </w:r>
-      <w:r>
-        <w:rPr>
-          <w:rFonts w:ascii="Times New Roman" w:hAnsi="Times New Roman" w:cs="Times New Roman"/>
-          <w:kern w:val="0"/>
-        </w:rPr>
-        <w:t xml:space="preserve"> anyEven </w:t>
+      <w:proofErr w:type="spellEnd"/>
+      <w:r>
+        <w:rPr>
+          <w:rFonts w:ascii="Times New Roman" w:hAnsi="Times New Roman" w:cs="Times New Roman"/>
+          <w:kern w:val="0"/>
+        </w:rPr>
+        <w:t xml:space="preserve"> </w:t>
+      </w:r>
+      <w:proofErr w:type="spellStart"/>
+      <w:r>
+        <w:rPr>
+          <w:rFonts w:ascii="Times New Roman" w:hAnsi="Times New Roman" w:cs="Times New Roman"/>
+          <w:kern w:val="0"/>
+        </w:rPr>
+        <w:t>anyEven</w:t>
+      </w:r>
+      <w:proofErr w:type="spellEnd"/>
+      <w:r>
+        <w:rPr>
+          <w:rFonts w:ascii="Times New Roman" w:hAnsi="Times New Roman" w:cs="Times New Roman"/>
+          <w:kern w:val="0"/>
+        </w:rPr>
+        <w:t xml:space="preserve"> </w:t>
       </w:r>
       <w:r>
         <w:rPr>
@@ -9799,7 +11818,15 @@
           <w:rFonts w:ascii="Times New Roman" w:hAnsi="Times New Roman" w:cs="Times New Roman"/>
           <w:kern w:val="0"/>
         </w:rPr>
-        <w:t xml:space="preserve"> numbers</w:t>
+        <w:t xml:space="preserve"> </w:t>
+      </w:r>
+      <w:proofErr w:type="spellStart"/>
+      <w:r>
+        <w:rPr>
+          <w:rFonts w:ascii="Times New Roman" w:hAnsi="Times New Roman" w:cs="Times New Roman"/>
+          <w:kern w:val="0"/>
+        </w:rPr>
+        <w:t>numbers</w:t>
       </w:r>
       <w:r>
         <w:rPr>
@@ -9817,6 +11844,7 @@
         </w:rPr>
         <w:t>stream</w:t>
       </w:r>
+      <w:proofErr w:type="spellEnd"/>
       <w:r>
         <w:rPr>
           <w:rFonts w:ascii="Times New Roman" w:hAnsi="Times New Roman" w:cs="Times New Roman"/>
@@ -9852,6 +11880,7 @@
         </w:rPr>
         <w:t>.</w:t>
       </w:r>
+      <w:proofErr w:type="spellStart"/>
       <w:r>
         <w:rPr>
           <w:rFonts w:ascii="Times New Roman" w:hAnsi="Times New Roman" w:cs="Times New Roman"/>
@@ -9860,6 +11889,7 @@
         </w:rPr>
         <w:t>anyMatch</w:t>
       </w:r>
+      <w:proofErr w:type="spellEnd"/>
       <w:r>
         <w:rPr>
           <w:rFonts w:ascii="Times New Roman" w:hAnsi="Times New Roman" w:cs="Times New Roman"/>
@@ -9972,7 +12002,15 @@
           <w:rFonts w:ascii="Times New Roman" w:hAnsi="Times New Roman" w:cs="Times New Roman"/>
           <w:kern w:val="0"/>
         </w:rPr>
-        <w:t xml:space="preserve">        System</w:t>
+        <w:t xml:space="preserve">        </w:t>
+      </w:r>
+      <w:proofErr w:type="spellStart"/>
+      <w:r>
+        <w:rPr>
+          <w:rFonts w:ascii="Times New Roman" w:hAnsi="Times New Roman" w:cs="Times New Roman"/>
+          <w:kern w:val="0"/>
+        </w:rPr>
+        <w:t>System</w:t>
       </w:r>
       <w:r>
         <w:rPr>
@@ -10006,6 +12044,7 @@
         </w:rPr>
         <w:t>println</w:t>
       </w:r>
+      <w:proofErr w:type="spellEnd"/>
       <w:r>
         <w:rPr>
           <w:rFonts w:ascii="Times New Roman" w:hAnsi="Times New Roman" w:cs="Times New Roman"/>
@@ -10014,6 +12053,7 @@
         </w:rPr>
         <w:t>(</w:t>
       </w:r>
+      <w:proofErr w:type="spellStart"/>
       <w:r>
         <w:rPr>
           <w:rFonts w:ascii="Times New Roman" w:hAnsi="Times New Roman" w:cs="Times New Roman"/>
@@ -10021,6 +12061,7 @@
         </w:rPr>
         <w:t>anyEven</w:t>
       </w:r>
+      <w:proofErr w:type="spellEnd"/>
       <w:r>
         <w:rPr>
           <w:rFonts w:ascii="Times New Roman" w:hAnsi="Times New Roman" w:cs="Times New Roman"/>
@@ -10066,24 +12107,90 @@
           <w:lang w:val="en-US"/>
         </w:rPr>
       </w:pPr>
-      <w:r>
-        <w:rPr>
-          <w:lang w:val="en-US"/>
-        </w:rPr>
-        <w:t>allMatch()</w:t>
-      </w:r>
-    </w:p>
-    <w:p>
-      <w:pPr>
-        <w:rPr>
-          <w:lang w:val="en-US"/>
-        </w:rPr>
-      </w:pPr>
-      <w:r>
-        <w:rPr>
-          <w:lang w:val="en-US"/>
-        </w:rPr>
-        <w:t>The allMatch() operation in Java 8 is used to check if all elements in a stream match a given predicate. It returns a boolean value indicating whether all of the elements in the stream match the predicate or not. If the stream is empty, then true is returned</w:t>
+      <w:proofErr w:type="spellStart"/>
+      <w:proofErr w:type="gramStart"/>
+      <w:r>
+        <w:rPr>
+          <w:lang w:val="en-US"/>
+        </w:rPr>
+        <w:t>allMatch</w:t>
+      </w:r>
+      <w:proofErr w:type="spellEnd"/>
+      <w:r>
+        <w:rPr>
+          <w:lang w:val="en-US"/>
+        </w:rPr>
+        <w:t>(</w:t>
+      </w:r>
+      <w:proofErr w:type="gramEnd"/>
+      <w:r>
+        <w:rPr>
+          <w:lang w:val="en-US"/>
+        </w:rPr>
+        <w:t>)</w:t>
+      </w:r>
+    </w:p>
+    <w:p>
+      <w:pPr>
+        <w:rPr>
+          <w:lang w:val="en-US"/>
+        </w:rPr>
+      </w:pPr>
+      <w:r>
+        <w:rPr>
+          <w:lang w:val="en-US"/>
+        </w:rPr>
+        <w:t xml:space="preserve">The </w:t>
+      </w:r>
+      <w:proofErr w:type="spellStart"/>
+      <w:proofErr w:type="gramStart"/>
+      <w:r>
+        <w:rPr>
+          <w:lang w:val="en-US"/>
+        </w:rPr>
+        <w:t>allMatch</w:t>
+      </w:r>
+      <w:proofErr w:type="spellEnd"/>
+      <w:r>
+        <w:rPr>
+          <w:lang w:val="en-US"/>
+        </w:rPr>
+        <w:t>(</w:t>
+      </w:r>
+      <w:proofErr w:type="gramEnd"/>
+      <w:r>
+        <w:rPr>
+          <w:lang w:val="en-US"/>
+        </w:rPr>
+        <w:t xml:space="preserve">) operation in Java 8 is used to check if all elements in a stream match a given predicate. It returns a </w:t>
+      </w:r>
+      <w:proofErr w:type="spellStart"/>
+      <w:r>
+        <w:rPr>
+          <w:lang w:val="en-US"/>
+        </w:rPr>
+        <w:t>boolean</w:t>
+      </w:r>
+      <w:proofErr w:type="spellEnd"/>
+      <w:r>
+        <w:rPr>
+          <w:lang w:val="en-US"/>
+        </w:rPr>
+        <w:t xml:space="preserve"> value indicating whether </w:t>
+      </w:r>
+      <w:proofErr w:type="gramStart"/>
+      <w:r>
+        <w:rPr>
+          <w:lang w:val="en-US"/>
+        </w:rPr>
+        <w:t>all of</w:t>
+      </w:r>
+      <w:proofErr w:type="gramEnd"/>
+      <w:r>
+        <w:rPr>
+          <w:lang w:val="en-US"/>
+        </w:rPr>
+        <w:t xml:space="preserve"> the elements in the stream match the predicate or not. If the stream is empty, then true is returned</w:t>
       </w:r>
       <w:r>
         <w:rPr>
@@ -10109,7 +12216,29 @@
         <w:rPr>
           <w:lang w:val="en-US"/>
         </w:rPr>
-        <w:t>It is important to note that the allMatch() method is a short-circuiting operation, meaning that it stops processing the stream as soon as it finds a non-matching element.</w:t>
+        <w:t xml:space="preserve">It is important to note that the </w:t>
+      </w:r>
+      <w:proofErr w:type="spellStart"/>
+      <w:proofErr w:type="gramStart"/>
+      <w:r>
+        <w:rPr>
+          <w:lang w:val="en-US"/>
+        </w:rPr>
+        <w:t>allMatch</w:t>
+      </w:r>
+      <w:proofErr w:type="spellEnd"/>
+      <w:r>
+        <w:rPr>
+          <w:lang w:val="en-US"/>
+        </w:rPr>
+        <w:t>(</w:t>
+      </w:r>
+      <w:proofErr w:type="gramEnd"/>
+      <w:r>
+        <w:rPr>
+          <w:lang w:val="en-US"/>
+        </w:rPr>
+        <w:t>) method is a short-circuiting operation, meaning that it stops processing the stream as soon as it finds a non-matching element.</w:t>
       </w:r>
     </w:p>
     <w:p>
@@ -10126,24 +12255,76 @@
           <w:lang w:val="en-US"/>
         </w:rPr>
       </w:pPr>
-      <w:r>
-        <w:rPr>
-          <w:lang w:val="en-US"/>
-        </w:rPr>
-        <w:t>noneMatch()</w:t>
-      </w:r>
-    </w:p>
-    <w:p>
-      <w:pPr>
-        <w:rPr>
-          <w:lang w:val="en-US"/>
-        </w:rPr>
-      </w:pPr>
-      <w:r>
-        <w:rPr>
-          <w:lang w:val="en-US"/>
-        </w:rPr>
-        <w:t>The noneMatch() operation in Java 8 is used to check if none of the elements in a stream match a given predicate. It returns a boolean value indicating whether none of the elements in the stream match the predicate or not. If the stream is empty, then true is returned</w:t>
+      <w:proofErr w:type="spellStart"/>
+      <w:proofErr w:type="gramStart"/>
+      <w:r>
+        <w:rPr>
+          <w:lang w:val="en-US"/>
+        </w:rPr>
+        <w:t>noneMatch</w:t>
+      </w:r>
+      <w:proofErr w:type="spellEnd"/>
+      <w:r>
+        <w:rPr>
+          <w:lang w:val="en-US"/>
+        </w:rPr>
+        <w:t>(</w:t>
+      </w:r>
+      <w:proofErr w:type="gramEnd"/>
+      <w:r>
+        <w:rPr>
+          <w:lang w:val="en-US"/>
+        </w:rPr>
+        <w:t>)</w:t>
+      </w:r>
+    </w:p>
+    <w:p>
+      <w:pPr>
+        <w:rPr>
+          <w:lang w:val="en-US"/>
+        </w:rPr>
+      </w:pPr>
+      <w:r>
+        <w:rPr>
+          <w:lang w:val="en-US"/>
+        </w:rPr>
+        <w:t xml:space="preserve">The </w:t>
+      </w:r>
+      <w:proofErr w:type="spellStart"/>
+      <w:proofErr w:type="gramStart"/>
+      <w:r>
+        <w:rPr>
+          <w:lang w:val="en-US"/>
+        </w:rPr>
+        <w:t>noneMatch</w:t>
+      </w:r>
+      <w:proofErr w:type="spellEnd"/>
+      <w:r>
+        <w:rPr>
+          <w:lang w:val="en-US"/>
+        </w:rPr>
+        <w:t>(</w:t>
+      </w:r>
+      <w:proofErr w:type="gramEnd"/>
+      <w:r>
+        <w:rPr>
+          <w:lang w:val="en-US"/>
+        </w:rPr>
+        <w:t xml:space="preserve">) operation in Java 8 is used to check if none of the elements in a stream match a given predicate. It returns a </w:t>
+      </w:r>
+      <w:proofErr w:type="spellStart"/>
+      <w:r>
+        <w:rPr>
+          <w:lang w:val="en-US"/>
+        </w:rPr>
+        <w:t>boolean</w:t>
+      </w:r>
+      <w:proofErr w:type="spellEnd"/>
+      <w:r>
+        <w:rPr>
+          <w:lang w:val="en-US"/>
+        </w:rPr>
+        <w:t xml:space="preserve"> value indicating whether none of the elements in the stream match the predicate or not. If the stream is empty, then true is returned</w:t>
       </w:r>
       <w:r>
         <w:rPr>
@@ -10166,51 +12347,130 @@
           <w:lang w:val="en-US"/>
         </w:rPr>
       </w:pPr>
+      <w:proofErr w:type="spellStart"/>
+      <w:proofErr w:type="gramStart"/>
       <w:r>
         <w:rPr>
           <w:lang w:val="en-US"/>
         </w:rPr>
         <w:t>groupingBy</w:t>
       </w:r>
-      <w:r>
-        <w:rPr>
-          <w:lang w:val="en-US"/>
-        </w:rPr>
-        <w:t>()</w:t>
-      </w:r>
-    </w:p>
-    <w:p>
-      <w:pPr>
-        <w:rPr>
-          <w:lang w:val="en-US"/>
-        </w:rPr>
-      </w:pPr>
-    </w:p>
-    <w:p>
-      <w:pPr>
-        <w:rPr>
-          <w:lang w:val="en-US"/>
-        </w:rPr>
-      </w:pPr>
-      <w:r>
-        <w:rPr>
-          <w:lang w:val="en-US"/>
-        </w:rPr>
-        <w:t xml:space="preserve">The groupingBy() operation in Java 8 streams is used to group the elements of a stream based on a given criteria. It returns a Map object where the keys are the groups and the values are the elements that belong to each group. </w:t>
-      </w:r>
-    </w:p>
-    <w:p>
-      <w:pPr>
-        <w:rPr>
-          <w:lang w:val="en-US"/>
-        </w:rPr>
-      </w:pPr>
-      <w:r>
-        <w:rPr>
-          <w:lang w:val="en-US"/>
-        </w:rPr>
-        <w:lastRenderedPageBreak/>
-        <w:t>The groupingBy() operation can be used in combination with other stream operations to perform various aggregate operations on the groups, such as counting, summing, averaging</w:t>
+      <w:proofErr w:type="spellEnd"/>
+      <w:r>
+        <w:rPr>
+          <w:lang w:val="en-US"/>
+        </w:rPr>
+        <w:t>(</w:t>
+      </w:r>
+      <w:proofErr w:type="gramEnd"/>
+      <w:r>
+        <w:rPr>
+          <w:lang w:val="en-US"/>
+        </w:rPr>
+        <w:t>)</w:t>
+      </w:r>
+    </w:p>
+    <w:p>
+      <w:pPr>
+        <w:rPr>
+          <w:lang w:val="en-US"/>
+        </w:rPr>
+      </w:pPr>
+    </w:p>
+    <w:p>
+      <w:pPr>
+        <w:rPr>
+          <w:lang w:val="en-US"/>
+        </w:rPr>
+      </w:pPr>
+      <w:r>
+        <w:rPr>
+          <w:lang w:val="en-US"/>
+        </w:rPr>
+        <w:t xml:space="preserve">The </w:t>
+      </w:r>
+      <w:proofErr w:type="spellStart"/>
+      <w:proofErr w:type="gramStart"/>
+      <w:r>
+        <w:rPr>
+          <w:lang w:val="en-US"/>
+        </w:rPr>
+        <w:t>groupingBy</w:t>
+      </w:r>
+      <w:proofErr w:type="spellEnd"/>
+      <w:r>
+        <w:rPr>
+          <w:lang w:val="en-US"/>
+        </w:rPr>
+        <w:t>(</w:t>
+      </w:r>
+      <w:proofErr w:type="gramEnd"/>
+      <w:r>
+        <w:rPr>
+          <w:lang w:val="en-US"/>
+        </w:rPr>
+        <w:t xml:space="preserve">) operation in Java 8 streams is used to group the elements of a stream based on a </w:t>
+      </w:r>
+      <w:r>
+        <w:rPr>
+          <w:lang w:val="en-US"/>
+        </w:rPr>
+        <w:t>given criterion</w:t>
+      </w:r>
+      <w:r>
+        <w:rPr>
+          <w:lang w:val="en-US"/>
+        </w:rPr>
+        <w:t xml:space="preserve">. It returns a Map object where the keys are the </w:t>
+      </w:r>
+      <w:proofErr w:type="gramStart"/>
+      <w:r>
+        <w:rPr>
+          <w:lang w:val="en-US"/>
+        </w:rPr>
+        <w:t>groups</w:t>
+      </w:r>
+      <w:proofErr w:type="gramEnd"/>
+      <w:r>
+        <w:rPr>
+          <w:lang w:val="en-US"/>
+        </w:rPr>
+        <w:t xml:space="preserve"> and the values are the elements that belong to each group. </w:t>
+      </w:r>
+    </w:p>
+    <w:p>
+      <w:pPr>
+        <w:rPr>
+          <w:lang w:val="en-US"/>
+        </w:rPr>
+      </w:pPr>
+      <w:r>
+        <w:rPr>
+          <w:lang w:val="en-US"/>
+        </w:rPr>
+        <w:t xml:space="preserve">The </w:t>
+      </w:r>
+      <w:proofErr w:type="spellStart"/>
+      <w:proofErr w:type="gramStart"/>
+      <w:r>
+        <w:rPr>
+          <w:lang w:val="en-US"/>
+        </w:rPr>
+        <w:t>groupingBy</w:t>
+      </w:r>
+      <w:proofErr w:type="spellEnd"/>
+      <w:r>
+        <w:rPr>
+          <w:lang w:val="en-US"/>
+        </w:rPr>
+        <w:t>(</w:t>
+      </w:r>
+      <w:proofErr w:type="gramEnd"/>
+      <w:r>
+        <w:rPr>
+          <w:lang w:val="en-US"/>
+        </w:rPr>
+        <w:t>) operation can be used in combination with other stream operations to perform various aggregate operations on the groups, such as counting, summing, averaging</w:t>
       </w:r>
       <w:r>
         <w:rPr>
@@ -10233,31 +12493,69 @@
           <w:lang w:val="en-US"/>
         </w:rPr>
       </w:pPr>
-      <w:r>
-        <w:rPr>
-          <w:lang w:val="en-US"/>
-        </w:rPr>
-        <w:t>flatMap()</w:t>
-      </w:r>
-    </w:p>
-    <w:p>
-      <w:pPr>
-        <w:rPr>
-          <w:lang w:val="en-US"/>
-        </w:rPr>
-      </w:pPr>
-    </w:p>
-    <w:p>
-      <w:pPr>
-        <w:rPr>
-          <w:lang w:val="en-US"/>
-        </w:rPr>
-      </w:pPr>
-      <w:r>
-        <w:rPr>
-          <w:lang w:val="en-US"/>
-        </w:rPr>
-        <w:t xml:space="preserve">The flatMap() operation in Java 8 streams is used to flatten a stream of collections to a stream of objects. It is an intermediate operation that returns a new stream. </w:t>
+      <w:proofErr w:type="spellStart"/>
+      <w:proofErr w:type="gramStart"/>
+      <w:r>
+        <w:rPr>
+          <w:lang w:val="en-US"/>
+        </w:rPr>
+        <w:t>flatMap</w:t>
+      </w:r>
+      <w:proofErr w:type="spellEnd"/>
+      <w:r>
+        <w:rPr>
+          <w:lang w:val="en-US"/>
+        </w:rPr>
+        <w:t>(</w:t>
+      </w:r>
+      <w:proofErr w:type="gramEnd"/>
+      <w:r>
+        <w:rPr>
+          <w:lang w:val="en-US"/>
+        </w:rPr>
+        <w:t>)</w:t>
+      </w:r>
+    </w:p>
+    <w:p>
+      <w:pPr>
+        <w:rPr>
+          <w:lang w:val="en-US"/>
+        </w:rPr>
+      </w:pPr>
+    </w:p>
+    <w:p>
+      <w:pPr>
+        <w:rPr>
+          <w:lang w:val="en-US"/>
+        </w:rPr>
+      </w:pPr>
+      <w:r>
+        <w:rPr>
+          <w:lang w:val="en-US"/>
+        </w:rPr>
+        <w:t xml:space="preserve">The </w:t>
+      </w:r>
+      <w:proofErr w:type="spellStart"/>
+      <w:proofErr w:type="gramStart"/>
+      <w:r>
+        <w:rPr>
+          <w:lang w:val="en-US"/>
+        </w:rPr>
+        <w:t>flatMap</w:t>
+      </w:r>
+      <w:proofErr w:type="spellEnd"/>
+      <w:r>
+        <w:rPr>
+          <w:lang w:val="en-US"/>
+        </w:rPr>
+        <w:t>(</w:t>
+      </w:r>
+      <w:proofErr w:type="gramEnd"/>
+      <w:r>
+        <w:rPr>
+          <w:lang w:val="en-US"/>
+        </w:rPr>
+        <w:t xml:space="preserve">) operation in Java 8 streams is used to flatten a stream of collections to a stream of objects. It is an intermediate operation that returns a new stream. </w:t>
       </w:r>
     </w:p>
     <w:p>
@@ -10354,7 +12652,23 @@
           <w:rFonts w:ascii="Times New Roman" w:hAnsi="Times New Roman" w:cs="Times New Roman"/>
           <w:kern w:val="0"/>
         </w:rPr>
-        <w:t xml:space="preserve"> listOfLists </w:t>
+        <w:t xml:space="preserve"> </w:t>
+      </w:r>
+      <w:proofErr w:type="spellStart"/>
+      <w:r>
+        <w:rPr>
+          <w:rFonts w:ascii="Times New Roman" w:hAnsi="Times New Roman" w:cs="Times New Roman"/>
+          <w:kern w:val="0"/>
+        </w:rPr>
+        <w:t>listOfLists</w:t>
+      </w:r>
+      <w:proofErr w:type="spellEnd"/>
+      <w:r>
+        <w:rPr>
+          <w:rFonts w:ascii="Times New Roman" w:hAnsi="Times New Roman" w:cs="Times New Roman"/>
+          <w:kern w:val="0"/>
+        </w:rPr>
+        <w:t xml:space="preserve"> </w:t>
       </w:r>
       <w:r>
         <w:rPr>
@@ -10369,7 +12683,15 @@
           <w:rFonts w:ascii="Times New Roman" w:hAnsi="Times New Roman" w:cs="Times New Roman"/>
           <w:kern w:val="0"/>
         </w:rPr>
-        <w:t xml:space="preserve"> Arrays</w:t>
+        <w:t xml:space="preserve"> </w:t>
+      </w:r>
+      <w:proofErr w:type="spellStart"/>
+      <w:r>
+        <w:rPr>
+          <w:rFonts w:ascii="Times New Roman" w:hAnsi="Times New Roman" w:cs="Times New Roman"/>
+          <w:kern w:val="0"/>
+        </w:rPr>
+        <w:t>Arrays</w:t>
       </w:r>
       <w:r>
         <w:rPr>
@@ -10387,6 +12709,7 @@
         </w:rPr>
         <w:t>asList</w:t>
       </w:r>
+      <w:proofErr w:type="spellEnd"/>
       <w:r>
         <w:rPr>
           <w:rFonts w:ascii="Times New Roman" w:hAnsi="Times New Roman" w:cs="Times New Roman"/>
@@ -10412,7 +12735,15 @@
           <w:rFonts w:ascii="Times New Roman" w:hAnsi="Times New Roman" w:cs="Times New Roman"/>
           <w:kern w:val="0"/>
         </w:rPr>
-        <w:t xml:space="preserve">            Arrays</w:t>
+        <w:t xml:space="preserve">            </w:t>
+      </w:r>
+      <w:proofErr w:type="spellStart"/>
+      <w:r>
+        <w:rPr>
+          <w:rFonts w:ascii="Times New Roman" w:hAnsi="Times New Roman" w:cs="Times New Roman"/>
+          <w:kern w:val="0"/>
+        </w:rPr>
+        <w:t>Arrays</w:t>
       </w:r>
       <w:r>
         <w:rPr>
@@ -10430,6 +12761,7 @@
         </w:rPr>
         <w:t>asList</w:t>
       </w:r>
+      <w:proofErr w:type="spellEnd"/>
       <w:r>
         <w:rPr>
           <w:rFonts w:ascii="Times New Roman" w:hAnsi="Times New Roman" w:cs="Times New Roman"/>
@@ -10485,7 +12817,15 @@
           <w:rFonts w:ascii="Times New Roman" w:hAnsi="Times New Roman" w:cs="Times New Roman"/>
           <w:kern w:val="0"/>
         </w:rPr>
-        <w:t xml:space="preserve">            Arrays</w:t>
+        <w:t xml:space="preserve">            </w:t>
+      </w:r>
+      <w:proofErr w:type="spellStart"/>
+      <w:r>
+        <w:rPr>
+          <w:rFonts w:ascii="Times New Roman" w:hAnsi="Times New Roman" w:cs="Times New Roman"/>
+          <w:kern w:val="0"/>
+        </w:rPr>
+        <w:t>Arrays</w:t>
       </w:r>
       <w:r>
         <w:rPr>
@@ -10503,6 +12843,7 @@
         </w:rPr>
         <w:t>asList</w:t>
       </w:r>
+      <w:proofErr w:type="spellEnd"/>
       <w:r>
         <w:rPr>
           <w:rFonts w:ascii="Times New Roman" w:hAnsi="Times New Roman" w:cs="Times New Roman"/>
@@ -10618,7 +12959,15 @@
           <w:rFonts w:ascii="Times New Roman" w:hAnsi="Times New Roman" w:cs="Times New Roman"/>
           <w:kern w:val="0"/>
         </w:rPr>
-        <w:t xml:space="preserve">            Arrays</w:t>
+        <w:t xml:space="preserve">            </w:t>
+      </w:r>
+      <w:proofErr w:type="spellStart"/>
+      <w:r>
+        <w:rPr>
+          <w:rFonts w:ascii="Times New Roman" w:hAnsi="Times New Roman" w:cs="Times New Roman"/>
+          <w:kern w:val="0"/>
+        </w:rPr>
+        <w:t>Arrays</w:t>
       </w:r>
       <w:r>
         <w:rPr>
@@ -10636,6 +12985,7 @@
         </w:rPr>
         <w:t>asList</w:t>
       </w:r>
+      <w:proofErr w:type="spellEnd"/>
       <w:r>
         <w:rPr>
           <w:rFonts w:ascii="Times New Roman" w:hAnsi="Times New Roman" w:cs="Times New Roman"/>
@@ -10820,7 +13170,23 @@
           <w:rFonts w:ascii="Times New Roman" w:hAnsi="Times New Roman" w:cs="Times New Roman"/>
           <w:kern w:val="0"/>
         </w:rPr>
-        <w:t xml:space="preserve"> flattenedList </w:t>
+        <w:t xml:space="preserve"> </w:t>
+      </w:r>
+      <w:proofErr w:type="spellStart"/>
+      <w:r>
+        <w:rPr>
+          <w:rFonts w:ascii="Times New Roman" w:hAnsi="Times New Roman" w:cs="Times New Roman"/>
+          <w:kern w:val="0"/>
+        </w:rPr>
+        <w:t>flattenedList</w:t>
+      </w:r>
+      <w:proofErr w:type="spellEnd"/>
+      <w:r>
+        <w:rPr>
+          <w:rFonts w:ascii="Times New Roman" w:hAnsi="Times New Roman" w:cs="Times New Roman"/>
+          <w:kern w:val="0"/>
+        </w:rPr>
+        <w:t xml:space="preserve"> </w:t>
       </w:r>
       <w:r>
         <w:rPr>
@@ -10835,7 +13201,15 @@
           <w:rFonts w:ascii="Times New Roman" w:hAnsi="Times New Roman" w:cs="Times New Roman"/>
           <w:kern w:val="0"/>
         </w:rPr>
-        <w:t xml:space="preserve"> listOfLists</w:t>
+        <w:t xml:space="preserve"> </w:t>
+      </w:r>
+      <w:proofErr w:type="spellStart"/>
+      <w:r>
+        <w:rPr>
+          <w:rFonts w:ascii="Times New Roman" w:hAnsi="Times New Roman" w:cs="Times New Roman"/>
+          <w:kern w:val="0"/>
+        </w:rPr>
+        <w:t>listOfLists</w:t>
       </w:r>
       <w:r>
         <w:rPr>
@@ -10853,6 +13227,7 @@
         </w:rPr>
         <w:t>stream</w:t>
       </w:r>
+      <w:proofErr w:type="spellEnd"/>
       <w:r>
         <w:rPr>
           <w:rFonts w:ascii="Times New Roman" w:hAnsi="Times New Roman" w:cs="Times New Roman"/>
@@ -10888,6 +13263,7 @@
         </w:rPr>
         <w:t>.</w:t>
       </w:r>
+      <w:proofErr w:type="spellStart"/>
       <w:r>
         <w:rPr>
           <w:rFonts w:ascii="Times New Roman" w:hAnsi="Times New Roman" w:cs="Times New Roman"/>
@@ -10896,6 +13272,7 @@
         </w:rPr>
         <w:t>flatMap</w:t>
       </w:r>
+      <w:proofErr w:type="spellEnd"/>
       <w:r>
         <w:rPr>
           <w:rFonts w:ascii="Times New Roman" w:hAnsi="Times New Roman" w:cs="Times New Roman"/>
@@ -10924,7 +13301,15 @@
           <w:rFonts w:ascii="Times New Roman" w:hAnsi="Times New Roman" w:cs="Times New Roman"/>
           <w:kern w:val="0"/>
         </w:rPr>
-        <w:t xml:space="preserve"> list</w:t>
+        <w:t xml:space="preserve"> </w:t>
+      </w:r>
+      <w:proofErr w:type="spellStart"/>
+      <w:r>
+        <w:rPr>
+          <w:rFonts w:ascii="Times New Roman" w:hAnsi="Times New Roman" w:cs="Times New Roman"/>
+          <w:kern w:val="0"/>
+        </w:rPr>
+        <w:t>list</w:t>
       </w:r>
       <w:r>
         <w:rPr>
@@ -10942,6 +13327,7 @@
         </w:rPr>
         <w:t>stream</w:t>
       </w:r>
+      <w:proofErr w:type="spellEnd"/>
       <w:r>
         <w:rPr>
           <w:rFonts w:ascii="Times New Roman" w:hAnsi="Times New Roman" w:cs="Times New Roman"/>
@@ -10981,6 +13367,7 @@
         </w:rPr>
         <w:t>(</w:t>
       </w:r>
+      <w:proofErr w:type="spellStart"/>
       <w:r>
         <w:rPr>
           <w:rFonts w:ascii="Times New Roman" w:hAnsi="Times New Roman" w:cs="Times New Roman"/>
@@ -11004,6 +13391,7 @@
         </w:rPr>
         <w:t>toSet</w:t>
       </w:r>
+      <w:proofErr w:type="spellEnd"/>
       <w:r>
         <w:rPr>
           <w:rFonts w:ascii="Times New Roman" w:hAnsi="Times New Roman" w:cs="Times New Roman"/>
@@ -11063,7 +13451,15 @@
           <w:rFonts w:ascii="Times New Roman" w:hAnsi="Times New Roman" w:cs="Times New Roman"/>
           <w:kern w:val="0"/>
         </w:rPr>
-        <w:t xml:space="preserve">        flattenedList</w:t>
+        <w:t xml:space="preserve">        </w:t>
+      </w:r>
+      <w:proofErr w:type="spellStart"/>
+      <w:r>
+        <w:rPr>
+          <w:rFonts w:ascii="Times New Roman" w:hAnsi="Times New Roman" w:cs="Times New Roman"/>
+          <w:kern w:val="0"/>
+        </w:rPr>
+        <w:t>flattenedList</w:t>
       </w:r>
       <w:r>
         <w:rPr>
@@ -11081,6 +13477,7 @@
         </w:rPr>
         <w:t>stream</w:t>
       </w:r>
+      <w:proofErr w:type="spellEnd"/>
       <w:r>
         <w:rPr>
           <w:rFonts w:ascii="Times New Roman" w:hAnsi="Times New Roman" w:cs="Times New Roman"/>
@@ -11089,6 +13486,7 @@
         </w:rPr>
         <w:t>().</w:t>
       </w:r>
+      <w:proofErr w:type="spellStart"/>
       <w:r>
         <w:rPr>
           <w:rFonts w:ascii="Times New Roman" w:hAnsi="Times New Roman" w:cs="Times New Roman"/>
@@ -11097,6 +13495,7 @@
         </w:rPr>
         <w:t>forEach</w:t>
       </w:r>
+      <w:proofErr w:type="spellEnd"/>
       <w:r>
         <w:rPr>
           <w:rFonts w:ascii="Times New Roman" w:hAnsi="Times New Roman" w:cs="Times New Roman"/>
@@ -11105,6 +13504,7 @@
         </w:rPr>
         <w:t>(</w:t>
       </w:r>
+      <w:proofErr w:type="spellStart"/>
       <w:r>
         <w:rPr>
           <w:rFonts w:ascii="Times New Roman" w:hAnsi="Times New Roman" w:cs="Times New Roman"/>
@@ -11128,6 +13528,7 @@
         </w:rPr>
         <w:t>out</w:t>
       </w:r>
+      <w:proofErr w:type="spellEnd"/>
       <w:r>
         <w:rPr>
           <w:rFonts w:ascii="Times New Roman" w:hAnsi="Times New Roman" w:cs="Times New Roman"/>
@@ -11136,6 +13537,7 @@
         </w:rPr>
         <w:t>::</w:t>
       </w:r>
+      <w:proofErr w:type="spellStart"/>
       <w:r>
         <w:rPr>
           <w:rFonts w:ascii="Times New Roman" w:hAnsi="Times New Roman" w:cs="Times New Roman"/>
@@ -11143,6 +13545,7 @@
         </w:rPr>
         <w:t>println</w:t>
       </w:r>
+      <w:proofErr w:type="spellEnd"/>
       <w:r>
         <w:rPr>
           <w:rFonts w:ascii="Times New Roman" w:hAnsi="Times New Roman" w:cs="Times New Roman"/>
@@ -11190,7 +13593,15 @@
           <w:rFonts w:ascii="Times New Roman" w:hAnsi="Times New Roman" w:cs="Times New Roman"/>
           <w:kern w:val="0"/>
         </w:rPr>
-        <w:t xml:space="preserve">        System</w:t>
+        <w:t xml:space="preserve">        </w:t>
+      </w:r>
+      <w:proofErr w:type="spellStart"/>
+      <w:r>
+        <w:rPr>
+          <w:rFonts w:ascii="Times New Roman" w:hAnsi="Times New Roman" w:cs="Times New Roman"/>
+          <w:kern w:val="0"/>
+        </w:rPr>
+        <w:t>System</w:t>
       </w:r>
       <w:r>
         <w:rPr>
@@ -11224,6 +13635,7 @@
         </w:rPr>
         <w:t>println</w:t>
       </w:r>
+      <w:proofErr w:type="spellEnd"/>
       <w:r>
         <w:rPr>
           <w:rFonts w:ascii="Times New Roman" w:hAnsi="Times New Roman" w:cs="Times New Roman"/>
@@ -11272,7 +13684,21 @@
         <w:rPr>
           <w:lang w:val="en-US"/>
         </w:rPr>
-        <w:t xml:space="preserve">O/p : </w:t>
+        <w:t>O/</w:t>
+      </w:r>
+      <w:proofErr w:type="gramStart"/>
+      <w:r>
+        <w:rPr>
+          <w:lang w:val="en-US"/>
+        </w:rPr>
+        <w:t>p :</w:t>
+      </w:r>
+      <w:proofErr w:type="gramEnd"/>
+      <w:r>
+        <w:rPr>
+          <w:lang w:val="en-US"/>
+        </w:rPr>
+        <w:t xml:space="preserve"> </w:t>
       </w:r>
     </w:p>
     <w:p>
@@ -11397,7 +13823,6 @@
         <w:rPr>
           <w:lang w:val="en-US"/>
         </w:rPr>
-        <w:lastRenderedPageBreak/>
         <w:t xml:space="preserve">Questions </w:t>
       </w:r>
     </w:p>
@@ -11412,7 +13837,35 @@
         <w:rPr>
           <w:lang w:val="en-US"/>
         </w:rPr>
-        <w:t xml:space="preserve">Find duplicate elements in a given list using streams ? </w:t>
+        <w:t xml:space="preserve">Find duplicate elements </w:t>
+      </w:r>
+      <w:proofErr w:type="gramStart"/>
+      <w:r>
+        <w:rPr>
+          <w:lang w:val="en-US"/>
+        </w:rPr>
+        <w:t>in a given</w:t>
+      </w:r>
+      <w:proofErr w:type="gramEnd"/>
+      <w:r>
+        <w:rPr>
+          <w:lang w:val="en-US"/>
+        </w:rPr>
+        <w:t xml:space="preserve"> list using </w:t>
+      </w:r>
+      <w:proofErr w:type="gramStart"/>
+      <w:r>
+        <w:rPr>
+          <w:lang w:val="en-US"/>
+        </w:rPr>
+        <w:t>streams ?</w:t>
+      </w:r>
+      <w:proofErr w:type="gramEnd"/>
+      <w:r>
+        <w:rPr>
+          <w:lang w:val="en-US"/>
+        </w:rPr>
+        <w:t xml:space="preserve"> </w:t>
       </w:r>
     </w:p>
     <w:p>
@@ -11476,7 +13929,15 @@
           <w:rFonts w:ascii="Times New Roman" w:hAnsi="Times New Roman" w:cs="Times New Roman"/>
           <w:kern w:val="0"/>
         </w:rPr>
-        <w:t xml:space="preserve"> Arrays</w:t>
+        <w:t xml:space="preserve"> </w:t>
+      </w:r>
+      <w:proofErr w:type="spellStart"/>
+      <w:r>
+        <w:rPr>
+          <w:rFonts w:ascii="Times New Roman" w:hAnsi="Times New Roman" w:cs="Times New Roman"/>
+          <w:kern w:val="0"/>
+        </w:rPr>
+        <w:t>Arrays</w:t>
       </w:r>
       <w:r>
         <w:rPr>
@@ -11494,6 +13955,7 @@
         </w:rPr>
         <w:t>asList</w:t>
       </w:r>
+      <w:proofErr w:type="spellEnd"/>
       <w:r>
         <w:rPr>
           <w:rFonts w:ascii="Times New Roman" w:hAnsi="Times New Roman" w:cs="Times New Roman"/>
@@ -11808,7 +14270,23 @@
           <w:rFonts w:ascii="Times New Roman" w:hAnsi="Times New Roman" w:cs="Times New Roman"/>
           <w:kern w:val="0"/>
         </w:rPr>
-        <w:t xml:space="preserve"> newlist </w:t>
+        <w:t xml:space="preserve"> </w:t>
+      </w:r>
+      <w:proofErr w:type="spellStart"/>
+      <w:r>
+        <w:rPr>
+          <w:rFonts w:ascii="Times New Roman" w:hAnsi="Times New Roman" w:cs="Times New Roman"/>
+          <w:kern w:val="0"/>
+        </w:rPr>
+        <w:t>newlist</w:t>
+      </w:r>
+      <w:proofErr w:type="spellEnd"/>
+      <w:r>
+        <w:rPr>
+          <w:rFonts w:ascii="Times New Roman" w:hAnsi="Times New Roman" w:cs="Times New Roman"/>
+          <w:kern w:val="0"/>
+        </w:rPr>
+        <w:t xml:space="preserve"> </w:t>
       </w:r>
       <w:r>
         <w:rPr>
@@ -11840,8 +14318,17 @@
           <w:rFonts w:ascii="Times New Roman" w:hAnsi="Times New Roman" w:cs="Times New Roman"/>
           <w:kern w:val="0"/>
         </w:rPr>
-        <w:t xml:space="preserve"> ArrayList</w:t>
-      </w:r>
+        <w:t xml:space="preserve"> </w:t>
+      </w:r>
+      <w:proofErr w:type="spellStart"/>
+      <w:r>
+        <w:rPr>
+          <w:rFonts w:ascii="Times New Roman" w:hAnsi="Times New Roman" w:cs="Times New Roman"/>
+          <w:kern w:val="0"/>
+        </w:rPr>
+        <w:t>ArrayList</w:t>
+      </w:r>
+      <w:proofErr w:type="spellEnd"/>
       <w:r>
         <w:rPr>
           <w:rFonts w:ascii="Times New Roman" w:hAnsi="Times New Roman" w:cs="Times New Roman"/>
@@ -11901,7 +14388,15 @@
           <w:rFonts w:ascii="Times New Roman" w:hAnsi="Times New Roman" w:cs="Times New Roman"/>
           <w:kern w:val="0"/>
         </w:rPr>
-        <w:t xml:space="preserve">        list</w:t>
+        <w:t xml:space="preserve">        </w:t>
+      </w:r>
+      <w:proofErr w:type="spellStart"/>
+      <w:r>
+        <w:rPr>
+          <w:rFonts w:ascii="Times New Roman" w:hAnsi="Times New Roman" w:cs="Times New Roman"/>
+          <w:kern w:val="0"/>
+        </w:rPr>
+        <w:t>list</w:t>
       </w:r>
       <w:r>
         <w:rPr>
@@ -11919,6 +14414,7 @@
         </w:rPr>
         <w:t>stream</w:t>
       </w:r>
+      <w:proofErr w:type="spellEnd"/>
       <w:r>
         <w:rPr>
           <w:rFonts w:ascii="Times New Roman" w:hAnsi="Times New Roman" w:cs="Times New Roman"/>
@@ -11943,12 +14439,21 @@
         </w:rPr>
         <w:t>(</w:t>
       </w:r>
-      <w:r>
-        <w:rPr>
-          <w:rFonts w:ascii="Times New Roman" w:hAnsi="Times New Roman" w:cs="Times New Roman"/>
-          <w:kern w:val="0"/>
-        </w:rPr>
-        <w:t xml:space="preserve">num </w:t>
+      <w:proofErr w:type="spellStart"/>
+      <w:r>
+        <w:rPr>
+          <w:rFonts w:ascii="Times New Roman" w:hAnsi="Times New Roman" w:cs="Times New Roman"/>
+          <w:kern w:val="0"/>
+        </w:rPr>
+        <w:t>num</w:t>
+      </w:r>
+      <w:proofErr w:type="spellEnd"/>
+      <w:r>
+        <w:rPr>
+          <w:rFonts w:ascii="Times New Roman" w:hAnsi="Times New Roman" w:cs="Times New Roman"/>
+          <w:kern w:val="0"/>
+        </w:rPr>
+        <w:t xml:space="preserve"> </w:t>
       </w:r>
       <w:r>
         <w:rPr>
@@ -12022,6 +14527,7 @@
         </w:rPr>
         <w:t>(</w:t>
       </w:r>
+      <w:proofErr w:type="spellStart"/>
       <w:r>
         <w:rPr>
           <w:rFonts w:ascii="Times New Roman" w:hAnsi="Times New Roman" w:cs="Times New Roman"/>
@@ -12045,6 +14551,7 @@
         </w:rPr>
         <w:t>contains</w:t>
       </w:r>
+      <w:proofErr w:type="spellEnd"/>
       <w:r>
         <w:rPr>
           <w:rFonts w:ascii="Times New Roman" w:hAnsi="Times New Roman" w:cs="Times New Roman"/>
@@ -12053,6 +14560,7 @@
         </w:rPr>
         <w:t>(</w:t>
       </w:r>
+      <w:proofErr w:type="spellStart"/>
       <w:r>
         <w:rPr>
           <w:rFonts w:ascii="Times New Roman" w:hAnsi="Times New Roman" w:cs="Times New Roman"/>
@@ -12060,6 +14568,7 @@
         </w:rPr>
         <w:t>num</w:t>
       </w:r>
+      <w:proofErr w:type="spellEnd"/>
       <w:r>
         <w:rPr>
           <w:rFonts w:ascii="Times New Roman" w:hAnsi="Times New Roman" w:cs="Times New Roman"/>
@@ -12190,7 +14699,15 @@
           <w:rFonts w:ascii="Times New Roman" w:hAnsi="Times New Roman" w:cs="Times New Roman"/>
           <w:kern w:val="0"/>
         </w:rPr>
-        <w:t xml:space="preserve">                newlist</w:t>
+        <w:t xml:space="preserve">                </w:t>
+      </w:r>
+      <w:proofErr w:type="spellStart"/>
+      <w:r>
+        <w:rPr>
+          <w:rFonts w:ascii="Times New Roman" w:hAnsi="Times New Roman" w:cs="Times New Roman"/>
+          <w:kern w:val="0"/>
+        </w:rPr>
+        <w:t>newlist</w:t>
       </w:r>
       <w:r>
         <w:rPr>
@@ -12208,6 +14725,7 @@
         </w:rPr>
         <w:t>add</w:t>
       </w:r>
+      <w:proofErr w:type="spellEnd"/>
       <w:r>
         <w:rPr>
           <w:rFonts w:ascii="Times New Roman" w:hAnsi="Times New Roman" w:cs="Times New Roman"/>
@@ -12216,6 +14734,7 @@
         </w:rPr>
         <w:t>(</w:t>
       </w:r>
+      <w:proofErr w:type="spellStart"/>
       <w:r>
         <w:rPr>
           <w:rFonts w:ascii="Times New Roman" w:hAnsi="Times New Roman" w:cs="Times New Roman"/>
@@ -12223,6 +14742,7 @@
         </w:rPr>
         <w:t>num</w:t>
       </w:r>
+      <w:proofErr w:type="spellEnd"/>
       <w:r>
         <w:rPr>
           <w:rFonts w:ascii="Times New Roman" w:hAnsi="Times New Roman" w:cs="Times New Roman"/>
@@ -12401,6 +14921,7 @@
         </w:rPr>
         <w:t>}).</w:t>
       </w:r>
+      <w:proofErr w:type="spellStart"/>
       <w:r>
         <w:rPr>
           <w:rFonts w:ascii="Times New Roman" w:hAnsi="Times New Roman" w:cs="Times New Roman"/>
@@ -12409,6 +14930,7 @@
         </w:rPr>
         <w:t>forEach</w:t>
       </w:r>
+      <w:proofErr w:type="spellEnd"/>
       <w:r>
         <w:rPr>
           <w:rFonts w:ascii="Times New Roman" w:hAnsi="Times New Roman" w:cs="Times New Roman"/>
@@ -12417,6 +14939,7 @@
         </w:rPr>
         <w:t>(</w:t>
       </w:r>
+      <w:proofErr w:type="spellStart"/>
       <w:r>
         <w:rPr>
           <w:rFonts w:ascii="Times New Roman" w:hAnsi="Times New Roman" w:cs="Times New Roman"/>
@@ -12440,6 +14963,7 @@
         </w:rPr>
         <w:t>out</w:t>
       </w:r>
+      <w:proofErr w:type="spellEnd"/>
       <w:r>
         <w:rPr>
           <w:rFonts w:ascii="Times New Roman" w:hAnsi="Times New Roman" w:cs="Times New Roman"/>
@@ -12448,6 +14972,7 @@
         </w:rPr>
         <w:t>::</w:t>
       </w:r>
+      <w:proofErr w:type="spellStart"/>
       <w:r>
         <w:rPr>
           <w:rFonts w:ascii="Times New Roman" w:hAnsi="Times New Roman" w:cs="Times New Roman"/>
@@ -12455,6 +14980,7 @@
         </w:rPr>
         <w:t>println</w:t>
       </w:r>
+      <w:proofErr w:type="spellEnd"/>
       <w:r>
         <w:rPr>
           <w:rFonts w:ascii="Times New Roman" w:hAnsi="Times New Roman" w:cs="Times New Roman"/>
@@ -12514,7 +15040,15 @@
           <w:rFonts w:ascii="Times New Roman" w:hAnsi="Times New Roman" w:cs="Times New Roman"/>
           <w:kern w:val="0"/>
         </w:rPr>
-        <w:t xml:space="preserve">        System</w:t>
+        <w:t xml:space="preserve">        </w:t>
+      </w:r>
+      <w:proofErr w:type="spellStart"/>
+      <w:r>
+        <w:rPr>
+          <w:rFonts w:ascii="Times New Roman" w:hAnsi="Times New Roman" w:cs="Times New Roman"/>
+          <w:kern w:val="0"/>
+        </w:rPr>
+        <w:t>System</w:t>
       </w:r>
       <w:r>
         <w:rPr>
@@ -12548,6 +15082,7 @@
         </w:rPr>
         <w:t>println</w:t>
       </w:r>
+      <w:proofErr w:type="spellEnd"/>
       <w:r>
         <w:rPr>
           <w:rFonts w:ascii="Times New Roman" w:hAnsi="Times New Roman" w:cs="Times New Roman"/>
@@ -12607,7 +15142,15 @@
           <w:rFonts w:ascii="Times New Roman" w:hAnsi="Times New Roman" w:cs="Times New Roman"/>
           <w:kern w:val="0"/>
         </w:rPr>
-        <w:t xml:space="preserve">        newlist</w:t>
+        <w:t xml:space="preserve">        </w:t>
+      </w:r>
+      <w:proofErr w:type="spellStart"/>
+      <w:r>
+        <w:rPr>
+          <w:rFonts w:ascii="Times New Roman" w:hAnsi="Times New Roman" w:cs="Times New Roman"/>
+          <w:kern w:val="0"/>
+        </w:rPr>
+        <w:t>newlist</w:t>
       </w:r>
       <w:r>
         <w:rPr>
@@ -12625,6 +15168,7 @@
         </w:rPr>
         <w:t>stream</w:t>
       </w:r>
+      <w:proofErr w:type="spellEnd"/>
       <w:r>
         <w:rPr>
           <w:rFonts w:ascii="Times New Roman" w:hAnsi="Times New Roman" w:cs="Times New Roman"/>
@@ -12633,6 +15177,7 @@
         </w:rPr>
         <w:t>().</w:t>
       </w:r>
+      <w:proofErr w:type="spellStart"/>
       <w:r>
         <w:rPr>
           <w:rFonts w:ascii="Times New Roman" w:hAnsi="Times New Roman" w:cs="Times New Roman"/>
@@ -12641,6 +15186,7 @@
         </w:rPr>
         <w:t>forEach</w:t>
       </w:r>
+      <w:proofErr w:type="spellEnd"/>
       <w:r>
         <w:rPr>
           <w:rFonts w:ascii="Times New Roman" w:hAnsi="Times New Roman" w:cs="Times New Roman"/>
@@ -12649,6 +15195,7 @@
         </w:rPr>
         <w:t>(</w:t>
       </w:r>
+      <w:proofErr w:type="spellStart"/>
       <w:r>
         <w:rPr>
           <w:rFonts w:ascii="Times New Roman" w:hAnsi="Times New Roman" w:cs="Times New Roman"/>
@@ -12672,6 +15219,7 @@
         </w:rPr>
         <w:t>out</w:t>
       </w:r>
+      <w:proofErr w:type="spellEnd"/>
       <w:r>
         <w:rPr>
           <w:rFonts w:ascii="Times New Roman" w:hAnsi="Times New Roman" w:cs="Times New Roman"/>
@@ -12680,6 +15228,7 @@
         </w:rPr>
         <w:t>::</w:t>
       </w:r>
+      <w:proofErr w:type="spellStart"/>
       <w:r>
         <w:rPr>
           <w:rFonts w:ascii="Times New Roman" w:hAnsi="Times New Roman" w:cs="Times New Roman"/>
@@ -12687,6 +15236,7 @@
         </w:rPr>
         <w:t>println</w:t>
       </w:r>
+      <w:proofErr w:type="spellEnd"/>
       <w:r>
         <w:rPr>
           <w:rFonts w:ascii="Times New Roman" w:hAnsi="Times New Roman" w:cs="Times New Roman"/>
@@ -12736,7 +15286,49 @@
         <w:rPr>
           <w:lang w:val="en-US"/>
         </w:rPr>
-        <w:t xml:space="preserve">Find the number of occurrence of each word in a given String ? </w:t>
+        <w:t xml:space="preserve">Find the number of </w:t>
+      </w:r>
+      <w:proofErr w:type="gramStart"/>
+      <w:r>
+        <w:rPr>
+          <w:lang w:val="en-US"/>
+        </w:rPr>
+        <w:t>occurrence</w:t>
+      </w:r>
+      <w:proofErr w:type="gramEnd"/>
+      <w:r>
+        <w:rPr>
+          <w:lang w:val="en-US"/>
+        </w:rPr>
+        <w:t xml:space="preserve"> of each word </w:t>
+      </w:r>
+      <w:proofErr w:type="gramStart"/>
+      <w:r>
+        <w:rPr>
+          <w:lang w:val="en-US"/>
+        </w:rPr>
+        <w:t>in a given</w:t>
+      </w:r>
+      <w:proofErr w:type="gramEnd"/>
+      <w:r>
+        <w:rPr>
+          <w:lang w:val="en-US"/>
+        </w:rPr>
+        <w:t xml:space="preserve"> </w:t>
+      </w:r>
+      <w:proofErr w:type="gramStart"/>
+      <w:r>
+        <w:rPr>
+          <w:lang w:val="en-US"/>
+        </w:rPr>
+        <w:t>String ?</w:t>
+      </w:r>
+      <w:proofErr w:type="gramEnd"/>
+      <w:r>
+        <w:rPr>
+          <w:lang w:val="en-US"/>
+        </w:rPr>
+        <w:t xml:space="preserve"> </w:t>
       </w:r>
     </w:p>
     <w:p>
@@ -12869,7 +15461,23 @@
           <w:rFonts w:ascii="Times New Roman" w:hAnsi="Times New Roman" w:cs="Times New Roman"/>
           <w:kern w:val="0"/>
         </w:rPr>
-        <w:t xml:space="preserve"> freqMap </w:t>
+        <w:t xml:space="preserve"> </w:t>
+      </w:r>
+      <w:proofErr w:type="spellStart"/>
+      <w:r>
+        <w:rPr>
+          <w:rFonts w:ascii="Times New Roman" w:hAnsi="Times New Roman" w:cs="Times New Roman"/>
+          <w:kern w:val="0"/>
+        </w:rPr>
+        <w:t>freqMap</w:t>
+      </w:r>
+      <w:proofErr w:type="spellEnd"/>
+      <w:r>
+        <w:rPr>
+          <w:rFonts w:ascii="Times New Roman" w:hAnsi="Times New Roman" w:cs="Times New Roman"/>
+          <w:kern w:val="0"/>
+        </w:rPr>
+        <w:t xml:space="preserve"> </w:t>
       </w:r>
       <w:r>
         <w:rPr>
@@ -12884,7 +15492,15 @@
           <w:rFonts w:ascii="Times New Roman" w:hAnsi="Times New Roman" w:cs="Times New Roman"/>
           <w:kern w:val="0"/>
         </w:rPr>
-        <w:t xml:space="preserve"> Stream</w:t>
+        <w:t xml:space="preserve"> </w:t>
+      </w:r>
+      <w:proofErr w:type="spellStart"/>
+      <w:r>
+        <w:rPr>
+          <w:rFonts w:ascii="Times New Roman" w:hAnsi="Times New Roman" w:cs="Times New Roman"/>
+          <w:kern w:val="0"/>
+        </w:rPr>
+        <w:t>Stream</w:t>
       </w:r>
       <w:r>
         <w:rPr>
@@ -12902,6 +15518,7 @@
         </w:rPr>
         <w:t>of</w:t>
       </w:r>
+      <w:proofErr w:type="spellEnd"/>
       <w:r>
         <w:rPr>
           <w:rFonts w:ascii="Times New Roman" w:hAnsi="Times New Roman" w:cs="Times New Roman"/>
@@ -12910,6 +15527,7 @@
         </w:rPr>
         <w:t>(</w:t>
       </w:r>
+      <w:proofErr w:type="spellStart"/>
       <w:r>
         <w:rPr>
           <w:rFonts w:ascii="Times New Roman" w:hAnsi="Times New Roman" w:cs="Times New Roman"/>
@@ -12933,6 +15551,7 @@
         </w:rPr>
         <w:t>split</w:t>
       </w:r>
+      <w:proofErr w:type="spellEnd"/>
       <w:r>
         <w:rPr>
           <w:rFonts w:ascii="Times New Roman" w:hAnsi="Times New Roman" w:cs="Times New Roman"/>
@@ -12984,6 +15603,7 @@
         </w:rPr>
         <w:t>(</w:t>
       </w:r>
+      <w:proofErr w:type="spellStart"/>
       <w:r>
         <w:rPr>
           <w:rFonts w:ascii="Times New Roman" w:hAnsi="Times New Roman" w:cs="Times New Roman"/>
@@ -13007,6 +15627,7 @@
         </w:rPr>
         <w:t>groupingBy</w:t>
       </w:r>
+      <w:proofErr w:type="spellEnd"/>
       <w:r>
         <w:rPr>
           <w:rFonts w:ascii="Times New Roman" w:hAnsi="Times New Roman" w:cs="Times New Roman"/>
@@ -13015,6 +15636,7 @@
         </w:rPr>
         <w:t>(</w:t>
       </w:r>
+      <w:proofErr w:type="spellStart"/>
       <w:r>
         <w:rPr>
           <w:rFonts w:ascii="Times New Roman" w:hAnsi="Times New Roman" w:cs="Times New Roman"/>
@@ -13038,6 +15660,7 @@
         </w:rPr>
         <w:t>identity</w:t>
       </w:r>
+      <w:proofErr w:type="spellEnd"/>
       <w:r>
         <w:rPr>
           <w:rFonts w:ascii="Times New Roman" w:hAnsi="Times New Roman" w:cs="Times New Roman"/>
@@ -13066,7 +15689,15 @@
           <w:rFonts w:ascii="Times New Roman" w:hAnsi="Times New Roman" w:cs="Times New Roman"/>
           <w:kern w:val="0"/>
         </w:rPr>
-        <w:t xml:space="preserve"> Collectors</w:t>
+        <w:t xml:space="preserve"> </w:t>
+      </w:r>
+      <w:proofErr w:type="spellStart"/>
+      <w:r>
+        <w:rPr>
+          <w:rFonts w:ascii="Times New Roman" w:hAnsi="Times New Roman" w:cs="Times New Roman"/>
+          <w:kern w:val="0"/>
+        </w:rPr>
+        <w:t>Collectors</w:t>
       </w:r>
       <w:r>
         <w:rPr>
@@ -13084,6 +15715,7 @@
         </w:rPr>
         <w:t>counting</w:t>
       </w:r>
+      <w:proofErr w:type="spellEnd"/>
       <w:r>
         <w:rPr>
           <w:rFonts w:ascii="Times New Roman" w:hAnsi="Times New Roman" w:cs="Times New Roman"/>
@@ -13143,7 +15775,15 @@
           <w:rFonts w:ascii="Times New Roman" w:hAnsi="Times New Roman" w:cs="Times New Roman"/>
           <w:kern w:val="0"/>
         </w:rPr>
-        <w:t xml:space="preserve">        freqMap</w:t>
+        <w:t xml:space="preserve">        </w:t>
+      </w:r>
+      <w:proofErr w:type="spellStart"/>
+      <w:r>
+        <w:rPr>
+          <w:rFonts w:ascii="Times New Roman" w:hAnsi="Times New Roman" w:cs="Times New Roman"/>
+          <w:kern w:val="0"/>
+        </w:rPr>
+        <w:t>freqMap</w:t>
       </w:r>
       <w:r>
         <w:rPr>
@@ -13161,6 +15801,7 @@
         </w:rPr>
         <w:t>entrySet</w:t>
       </w:r>
+      <w:proofErr w:type="spellEnd"/>
       <w:r>
         <w:rPr>
           <w:rFonts w:ascii="Times New Roman" w:hAnsi="Times New Roman" w:cs="Times New Roman"/>
@@ -13185,6 +15826,7 @@
         </w:rPr>
         <w:t>().</w:t>
       </w:r>
+      <w:proofErr w:type="spellStart"/>
       <w:r>
         <w:rPr>
           <w:rFonts w:ascii="Times New Roman" w:hAnsi="Times New Roman" w:cs="Times New Roman"/>
@@ -13193,6 +15835,7 @@
         </w:rPr>
         <w:t>forEach</w:t>
       </w:r>
+      <w:proofErr w:type="spellEnd"/>
       <w:r>
         <w:rPr>
           <w:rFonts w:ascii="Times New Roman" w:hAnsi="Times New Roman" w:cs="Times New Roman"/>
@@ -13201,6 +15844,7 @@
         </w:rPr>
         <w:t>(</w:t>
       </w:r>
+      <w:proofErr w:type="spellStart"/>
       <w:r>
         <w:rPr>
           <w:rFonts w:ascii="Times New Roman" w:hAnsi="Times New Roman" w:cs="Times New Roman"/>
@@ -13224,6 +15868,7 @@
         </w:rPr>
         <w:t>out</w:t>
       </w:r>
+      <w:proofErr w:type="spellEnd"/>
       <w:r>
         <w:rPr>
           <w:rFonts w:ascii="Times New Roman" w:hAnsi="Times New Roman" w:cs="Times New Roman"/>
@@ -13232,6 +15877,7 @@
         </w:rPr>
         <w:t>::</w:t>
       </w:r>
+      <w:proofErr w:type="spellStart"/>
       <w:r>
         <w:rPr>
           <w:rFonts w:ascii="Times New Roman" w:hAnsi="Times New Roman" w:cs="Times New Roman"/>
@@ -13239,6 +15885,7 @@
         </w:rPr>
         <w:t>println</w:t>
       </w:r>
+      <w:proofErr w:type="spellEnd"/>
       <w:r>
         <w:rPr>
           <w:rFonts w:ascii="Times New Roman" w:hAnsi="Times New Roman" w:cs="Times New Roman"/>
@@ -13283,8 +15930,13 @@
       </w:pPr>
     </w:p>
     <w:p>
-      <w:r>
-        <w:t>Function.identity()</w:t>
+      <w:proofErr w:type="spellStart"/>
+      <w:r>
+        <w:t>Function.identity</w:t>
+      </w:r>
+      <w:proofErr w:type="spellEnd"/>
+      <w:r>
+        <w:t>()</w:t>
       </w:r>
       <w:r>
         <w:t xml:space="preserve"> </w:t>
@@ -13302,27 +15954,49 @@
         <w:t xml:space="preserve"> the same </w:t>
       </w:r>
       <w:r>
-        <w:t>as it takes an i/p</w:t>
-      </w:r>
-    </w:p>
-    <w:p>
-      <w:pPr>
-        <w:rPr>
-          <w:lang w:val="en-US"/>
-        </w:rPr>
-      </w:pPr>
-    </w:p>
-    <w:p>
-      <w:pPr>
-        <w:rPr>
-          <w:lang w:val="en-US"/>
-        </w:rPr>
-      </w:pPr>
-      <w:r>
-        <w:rPr>
-          <w:lang w:val="en-US"/>
-        </w:rPr>
-        <w:t xml:space="preserve">O/p : </w:t>
+        <w:t xml:space="preserve">as it takes an </w:t>
+      </w:r>
+      <w:proofErr w:type="spellStart"/>
+      <w:r>
+        <w:t>i</w:t>
+      </w:r>
+      <w:proofErr w:type="spellEnd"/>
+      <w:r>
+        <w:t>/p</w:t>
+      </w:r>
+    </w:p>
+    <w:p>
+      <w:pPr>
+        <w:rPr>
+          <w:lang w:val="en-US"/>
+        </w:rPr>
+      </w:pPr>
+    </w:p>
+    <w:p>
+      <w:pPr>
+        <w:rPr>
+          <w:lang w:val="en-US"/>
+        </w:rPr>
+      </w:pPr>
+      <w:r>
+        <w:rPr>
+          <w:lang w:val="en-US"/>
+        </w:rPr>
+        <w:t>O/</w:t>
+      </w:r>
+      <w:proofErr w:type="gramStart"/>
+      <w:r>
+        <w:rPr>
+          <w:lang w:val="en-US"/>
+        </w:rPr>
+        <w:t>p :</w:t>
+      </w:r>
+      <w:proofErr w:type="gramEnd"/>
+      <w:r>
+        <w:rPr>
+          <w:lang w:val="en-US"/>
+        </w:rPr>
+        <w:t xml:space="preserve"> </w:t>
       </w:r>
     </w:p>
     <w:p>
@@ -13402,7 +16076,7 @@
 </file>
 
 <file path=word/numbering.xml><?xml version="1.0" encoding="utf-8"?>
-<w:numbering xmlns:wpc="http://schemas.microsoft.com/office/word/2010/wordprocessingCanvas" xmlns:cx="http://schemas.microsoft.com/office/drawing/2014/chartex" xmlns:cx1="http://schemas.microsoft.com/office/drawing/2015/9/8/chartex" xmlns:cx2="http://schemas.microsoft.com/office/drawing/2015/10/21/chartex" xmlns:cx3="http://schemas.microsoft.com/office/drawing/2016/5/9/chartex" xmlns:cx4="http://schemas.microsoft.com/office/drawing/2016/5/10/chartex" xmlns:cx5="http://schemas.microsoft.com/office/drawing/2016/5/11/chartex" xmlns:cx6="http://schemas.microsoft.com/office/drawing/2016/5/12/chartex" xmlns:cx7="http://schemas.microsoft.com/office/drawing/2016/5/13/chartex" xmlns:cx8="http://schemas.microsoft.com/office/drawing/2016/5/14/chartex" xmlns:mc="http://schemas.openxmlformats.org/markup-compatibility/2006" xmlns:aink="http://schemas.microsoft.com/office/drawing/2016/ink" xmlns:am3d="http://schemas.microsoft.com/office/drawing/2017/model3d" xmlns:o="urn:schemas-microsoft-com:office:office" xmlns:oel="http://schemas.microsoft.com/office/2019/extlst" xmlns:r="http://schemas.openxmlformats.org/officeDocument/2006/relationships" xmlns:m="http://schemas.openxmlformats.org/officeDocument/2006/math" xmlns:v="urn:schemas-microsoft-com:vml" xmlns:wp14="http://schemas.microsoft.com/office/word/2010/wordprocessingDrawing" xmlns:wp="http://schemas.openxmlformats.org/drawingml/2006/wordprocessingDrawing" xmlns:w10="urn:schemas-microsoft-com:office:word" xmlns:w="http://schemas.openxmlformats.org/wordprocessingml/2006/main" xmlns:w14="http://schemas.microsoft.com/office/word/2010/wordml" xmlns:w15="http://schemas.microsoft.com/office/word/2012/wordml" xmlns:w16cex="http://schemas.microsoft.com/office/word/2018/wordml/cex" xmlns:w16cid="http://schemas.microsoft.com/office/word/2016/wordml/cid" xmlns:w16="http://schemas.microsoft.com/office/word/2018/wordml" xmlns:w16sdtdh="http://schemas.microsoft.com/office/word/2020/wordml/sdtdatahash" xmlns:w16se="http://schemas.microsoft.com/office/word/2015/wordml/symex" xmlns:wpg="http://schemas.microsoft.com/office/word/2010/wordprocessingGroup" xmlns:wpi="http://schemas.microsoft.com/office/word/2010/wordprocessingInk" xmlns:wne="http://schemas.microsoft.com/office/word/2006/wordml" xmlns:wps="http://schemas.microsoft.com/office/word/2010/wordprocessingShape" mc:Ignorable="w14 w15 w16se w16cid w16 w16cex w16sdtdh wp14">
+<w:numbering xmlns:wpc="http://schemas.microsoft.com/office/word/2010/wordprocessingCanvas" xmlns:cx="http://schemas.microsoft.com/office/drawing/2014/chartex" xmlns:cx1="http://schemas.microsoft.com/office/drawing/2015/9/8/chartex" xmlns:cx2="http://schemas.microsoft.com/office/drawing/2015/10/21/chartex" xmlns:cx3="http://schemas.microsoft.com/office/drawing/2016/5/9/chartex" xmlns:cx4="http://schemas.microsoft.com/office/drawing/2016/5/10/chartex" xmlns:cx5="http://schemas.microsoft.com/office/drawing/2016/5/11/chartex" xmlns:cx6="http://schemas.microsoft.com/office/drawing/2016/5/12/chartex" xmlns:cx7="http://schemas.microsoft.com/office/drawing/2016/5/13/chartex" xmlns:cx8="http://schemas.microsoft.com/office/drawing/2016/5/14/chartex" xmlns:mc="http://schemas.openxmlformats.org/markup-compatibility/2006" xmlns:aink="http://schemas.microsoft.com/office/drawing/2016/ink" xmlns:am3d="http://schemas.microsoft.com/office/drawing/2017/model3d" xmlns:o="urn:schemas-microsoft-com:office:office" xmlns:oel="http://schemas.microsoft.com/office/2019/extlst" xmlns:r="http://schemas.openxmlformats.org/officeDocument/2006/relationships" xmlns:m="http://schemas.openxmlformats.org/officeDocument/2006/math" xmlns:v="urn:schemas-microsoft-com:vml" xmlns:wp14="http://schemas.microsoft.com/office/word/2010/wordprocessingDrawing" xmlns:wp="http://schemas.openxmlformats.org/drawingml/2006/wordprocessingDrawing" xmlns:w10="urn:schemas-microsoft-com:office:word" xmlns:w="http://schemas.openxmlformats.org/wordprocessingml/2006/main" xmlns:w14="http://schemas.microsoft.com/office/word/2010/wordml" xmlns:w15="http://schemas.microsoft.com/office/word/2012/wordml" xmlns:w16cex="http://schemas.microsoft.com/office/word/2018/wordml/cex" xmlns:w16cid="http://schemas.microsoft.com/office/word/2016/wordml/cid" xmlns:w16="http://schemas.microsoft.com/office/word/2018/wordml" xmlns:w16du="http://schemas.microsoft.com/office/word/2023/wordml/word16du" xmlns:w16sdtdh="http://schemas.microsoft.com/office/word/2020/wordml/sdtdatahash" xmlns:w16sdtfl="http://schemas.microsoft.com/office/word/2024/wordml/sdtformatlock" xmlns:w16se="http://schemas.microsoft.com/office/word/2015/wordml/symex" xmlns:wpg="http://schemas.microsoft.com/office/word/2010/wordprocessingGroup" xmlns:wpi="http://schemas.microsoft.com/office/word/2010/wordprocessingInk" xmlns:wne="http://schemas.microsoft.com/office/word/2006/wordml" xmlns:wps="http://schemas.microsoft.com/office/word/2010/wordprocessingShape" mc:Ignorable="w14 w15 w16se w16cid w16 w16cex w16sdtdh w16sdtfl w16du wp14">
   <w:abstractNum w:abstractNumId="0" w15:restartNumberingAfterBreak="0">
     <w:nsid w:val="0ED11F8C"/>
     <w:multiLevelType w:val="hybridMultilevel"/>
@@ -13759,7 +16433,7 @@
 </file>
 
 <file path=word/styles.xml><?xml version="1.0" encoding="utf-8"?>
-<w:styles xmlns:mc="http://schemas.openxmlformats.org/markup-compatibility/2006" xmlns:r="http://schemas.openxmlformats.org/officeDocument/2006/relationships" xmlns:w="http://schemas.openxmlformats.org/wordprocessingml/2006/main" xmlns:w14="http://schemas.microsoft.com/office/word/2010/wordml" xmlns:w15="http://schemas.microsoft.com/office/word/2012/wordml" xmlns:w16cex="http://schemas.microsoft.com/office/word/2018/wordml/cex" xmlns:w16cid="http://schemas.microsoft.com/office/word/2016/wordml/cid" xmlns:w16="http://schemas.microsoft.com/office/word/2018/wordml" xmlns:w16sdtdh="http://schemas.microsoft.com/office/word/2020/wordml/sdtdatahash" xmlns:w16se="http://schemas.microsoft.com/office/word/2015/wordml/symex" mc:Ignorable="w14 w15 w16se w16cid w16 w16cex w16sdtdh">
+<w:styles xmlns:mc="http://schemas.openxmlformats.org/markup-compatibility/2006" xmlns:r="http://schemas.openxmlformats.org/officeDocument/2006/relationships" xmlns:w="http://schemas.openxmlformats.org/wordprocessingml/2006/main" xmlns:w14="http://schemas.microsoft.com/office/word/2010/wordml" xmlns:w15="http://schemas.microsoft.com/office/word/2012/wordml" xmlns:w16cex="http://schemas.microsoft.com/office/word/2018/wordml/cex" xmlns:w16cid="http://schemas.microsoft.com/office/word/2016/wordml/cid" xmlns:w16="http://schemas.microsoft.com/office/word/2018/wordml" xmlns:w16du="http://schemas.microsoft.com/office/word/2023/wordml/word16du" xmlns:w16sdtdh="http://schemas.microsoft.com/office/word/2020/wordml/sdtdatahash" xmlns:w16sdtfl="http://schemas.microsoft.com/office/word/2024/wordml/sdtformatlock" xmlns:w16se="http://schemas.microsoft.com/office/word/2015/wordml/symex" mc:Ignorable="w14 w15 w16se w16cid w16 w16cex w16sdtdh w16sdtfl w16du">
   <w:docDefaults>
     <w:rPrDefault>
       <w:rPr>
@@ -14655,4 +17329,10 @@
     </a:ext>
   </a:extLst>
 </a:theme>
+</file>
+
+<file path=docMetadata/LabelInfo.xml><?xml version="1.0" encoding="utf-8"?>
+<clbl:labelList xmlns:clbl="http://schemas.microsoft.com/office/2020/mipLabelMetadata">
+  <clbl:label id="{6f6b1f18-f556-4b39-a158-6b6d47ff40df}" enabled="1" method="Standard" siteId="{f5d3bd9c-a8c2-4efc-9493-ddf2d4b42f17}" contentBits="0" removed="0"/>
+</clbl:labelList>
 </file>